--- a/docs/QC_Tool_manual.docx
+++ b/docs/QC_Tool_manual.docx
@@ -43,7 +43,7 @@
           <w:sz w:val="21"/>
           <w:szCs w:val="21"/>
         </w:rPr>
-        <w:id w:val="3404773"/>
+        <w:id w:val="141004838"/>
         <w:docPartObj>
           <w:docPartGallery w:val="Table of Contents"/>
           <w:docPartUnique/>
@@ -83,7 +83,7 @@
           <w:r>
             <w:fldChar w:fldCharType="separate"/>
           </w:r>
-          <w:hyperlink w:anchor="_Toc243914107" w:history="1">
+          <w:hyperlink w:anchor="_Toc243921623" w:history="1">
             <w:r>
               <w:rPr>
                 <w:rStyle w:val="Hyperlink"/>
@@ -110,7 +110,7 @@
                 <w:noProof/>
                 <w:webHidden/>
               </w:rPr>
-              <w:instrText xml:space="preserve"> PAGEREF _Toc243914107 \h </w:instrText>
+              <w:instrText xml:space="preserve"> PAGEREF _Toc243921623 \h </w:instrText>
             </w:r>
             <w:r>
               <w:rPr>
@@ -156,7 +156,7 @@
               <w14:ligatures w14:val="standardContextual"/>
             </w:rPr>
           </w:pPr>
-          <w:hyperlink w:anchor="_Toc243914108" w:history="1">
+          <w:hyperlink w:anchor="_Toc243921624" w:history="1">
             <w:r>
               <w:rPr>
                 <w:rStyle w:val="Hyperlink"/>
@@ -183,7 +183,7 @@
                 <w:noProof/>
                 <w:webHidden/>
               </w:rPr>
-              <w:instrText xml:space="preserve"> PAGEREF _Toc243914108 \h </w:instrText>
+              <w:instrText xml:space="preserve"> PAGEREF _Toc243921624 \h </w:instrText>
             </w:r>
             <w:r>
               <w:rPr>
@@ -229,7 +229,7 @@
               <w14:ligatures w14:val="standardContextual"/>
             </w:rPr>
           </w:pPr>
-          <w:hyperlink w:anchor="_Toc243914109" w:history="1">
+          <w:hyperlink w:anchor="_Toc243921625" w:history="1">
             <w:r>
               <w:rPr>
                 <w:rStyle w:val="Hyperlink"/>
@@ -256,7 +256,7 @@
                 <w:noProof/>
                 <w:webHidden/>
               </w:rPr>
-              <w:instrText xml:space="preserve"> PAGEREF _Toc243914109 \h </w:instrText>
+              <w:instrText xml:space="preserve"> PAGEREF _Toc243921625 \h </w:instrText>
             </w:r>
             <w:r>
               <w:rPr>
@@ -302,7 +302,7 @@
               <w14:ligatures w14:val="standardContextual"/>
             </w:rPr>
           </w:pPr>
-          <w:hyperlink w:anchor="_Toc243914110" w:history="1">
+          <w:hyperlink w:anchor="_Toc243921626" w:history="1">
             <w:r>
               <w:rPr>
                 <w:rStyle w:val="Hyperlink"/>
@@ -329,7 +329,7 @@
                 <w:noProof/>
                 <w:webHidden/>
               </w:rPr>
-              <w:instrText xml:space="preserve"> PAGEREF _Toc243914110 \h </w:instrText>
+              <w:instrText xml:space="preserve"> PAGEREF _Toc243921626 \h </w:instrText>
             </w:r>
             <w:r>
               <w:rPr>
@@ -375,7 +375,7 @@
               <w14:ligatures w14:val="standardContextual"/>
             </w:rPr>
           </w:pPr>
-          <w:hyperlink w:anchor="_Toc243914111" w:history="1">
+          <w:hyperlink w:anchor="_Toc243921627" w:history="1">
             <w:r>
               <w:rPr>
                 <w:rStyle w:val="Hyperlink"/>
@@ -402,7 +402,7 @@
                 <w:noProof/>
                 <w:webHidden/>
               </w:rPr>
-              <w:instrText xml:space="preserve"> PAGEREF _Toc243914111 \h </w:instrText>
+              <w:instrText xml:space="preserve"> PAGEREF _Toc243921627 \h </w:instrText>
             </w:r>
             <w:r>
               <w:rPr>
@@ -448,7 +448,7 @@
               <w14:ligatures w14:val="standardContextual"/>
             </w:rPr>
           </w:pPr>
-          <w:hyperlink w:anchor="_Toc243914112" w:history="1">
+          <w:hyperlink w:anchor="_Toc243921628" w:history="1">
             <w:r>
               <w:rPr>
                 <w:rStyle w:val="Hyperlink"/>
@@ -483,7 +483,7 @@
                 <w:noProof/>
                 <w:webHidden/>
               </w:rPr>
-              <w:instrText xml:space="preserve"> PAGEREF _Toc243914112 \h </w:instrText>
+              <w:instrText xml:space="preserve"> PAGEREF _Toc243921628 \h </w:instrText>
             </w:r>
             <w:r>
               <w:rPr>
@@ -529,7 +529,7 @@
               <w14:ligatures w14:val="standardContextual"/>
             </w:rPr>
           </w:pPr>
-          <w:hyperlink w:anchor="_Toc243914113" w:history="1">
+          <w:hyperlink w:anchor="_Toc243921629" w:history="1">
             <w:r>
               <w:rPr>
                 <w:rStyle w:val="Hyperlink"/>
@@ -556,7 +556,7 @@
                 <w:noProof/>
                 <w:webHidden/>
               </w:rPr>
-              <w:instrText xml:space="preserve"> PAGEREF _Toc243914113 \h </w:instrText>
+              <w:instrText xml:space="preserve"> PAGEREF _Toc243921629 \h </w:instrText>
             </w:r>
             <w:r>
               <w:rPr>
@@ -602,7 +602,7 @@
               <w14:ligatures w14:val="standardContextual"/>
             </w:rPr>
           </w:pPr>
-          <w:hyperlink w:anchor="_Toc243914114" w:history="1">
+          <w:hyperlink w:anchor="_Toc243921630" w:history="1">
             <w:r>
               <w:rPr>
                 <w:rStyle w:val="Hyperlink"/>
@@ -629,7 +629,7 @@
                 <w:noProof/>
                 <w:webHidden/>
               </w:rPr>
-              <w:instrText xml:space="preserve"> PAGEREF _Toc243914114 \h </w:instrText>
+              <w:instrText xml:space="preserve"> PAGEREF _Toc243921630 \h </w:instrText>
             </w:r>
             <w:r>
               <w:rPr>
@@ -675,7 +675,7 @@
               <w14:ligatures w14:val="standardContextual"/>
             </w:rPr>
           </w:pPr>
-          <w:hyperlink w:anchor="_Toc243914115" w:history="1">
+          <w:hyperlink w:anchor="_Toc243921631" w:history="1">
             <w:r>
               <w:rPr>
                 <w:rStyle w:val="Hyperlink"/>
@@ -702,7 +702,7 @@
                 <w:noProof/>
                 <w:webHidden/>
               </w:rPr>
-              <w:instrText xml:space="preserve"> PAGEREF _Toc243914115 \h </w:instrText>
+              <w:instrText xml:space="preserve"> PAGEREF _Toc243921631 \h </w:instrText>
             </w:r>
             <w:r>
               <w:rPr>
@@ -748,7 +748,7 @@
               <w14:ligatures w14:val="standardContextual"/>
             </w:rPr>
           </w:pPr>
-          <w:hyperlink w:anchor="_Toc243914116" w:history="1">
+          <w:hyperlink w:anchor="_Toc243921632" w:history="1">
             <w:r>
               <w:rPr>
                 <w:rStyle w:val="Hyperlink"/>
@@ -775,7 +775,7 @@
                 <w:noProof/>
                 <w:webHidden/>
               </w:rPr>
-              <w:instrText xml:space="preserve"> PAGEREF _Toc243914116 \h </w:instrText>
+              <w:instrText xml:space="preserve"> PAGEREF _Toc243921632 \h </w:instrText>
             </w:r>
             <w:r>
               <w:rPr>
@@ -821,7 +821,7 @@
               <w14:ligatures w14:val="standardContextual"/>
             </w:rPr>
           </w:pPr>
-          <w:hyperlink w:anchor="_Toc243914117" w:history="1">
+          <w:hyperlink w:anchor="_Toc243921633" w:history="1">
             <w:r>
               <w:rPr>
                 <w:rStyle w:val="Hyperlink"/>
@@ -848,7 +848,7 @@
                 <w:noProof/>
                 <w:webHidden/>
               </w:rPr>
-              <w:instrText xml:space="preserve"> PAGEREF _Toc243914117 \h </w:instrText>
+              <w:instrText xml:space="preserve"> PAGEREF _Toc243921633 \h </w:instrText>
             </w:r>
             <w:r>
               <w:rPr>
@@ -894,7 +894,7 @@
               <w14:ligatures w14:val="standardContextual"/>
             </w:rPr>
           </w:pPr>
-          <w:hyperlink w:anchor="_Toc243914118" w:history="1">
+          <w:hyperlink w:anchor="_Toc243921634" w:history="1">
             <w:r>
               <w:rPr>
                 <w:rStyle w:val="Hyperlink"/>
@@ -921,7 +921,7 @@
                 <w:noProof/>
                 <w:webHidden/>
               </w:rPr>
-              <w:instrText xml:space="preserve"> PAGEREF _Toc243914118 \h </w:instrText>
+              <w:instrText xml:space="preserve"> PAGEREF _Toc243921634 \h </w:instrText>
             </w:r>
             <w:r>
               <w:rPr>
@@ -967,7 +967,7 @@
               <w14:ligatures w14:val="standardContextual"/>
             </w:rPr>
           </w:pPr>
-          <w:hyperlink w:anchor="_Toc243914119" w:history="1">
+          <w:hyperlink w:anchor="_Toc243921635" w:history="1">
             <w:r>
               <w:rPr>
                 <w:rStyle w:val="Hyperlink"/>
@@ -994,7 +994,7 @@
                 <w:noProof/>
                 <w:webHidden/>
               </w:rPr>
-              <w:instrText xml:space="preserve"> PAGEREF _Toc243914119 \h </w:instrText>
+              <w:instrText xml:space="preserve"> PAGEREF _Toc243921635 \h </w:instrText>
             </w:r>
             <w:r>
               <w:rPr>
@@ -1040,7 +1040,7 @@
               <w14:ligatures w14:val="standardContextual"/>
             </w:rPr>
           </w:pPr>
-          <w:hyperlink w:anchor="_Toc243914120" w:history="1">
+          <w:hyperlink w:anchor="_Toc243921636" w:history="1">
             <w:r>
               <w:rPr>
                 <w:rStyle w:val="Hyperlink"/>
@@ -1067,7 +1067,7 @@
                 <w:noProof/>
                 <w:webHidden/>
               </w:rPr>
-              <w:instrText xml:space="preserve"> PAGEREF _Toc243914120 \h </w:instrText>
+              <w:instrText xml:space="preserve"> PAGEREF _Toc243921636 \h </w:instrText>
             </w:r>
             <w:r>
               <w:rPr>
@@ -1113,7 +1113,7 @@
               <w14:ligatures w14:val="standardContextual"/>
             </w:rPr>
           </w:pPr>
-          <w:hyperlink w:anchor="_Toc243914121" w:history="1">
+          <w:hyperlink w:anchor="_Toc243921637" w:history="1">
             <w:r>
               <w:rPr>
                 <w:rStyle w:val="Hyperlink"/>
@@ -1140,7 +1140,7 @@
                 <w:noProof/>
                 <w:webHidden/>
               </w:rPr>
-              <w:instrText xml:space="preserve"> PAGEREF _Toc243914121 \h </w:instrText>
+              <w:instrText xml:space="preserve"> PAGEREF _Toc243921637 \h </w:instrText>
             </w:r>
             <w:r>
               <w:rPr>
@@ -1186,7 +1186,7 @@
               <w14:ligatures w14:val="standardContextual"/>
             </w:rPr>
           </w:pPr>
-          <w:hyperlink w:anchor="_Toc243914122" w:history="1">
+          <w:hyperlink w:anchor="_Toc243921638" w:history="1">
             <w:r>
               <w:rPr>
                 <w:rStyle w:val="Hyperlink"/>
@@ -1213,7 +1213,7 @@
                 <w:noProof/>
                 <w:webHidden/>
               </w:rPr>
-              <w:instrText xml:space="preserve"> PAGEREF _Toc243914122 \h </w:instrText>
+              <w:instrText xml:space="preserve"> PAGEREF _Toc243921638 \h </w:instrText>
             </w:r>
             <w:r>
               <w:rPr>
@@ -1259,7 +1259,7 @@
               <w14:ligatures w14:val="standardContextual"/>
             </w:rPr>
           </w:pPr>
-          <w:hyperlink w:anchor="_Toc243914123" w:history="1">
+          <w:hyperlink w:anchor="_Toc243921639" w:history="1">
             <w:r>
               <w:rPr>
                 <w:rStyle w:val="Hyperlink"/>
@@ -1286,7 +1286,7 @@
                 <w:noProof/>
                 <w:webHidden/>
               </w:rPr>
-              <w:instrText xml:space="preserve"> PAGEREF _Toc243914123 \h </w:instrText>
+              <w:instrText xml:space="preserve"> PAGEREF _Toc243921639 \h </w:instrText>
             </w:r>
             <w:r>
               <w:rPr>
@@ -1332,7 +1332,7 @@
               <w14:ligatures w14:val="standardContextual"/>
             </w:rPr>
           </w:pPr>
-          <w:hyperlink w:anchor="_Toc243914124" w:history="1">
+          <w:hyperlink w:anchor="_Toc243921640" w:history="1">
             <w:r>
               <w:rPr>
                 <w:rStyle w:val="Hyperlink"/>
@@ -1359,7 +1359,7 @@
                 <w:noProof/>
                 <w:webHidden/>
               </w:rPr>
-              <w:instrText xml:space="preserve"> PAGEREF _Toc243914124 \h </w:instrText>
+              <w:instrText xml:space="preserve"> PAGEREF _Toc243921640 \h </w:instrText>
             </w:r>
             <w:r>
               <w:rPr>
@@ -1405,7 +1405,7 @@
               <w14:ligatures w14:val="standardContextual"/>
             </w:rPr>
           </w:pPr>
-          <w:hyperlink w:anchor="_Toc243914125" w:history="1">
+          <w:hyperlink w:anchor="_Toc243921641" w:history="1">
             <w:r>
               <w:rPr>
                 <w:rStyle w:val="Hyperlink"/>
@@ -1432,7 +1432,7 @@
                 <w:noProof/>
                 <w:webHidden/>
               </w:rPr>
-              <w:instrText xml:space="preserve"> PAGEREF _Toc243914125 \h </w:instrText>
+              <w:instrText xml:space="preserve"> PAGEREF _Toc243921641 \h </w:instrText>
             </w:r>
             <w:r>
               <w:rPr>
@@ -1478,7 +1478,7 @@
               <w14:ligatures w14:val="standardContextual"/>
             </w:rPr>
           </w:pPr>
-          <w:hyperlink w:anchor="_Toc243914126" w:history="1">
+          <w:hyperlink w:anchor="_Toc243921642" w:history="1">
             <w:r>
               <w:rPr>
                 <w:rStyle w:val="Hyperlink"/>
@@ -1505,7 +1505,7 @@
                 <w:noProof/>
                 <w:webHidden/>
               </w:rPr>
-              <w:instrText xml:space="preserve"> PAGEREF _Toc243914126 \h </w:instrText>
+              <w:instrText xml:space="preserve"> PAGEREF _Toc243921642 \h </w:instrText>
             </w:r>
             <w:r>
               <w:rPr>
@@ -1551,7 +1551,7 @@
               <w14:ligatures w14:val="standardContextual"/>
             </w:rPr>
           </w:pPr>
-          <w:hyperlink w:anchor="_Toc243914127" w:history="1">
+          <w:hyperlink w:anchor="_Toc243921643" w:history="1">
             <w:r>
               <w:rPr>
                 <w:rStyle w:val="Hyperlink"/>
@@ -1578,7 +1578,7 @@
                 <w:noProof/>
                 <w:webHidden/>
               </w:rPr>
-              <w:instrText xml:space="preserve"> PAGEREF _Toc243914127 \h </w:instrText>
+              <w:instrText xml:space="preserve"> PAGEREF _Toc243921643 \h </w:instrText>
             </w:r>
             <w:r>
               <w:rPr>
@@ -1624,7 +1624,7 @@
               <w14:ligatures w14:val="standardContextual"/>
             </w:rPr>
           </w:pPr>
-          <w:hyperlink w:anchor="_Toc243914128" w:history="1">
+          <w:hyperlink w:anchor="_Toc243921644" w:history="1">
             <w:r>
               <w:rPr>
                 <w:rStyle w:val="Hyperlink"/>
@@ -1651,7 +1651,7 @@
                 <w:noProof/>
                 <w:webHidden/>
               </w:rPr>
-              <w:instrText xml:space="preserve"> PAGEREF _Toc243914128 \h </w:instrText>
+              <w:instrText xml:space="preserve"> PAGEREF _Toc243921644 \h </w:instrText>
             </w:r>
             <w:r>
               <w:rPr>
@@ -1697,7 +1697,7 @@
               <w14:ligatures w14:val="standardContextual"/>
             </w:rPr>
           </w:pPr>
-          <w:hyperlink w:anchor="_Toc243914129" w:history="1">
+          <w:hyperlink w:anchor="_Toc243921645" w:history="1">
             <w:r>
               <w:rPr>
                 <w:rStyle w:val="Hyperlink"/>
@@ -1724,7 +1724,7 @@
                 <w:noProof/>
                 <w:webHidden/>
               </w:rPr>
-              <w:instrText xml:space="preserve"> PAGEREF _Toc243914129 \h </w:instrText>
+              <w:instrText xml:space="preserve"> PAGEREF _Toc243921645 \h </w:instrText>
             </w:r>
             <w:r>
               <w:rPr>
@@ -1770,7 +1770,7 @@
               <w14:ligatures w14:val="standardContextual"/>
             </w:rPr>
           </w:pPr>
-          <w:hyperlink w:anchor="_Toc243914130" w:history="1">
+          <w:hyperlink w:anchor="_Toc243921646" w:history="1">
             <w:r>
               <w:rPr>
                 <w:rStyle w:val="Hyperlink"/>
@@ -1797,7 +1797,7 @@
                 <w:noProof/>
                 <w:webHidden/>
               </w:rPr>
-              <w:instrText xml:space="preserve"> PAGEREF _Toc243914130 \h </w:instrText>
+              <w:instrText xml:space="preserve"> PAGEREF _Toc243921646 \h </w:instrText>
             </w:r>
             <w:r>
               <w:rPr>
@@ -1843,7 +1843,7 @@
               <w14:ligatures w14:val="standardContextual"/>
             </w:rPr>
           </w:pPr>
-          <w:hyperlink w:anchor="_Toc243914131" w:history="1">
+          <w:hyperlink w:anchor="_Toc243921647" w:history="1">
             <w:r>
               <w:rPr>
                 <w:rStyle w:val="Hyperlink"/>
@@ -1870,7 +1870,7 @@
                 <w:noProof/>
                 <w:webHidden/>
               </w:rPr>
-              <w:instrText xml:space="preserve"> PAGEREF _Toc243914131 \h </w:instrText>
+              <w:instrText xml:space="preserve"> PAGEREF _Toc243921647 \h </w:instrText>
             </w:r>
             <w:r>
               <w:rPr>
@@ -1916,7 +1916,7 @@
               <w14:ligatures w14:val="standardContextual"/>
             </w:rPr>
           </w:pPr>
-          <w:hyperlink w:anchor="_Toc243914132" w:history="1">
+          <w:hyperlink w:anchor="_Toc243921648" w:history="1">
             <w:r>
               <w:rPr>
                 <w:rStyle w:val="Hyperlink"/>
@@ -1943,7 +1943,7 @@
                 <w:noProof/>
                 <w:webHidden/>
               </w:rPr>
-              <w:instrText xml:space="preserve"> PAGEREF _Toc243914132 \h </w:instrText>
+              <w:instrText xml:space="preserve"> PAGEREF _Toc243921648 \h </w:instrText>
             </w:r>
             <w:r>
               <w:rPr>
@@ -1989,7 +1989,7 @@
               <w14:ligatures w14:val="standardContextual"/>
             </w:rPr>
           </w:pPr>
-          <w:hyperlink w:anchor="_Toc243914133" w:history="1">
+          <w:hyperlink w:anchor="_Toc243921649" w:history="1">
             <w:r>
               <w:rPr>
                 <w:rStyle w:val="Hyperlink"/>
@@ -2016,7 +2016,7 @@
                 <w:noProof/>
                 <w:webHidden/>
               </w:rPr>
-              <w:instrText xml:space="preserve"> PAGEREF _Toc243914133 \h </w:instrText>
+              <w:instrText xml:space="preserve"> PAGEREF _Toc243921649 \h </w:instrText>
             </w:r>
             <w:r>
               <w:rPr>
@@ -2062,7 +2062,7 @@
               <w14:ligatures w14:val="standardContextual"/>
             </w:rPr>
           </w:pPr>
-          <w:hyperlink w:anchor="_Toc243914134" w:history="1">
+          <w:hyperlink w:anchor="_Toc243921650" w:history="1">
             <w:r>
               <w:rPr>
                 <w:rStyle w:val="Hyperlink"/>
@@ -2089,7 +2089,7 @@
                 <w:noProof/>
                 <w:webHidden/>
               </w:rPr>
-              <w:instrText xml:space="preserve"> PAGEREF _Toc243914134 \h </w:instrText>
+              <w:instrText xml:space="preserve"> PAGEREF _Toc243921650 \h </w:instrText>
             </w:r>
             <w:r>
               <w:rPr>
@@ -2135,7 +2135,7 @@
               <w14:ligatures w14:val="standardContextual"/>
             </w:rPr>
           </w:pPr>
-          <w:hyperlink w:anchor="_Toc243914135" w:history="1">
+          <w:hyperlink w:anchor="_Toc243921651" w:history="1">
             <w:r>
               <w:rPr>
                 <w:rStyle w:val="Hyperlink"/>
@@ -2162,7 +2162,7 @@
                 <w:noProof/>
                 <w:webHidden/>
               </w:rPr>
-              <w:instrText xml:space="preserve"> PAGEREF _Toc243914135 \h </w:instrText>
+              <w:instrText xml:space="preserve"> PAGEREF _Toc243921651 \h </w:instrText>
             </w:r>
             <w:r>
               <w:rPr>
@@ -2208,7 +2208,7 @@
               <w14:ligatures w14:val="standardContextual"/>
             </w:rPr>
           </w:pPr>
-          <w:hyperlink w:anchor="_Toc243914136" w:history="1">
+          <w:hyperlink w:anchor="_Toc243921652" w:history="1">
             <w:r>
               <w:rPr>
                 <w:rStyle w:val="Hyperlink"/>
@@ -2235,7 +2235,7 @@
                 <w:noProof/>
                 <w:webHidden/>
               </w:rPr>
-              <w:instrText xml:space="preserve"> PAGEREF _Toc243914136 \h </w:instrText>
+              <w:instrText xml:space="preserve"> PAGEREF _Toc243921652 \h </w:instrText>
             </w:r>
             <w:r>
               <w:rPr>
@@ -2281,7 +2281,7 @@
               <w14:ligatures w14:val="standardContextual"/>
             </w:rPr>
           </w:pPr>
-          <w:hyperlink w:anchor="_Toc243914137" w:history="1">
+          <w:hyperlink w:anchor="_Toc243921653" w:history="1">
             <w:r>
               <w:rPr>
                 <w:rStyle w:val="Hyperlink"/>
@@ -2308,7 +2308,7 @@
                 <w:noProof/>
                 <w:webHidden/>
               </w:rPr>
-              <w:instrText xml:space="preserve"> PAGEREF _Toc243914137 \h </w:instrText>
+              <w:instrText xml:space="preserve"> PAGEREF _Toc243921653 \h </w:instrText>
             </w:r>
             <w:r>
               <w:rPr>
@@ -2354,7 +2354,7 @@
               <w14:ligatures w14:val="standardContextual"/>
             </w:rPr>
           </w:pPr>
-          <w:hyperlink w:anchor="_Toc243914138" w:history="1">
+          <w:hyperlink w:anchor="_Toc243921654" w:history="1">
             <w:r>
               <w:rPr>
                 <w:rStyle w:val="Hyperlink"/>
@@ -2381,7 +2381,7 @@
                 <w:noProof/>
                 <w:webHidden/>
               </w:rPr>
-              <w:instrText xml:space="preserve"> PAGEREF _Toc243914138 \h </w:instrText>
+              <w:instrText xml:space="preserve"> PAGEREF _Toc243921654 \h </w:instrText>
             </w:r>
             <w:r>
               <w:rPr>
@@ -2427,7 +2427,7 @@
               <w14:ligatures w14:val="standardContextual"/>
             </w:rPr>
           </w:pPr>
-          <w:hyperlink w:anchor="_Toc243914139" w:history="1">
+          <w:hyperlink w:anchor="_Toc243921655" w:history="1">
             <w:r>
               <w:rPr>
                 <w:rStyle w:val="Hyperlink"/>
@@ -2454,7 +2454,7 @@
                 <w:noProof/>
                 <w:webHidden/>
               </w:rPr>
-              <w:instrText xml:space="preserve"> PAGEREF _Toc243914139 \h </w:instrText>
+              <w:instrText xml:space="preserve"> PAGEREF _Toc243921655 \h </w:instrText>
             </w:r>
             <w:r>
               <w:rPr>
@@ -2500,7 +2500,7 @@
               <w14:ligatures w14:val="standardContextual"/>
             </w:rPr>
           </w:pPr>
-          <w:hyperlink w:anchor="_Toc243914140" w:history="1">
+          <w:hyperlink w:anchor="_Toc243921656" w:history="1">
             <w:r>
               <w:rPr>
                 <w:rStyle w:val="Hyperlink"/>
@@ -2527,7 +2527,7 @@
                 <w:noProof/>
                 <w:webHidden/>
               </w:rPr>
-              <w:instrText xml:space="preserve"> PAGEREF _Toc243914140 \h </w:instrText>
+              <w:instrText xml:space="preserve"> PAGEREF _Toc243921656 \h </w:instrText>
             </w:r>
             <w:r>
               <w:rPr>
@@ -2573,7 +2573,7 @@
               <w14:ligatures w14:val="standardContextual"/>
             </w:rPr>
           </w:pPr>
-          <w:hyperlink w:anchor="_Toc243914141" w:history="1">
+          <w:hyperlink w:anchor="_Toc243921657" w:history="1">
             <w:r>
               <w:rPr>
                 <w:rStyle w:val="Hyperlink"/>
@@ -2600,7 +2600,7 @@
                 <w:noProof/>
                 <w:webHidden/>
               </w:rPr>
-              <w:instrText xml:space="preserve"> PAGEREF _Toc243914141 \h </w:instrText>
+              <w:instrText xml:space="preserve"> PAGEREF _Toc243921657 \h </w:instrText>
             </w:r>
             <w:r>
               <w:rPr>
@@ -2646,7 +2646,7 @@
               <w14:ligatures w14:val="standardContextual"/>
             </w:rPr>
           </w:pPr>
-          <w:hyperlink w:anchor="_Toc243914142" w:history="1">
+          <w:hyperlink w:anchor="_Toc243921658" w:history="1">
             <w:r>
               <w:rPr>
                 <w:rStyle w:val="Hyperlink"/>
@@ -2673,7 +2673,7 @@
                 <w:noProof/>
                 <w:webHidden/>
               </w:rPr>
-              <w:instrText xml:space="preserve"> PAGEREF _Toc243914142 \h </w:instrText>
+              <w:instrText xml:space="preserve"> PAGEREF _Toc243921658 \h </w:instrText>
             </w:r>
             <w:r>
               <w:rPr>
@@ -2719,7 +2719,7 @@
               <w14:ligatures w14:val="standardContextual"/>
             </w:rPr>
           </w:pPr>
-          <w:hyperlink w:anchor="_Toc243914143" w:history="1">
+          <w:hyperlink w:anchor="_Toc243921659" w:history="1">
             <w:r>
               <w:rPr>
                 <w:rStyle w:val="Hyperlink"/>
@@ -2746,7 +2746,7 @@
                 <w:noProof/>
                 <w:webHidden/>
               </w:rPr>
-              <w:instrText xml:space="preserve"> PAGEREF _Toc243914143 \h </w:instrText>
+              <w:instrText xml:space="preserve"> PAGEREF _Toc243921659 \h </w:instrText>
             </w:r>
             <w:r>
               <w:rPr>
@@ -2789,7 +2789,7 @@
         <w:pStyle w:val="Heading1"/>
       </w:pPr>
       <w:bookmarkStart w:id="0" w:name="part-1-overview"/>
-      <w:bookmarkStart w:id="1" w:name="_Toc243914107"/>
+      <w:bookmarkStart w:id="1" w:name="_Toc243921623"/>
       <w:r>
         <w:lastRenderedPageBreak/>
         <w:t>Part 1: Overview</w:t>
@@ -2827,7 +2827,7 @@
         <w:pStyle w:val="Heading2"/>
       </w:pPr>
       <w:bookmarkStart w:id="2" w:name="how-it-is-meant-to-be-used"/>
-      <w:bookmarkStart w:id="3" w:name="_Toc243914108"/>
+      <w:bookmarkStart w:id="3" w:name="_Toc243921624"/>
       <w:r>
         <w:t>How it is meant to be used</w:t>
       </w:r>
@@ -3047,7 +3047,7 @@
         <w:pStyle w:val="Heading2"/>
       </w:pPr>
       <w:bookmarkStart w:id="4" w:name="install"/>
-      <w:bookmarkStart w:id="5" w:name="_Toc243914109"/>
+      <w:bookmarkStart w:id="5" w:name="_Toc243921625"/>
       <w:bookmarkEnd w:id="2"/>
       <w:r>
         <w:t>Install</w:t>
@@ -3225,7 +3225,7 @@
         <w:pStyle w:val="Heading2"/>
       </w:pPr>
       <w:bookmarkStart w:id="6" w:name="use-it-the-app"/>
-      <w:bookmarkStart w:id="7" w:name="_Toc243914110"/>
+      <w:bookmarkStart w:id="7" w:name="_Toc243921626"/>
       <w:bookmarkEnd w:id="4"/>
       <w:r>
         <w:t>Use it: the app</w:t>
@@ -3586,7 +3586,7 @@
         <w:pStyle w:val="Heading2"/>
       </w:pPr>
       <w:bookmarkStart w:id="8" w:name="use-it-in-r"/>
-      <w:bookmarkStart w:id="9" w:name="_Toc243914111"/>
+      <w:bookmarkStart w:id="9" w:name="_Toc243921627"/>
       <w:bookmarkEnd w:id="6"/>
       <w:r>
         <w:t>Use it: in R</w:t>
@@ -4880,7 +4880,7 @@
         <w:rPr>
           <w:rStyle w:val="CommentTok"/>
         </w:rPr>
-        <w:t># values with several IDs (or IDs with several values), all of them with their records</w:t>
+        <w:t># broken one-to-one relationships: every combination, next to each other</w:t>
       </w:r>
       <w:r>
         <w:br/>
@@ -5041,10 +5041,10 @@
         <w:t>qc_check()</w:t>
       </w:r>
       <w:r>
-        <w:t xml:space="preserve"> </w:t>
-      </w:r>
-      <w:r>
-        <w:t>read the workbook at every check; manual section 7.1. (Help &gt; About the tool shows the path and offers the workbook for download.)</w:t>
+        <w:t xml:space="preserve"> read the </w:t>
+      </w:r>
+      <w:r>
+        <w:t>workbook at every check; manual section 7.1. (Help &gt; About the tool shows the path and offers the workbook for download.)</w:t>
       </w:r>
     </w:p>
     <w:p>
@@ -5277,7 +5277,7 @@
         <w:pStyle w:val="Heading2"/>
       </w:pPr>
       <w:bookmarkStart w:id="10" w:name="change-the-rules-instrulesqc_rulesxlsx"/>
-      <w:bookmarkStart w:id="11" w:name="_Toc243914112"/>
+      <w:bookmarkStart w:id="11" w:name="_Toc243921628"/>
       <w:bookmarkEnd w:id="8"/>
       <w:r>
         <w:t xml:space="preserve">Change the rules: </w:t>
@@ -5596,7 +5596,7 @@
         <w:pStyle w:val="Heading2"/>
       </w:pPr>
       <w:bookmarkStart w:id="12" w:name="add-a-check"/>
-      <w:bookmarkStart w:id="13" w:name="_Toc243914113"/>
+      <w:bookmarkStart w:id="13" w:name="_Toc243921629"/>
       <w:bookmarkEnd w:id="10"/>
       <w:r>
         <w:t>Add a check</w:t>
@@ -5812,7 +5812,7 @@
         <w:pStyle w:val="Heading2"/>
       </w:pPr>
       <w:bookmarkStart w:id="14" w:name="where-things-are"/>
-      <w:bookmarkStart w:id="15" w:name="_Toc243914114"/>
+      <w:bookmarkStart w:id="15" w:name="_Toc243921630"/>
       <w:bookmarkEnd w:id="12"/>
       <w:r>
         <w:t>Where things are</w:t>
@@ -6964,7 +6964,7 @@
         <w:pStyle w:val="Heading2"/>
       </w:pPr>
       <w:bookmarkStart w:id="16" w:name="status-milestones-4a-4b-and-5"/>
-      <w:bookmarkStart w:id="17" w:name="_Toc243914115"/>
+      <w:bookmarkStart w:id="17" w:name="_Toc243921631"/>
       <w:bookmarkEnd w:id="14"/>
       <w:r>
         <w:t>Status (milestones 4a, 4b and 5)</w:t>
@@ -7180,7 +7180,7 @@
         <w:pStyle w:val="Heading1"/>
       </w:pPr>
       <w:bookmarkStart w:id="18" w:name="part-2-manual"/>
-      <w:bookmarkStart w:id="19" w:name="_Toc243914116"/>
+      <w:bookmarkStart w:id="19" w:name="_Toc243921632"/>
       <w:bookmarkEnd w:id="0"/>
       <w:bookmarkEnd w:id="16"/>
       <w:r>
@@ -7202,7 +7202,7 @@
         <w:pStyle w:val="Heading2"/>
       </w:pPr>
       <w:bookmarkStart w:id="20" w:name="X112026b7597f4974e612b6620b0992f850feca6"/>
-      <w:bookmarkStart w:id="21" w:name="_Toc243914117"/>
+      <w:bookmarkStart w:id="21" w:name="_Toc243921633"/>
       <w:r>
         <w:t>1. What the tool does</w:t>
       </w:r>
@@ -7762,7 +7762,7 @@
         <w:pStyle w:val="Heading2"/>
       </w:pPr>
       <w:bookmarkStart w:id="22" w:name="Xa988b33702cc47d21cba563f27cfec7817f0321"/>
-      <w:bookmarkStart w:id="23" w:name="_Toc243914118"/>
+      <w:bookmarkStart w:id="23" w:name="_Toc243921634"/>
       <w:bookmarkEnd w:id="20"/>
       <w:r>
         <w:lastRenderedPageBreak/>
@@ -8475,7 +8475,7 @@
         <w:pStyle w:val="Heading2"/>
       </w:pPr>
       <w:bookmarkStart w:id="28" w:name="X7b75163f3d68fb74f8714fee1a2ec1ace0505b1"/>
-      <w:bookmarkStart w:id="29" w:name="_Toc243914119"/>
+      <w:bookmarkStart w:id="29" w:name="_Toc243921635"/>
       <w:bookmarkEnd w:id="22"/>
       <w:bookmarkEnd w:id="27"/>
       <w:r>
@@ -8780,7 +8780,7 @@
         <w:pStyle w:val="Heading2"/>
       </w:pPr>
       <w:bookmarkStart w:id="30" w:name="Xcaef41b61f0c96c99d17d33de0ea7532152bfcd"/>
-      <w:bookmarkStart w:id="31" w:name="_Toc243914120"/>
+      <w:bookmarkStart w:id="31" w:name="_Toc243921636"/>
       <w:bookmarkEnd w:id="28"/>
       <w:r>
         <w:t>4. The screens, one by one</w:t>
@@ -9245,7 +9245,7 @@
         <w:t>All links are intact</w:t>
       </w:r>
       <w:r>
-        <w:t xml:space="preserve">. Otherwise a red list: which problem, in which table, how many records. These are the most common real errors (section 6, </w:t>
+        <w:t xml:space="preserve">, with what was checked. Otherwise a red list: which problem, in which table, how many records. These are the most common real errors (section 6, </w:t>
       </w:r>
       <w:r>
         <w:rPr>
@@ -9281,20 +9281,40 @@
           <w:i/>
           <w:iCs/>
         </w:rPr>
-        <w:t>Every value goes with one ID</w:t>
-      </w:r>
-      <w:r>
-        <w:t xml:space="preserve">. Otherwise one row per value with more than one ID (or ID with more than one value), naming all of them with their records, e.g. </w:t>
+        <w:t>Every value goes with one ID, and every ID with one value</w:t>
+      </w:r>
+      <w:r>
+        <w:t xml:space="preserve">, with the pairs that were compared. Otherwise a table with one heading per broken relationship (e.g. </w:t>
       </w:r>
       <w:r>
         <w:rPr>
           <w:i/>
           <w:iCs/>
         </w:rPr>
-        <w:t>metres: use one measurementUnitID: 123A (40 records) or 123B (3 records)</w:t>
-      </w:r>
-      <w:r>
-        <w:t xml:space="preserve">, and how many records to change (section 6, </w:t>
+        <w:t>eMoF: measurementUnit 'metres' has 2 different measurementUnitIDs</w:t>
+      </w:r>
+      <w:r>
+        <w:t xml:space="preserve">) and below it every combination next to each other: </w:t>
+      </w:r>
+      <w:r>
+        <w:rPr>
+          <w:i/>
+          <w:iCs/>
+        </w:rPr>
+        <w:t>metres → 123A, 40 records, most used</w:t>
+      </w:r>
+      <w:r>
+        <w:t xml:space="preserve"> and </w:t>
+      </w:r>
+      <w:r>
+        <w:rPr>
+          <w:i/>
+          <w:iCs/>
+        </w:rPr>
+        <w:t>metres → 123B, 3 records, less common: change</w:t>
+      </w:r>
+      <w:r>
+        <w:t xml:space="preserve"> (section 6, </w:t>
       </w:r>
       <w:r>
         <w:rPr>
@@ -9477,10 +9497,7 @@
         <w:t>field</w:t>
       </w:r>
       <w:r>
-        <w:t xml:space="preserve"> </w:t>
-      </w:r>
-      <w:r>
-        <w:t>have drop-down lists. The sidebar chooses severities (errors first) and checks; the line above the table says how many problems of other severities are not shown.</w:t>
+        <w:t xml:space="preserve"> have drop-down lists. The sidebar chooses severities (errors first) and checks; the line above the table says how many problems of other severities are not shown.</w:t>
       </w:r>
     </w:p>
     <w:p>
@@ -9525,7 +9542,27 @@
         <w:t xml:space="preserve"> </w:t>
       </w:r>
       <w:r>
-        <w:t>in an extension: the event or occurrence the record belongs to), the problem's column(s) first and highlighted, then all other columns. (All records of a problem: CSV download.) A problem "about the whole column, file or table" has no records: e.g. a missing column.</w:t>
+        <w:t xml:space="preserve">in an extension: the event or occurrence the record belongs to), the problem's column(s) first and highlighted, then all other columns. (All records of a problem: CSV download.) A problem "about the whole column, file or table" has no records: e.g. a missing column. For a broken one-to-one relationship (a value with several IDs, or an ID with several values) a small table above the records shows </w:t>
+      </w:r>
+      <w:r>
+        <w:rPr>
+          <w:b/>
+          <w:bCs/>
+        </w:rPr>
+        <w:t>all combinations</w:t>
+      </w:r>
+      <w:r>
+        <w:t xml:space="preserve"> of that value: </w:t>
+      </w:r>
+      <w:r>
+        <w:rPr>
+          <w:i/>
+          <w:iCs/>
+        </w:rPr>
+        <w:t>metres → 123A (40 records), metres → 123B (3 records)</w:t>
+      </w:r>
+      <w:r>
+        <w:t>; the records below are those with the less common one.</w:t>
       </w:r>
     </w:p>
     <w:p>
@@ -10614,7 +10651,7 @@
         <w:pStyle w:val="Heading2"/>
       </w:pPr>
       <w:bookmarkStart w:id="40" w:name="Xeb5bfbaeecb93e1e0012f86cd2bbf409bb2fcd7"/>
-      <w:bookmarkStart w:id="41" w:name="_Toc243914121"/>
+      <w:bookmarkStart w:id="41" w:name="_Toc243921637"/>
       <w:bookmarkEnd w:id="30"/>
       <w:bookmarkEnd w:id="39"/>
       <w:r>
@@ -10984,8 +11021,8 @@
         <w:tblLook w:val="0020" w:firstRow="1" w:lastRow="0" w:firstColumn="0" w:lastColumn="0" w:noHBand="0" w:noVBand="0"/>
       </w:tblPr>
       <w:tblGrid>
-        <w:gridCol w:w="4450"/>
-        <w:gridCol w:w="5368"/>
+        <w:gridCol w:w="4071"/>
+        <w:gridCol w:w="5747"/>
       </w:tblGrid>
       <w:tr>
         <w:trPr>
@@ -11275,7 +11312,7 @@
               <w:pStyle w:val="Compact"/>
             </w:pPr>
             <w:r>
-              <w:t>values and their IDs: one row per value with several IDs (or ID with several values), all of them with their records</w:t>
+              <w:t>broken one-to-one relationships: every combination of each value with several IDs (or ID with several values), next to each other, with its records</w:t>
             </w:r>
           </w:p>
         </w:tc>
@@ -12873,7 +12910,7 @@
         <w:pStyle w:val="Heading2"/>
       </w:pPr>
       <w:bookmarkStart w:id="50" w:name="X63f191e2ee1dd1ac6b806117a9b60b0161f5609"/>
-      <w:bookmarkStart w:id="51" w:name="_Toc243914122"/>
+      <w:bookmarkStart w:id="51" w:name="_Toc243921638"/>
       <w:bookmarkEnd w:id="40"/>
       <w:bookmarkEnd w:id="49"/>
       <w:r>
@@ -13280,10 +13317,7 @@
         <w:t>Is it there?</w:t>
       </w:r>
       <w:r>
-        <w:t xml:space="preserve"> </w:t>
-      </w:r>
-      <w:r>
-        <w:t>Missing values are judged on the value an occurrence ends up with, also when it comes from the event above it. A missing date is reported on the event that should have it, not again on each of its occurrences. When the value cannot come from an event because the link is broken, the message says so (</w:t>
+        <w:t xml:space="preserve"> Missing values are judged on the value an occurrence ends up with, also when it comes from the event above it. A missing date is reported on the event that should have it, not again on each of its occurrences. When the value cannot come from an event because the link is broken, the message says so (</w:t>
       </w:r>
       <w:r>
         <w:rPr>
@@ -14073,37 +14107,35 @@
         <w:t>one-to-one</w:t>
       </w:r>
       <w:r>
-        <w:t xml:space="preserve">: one value, one ID, and one ID, one value. The tool counts every combination. Each value with more than one ID is </w:t>
+        <w:t xml:space="preserve">: one value, one ID, and one ID, one value. A value with several IDs, or an ID with several values, is a </w:t>
       </w:r>
       <w:r>
         <w:rPr>
           <w:b/>
           <w:bCs/>
         </w:rPr>
-        <w:t>one problem</w:t>
-      </w:r>
-      <w:r>
-        <w:t xml:space="preserve">, which names all its IDs with their number of records, the most used first: value </w:t>
-      </w:r>
-      <w:r>
-        <w:rPr>
-          <w:i/>
-          <w:iCs/>
-        </w:rPr>
-        <w:t>metres</w:t>
-      </w:r>
-      <w:r>
-        <w:t xml:space="preserve">, suggestion </w:t>
-      </w:r>
-      <w:r>
-        <w:rPr>
-          <w:i/>
-          <w:iCs/>
-        </w:rPr>
-        <w:t>use one measurementUnitID: 123A (40 records) or 123B (3 records)</w:t>
-      </w:r>
-      <w:r>
-        <w:t>. Its records are those with a less common ID (here the 3 with 123B), the ones to change. The same for an ID with more than one value. Empty values are left out.</w:t>
+        <w:t>broken relationship</w:t>
+      </w:r>
+      <w:r>
+        <w:t xml:space="preserve">: one of them is wrong, so some records end up under another taxon, parameter or unit. Both ways it is an </w:t>
+      </w:r>
+      <w:r>
+        <w:rPr>
+          <w:b/>
+          <w:bCs/>
+        </w:rPr>
+        <w:t>error</w:t>
+      </w:r>
+      <w:r>
+        <w:t>. Empty values are left out (like BioCheck).</w:t>
+      </w:r>
+    </w:p>
+    <w:p>
+      <w:pPr>
+        <w:pStyle w:val="BodyText"/>
+      </w:pPr>
+      <w:r>
+        <w:t>The tool counts every combination and shows each broken relationship with all its combinations next to each other, the most used first:</w:t>
       </w:r>
     </w:p>
     <w:tbl>
@@ -14113,9 +14145,10 @@
         <w:tblLook w:val="0020" w:firstRow="1" w:lastRow="0" w:firstColumn="0" w:lastColumn="0" w:noHBand="0" w:noVBand="0"/>
       </w:tblPr>
       <w:tblGrid>
-        <w:gridCol w:w="4844"/>
-        <w:gridCol w:w="4074"/>
-        <w:gridCol w:w="900"/>
+        <w:gridCol w:w="5778"/>
+        <w:gridCol w:w="579"/>
+        <w:gridCol w:w="998"/>
+        <w:gridCol w:w="1843"/>
       </w:tblGrid>
       <w:tr>
         <w:trPr>
@@ -14131,566 +14164,145 @@
               <w:pStyle w:val="Compact"/>
             </w:pPr>
             <w:r>
-              <w:t>What is wrong (example)</w:t>
-            </w:r>
-          </w:p>
-        </w:tc>
-        <w:tc>
-          <w:tcPr>
-            <w:tcW w:w="0" w:type="auto"/>
-          </w:tcPr>
-          <w:p>
-            <w:pPr>
-              <w:pStyle w:val="Compact"/>
-            </w:pPr>
-            <w:r>
-              <w:t>Reported by</w:t>
-            </w:r>
-          </w:p>
-        </w:tc>
-        <w:tc>
-          <w:tcPr>
-            <w:tcW w:w="0" w:type="auto"/>
-          </w:tcPr>
-          <w:p>
-            <w:pPr>
-              <w:pStyle w:val="Compact"/>
-            </w:pPr>
-            <w:r>
-              <w:t>Severity</w:t>
-            </w:r>
-          </w:p>
-        </w:tc>
-      </w:tr>
-      <w:tr>
-        <w:tc>
-          <w:tcPr>
-            <w:tcW w:w="0" w:type="auto"/>
-          </w:tcPr>
-          <w:p>
-            <w:pPr>
-              <w:pStyle w:val="Compact"/>
-            </w:pPr>
-            <w:r>
-              <w:rPr>
-                <w:i/>
-                <w:iCs/>
-              </w:rPr>
-              <w:t>Acantephyra eximia</w:t>
-            </w:r>
-            <w:r>
-              <w:t xml:space="preserve"> with </w:t>
-            </w:r>
-            <w:r>
-              <w:rPr>
-                <w:rStyle w:val="VerbatimChar"/>
-              </w:rPr>
-              <w:t>...taxname:564909</w:t>
-            </w:r>
-            <w:r>
-              <w:t xml:space="preserve"> in 19 records and with </w:t>
-            </w:r>
-            <w:r>
-              <w:rPr>
-                <w:rStyle w:val="VerbatimChar"/>
-              </w:rPr>
-              <w:t>...taxname:</w:t>
-            </w:r>
-            <w:r>
-              <w:t xml:space="preserve"> (cut off) in one</w:t>
-            </w:r>
-          </w:p>
-        </w:tc>
-        <w:tc>
-          <w:tcPr>
-            <w:tcW w:w="0" w:type="auto"/>
-          </w:tcPr>
-          <w:p>
-            <w:pPr>
-              <w:pStyle w:val="Compact"/>
-            </w:pPr>
-            <w:r>
-              <w:rPr>
-                <w:i/>
-                <w:iCs/>
-              </w:rPr>
-              <w:t>scientificName and scientificNameID do not go one-to-one</w:t>
-            </w:r>
-            <w:r>
-              <w:t xml:space="preserve"> (</w:t>
-            </w:r>
-            <w:r>
-              <w:rPr>
-                <w:rStyle w:val="VerbatimChar"/>
-              </w:rPr>
-              <w:t>scientificname_id_one_to_one</w:t>
-            </w:r>
-            <w:r>
-              <w:t>)</w:t>
-            </w:r>
-          </w:p>
-        </w:tc>
-        <w:tc>
-          <w:tcPr>
-            <w:tcW w:w="0" w:type="auto"/>
-          </w:tcPr>
-          <w:p>
-            <w:pPr>
-              <w:pStyle w:val="Compact"/>
-            </w:pPr>
-            <w:r>
-              <w:t>error</w:t>
-            </w:r>
-          </w:p>
-        </w:tc>
-      </w:tr>
-      <w:tr>
-        <w:tc>
-          <w:tcPr>
-            <w:tcW w:w="0" w:type="auto"/>
-          </w:tcPr>
-          <w:p>
-            <w:pPr>
-              <w:pStyle w:val="Compact"/>
-            </w:pPr>
-            <w:r>
-              <w:t xml:space="preserve">One scientificNameID with </w:t>
-            </w:r>
-            <w:r>
-              <w:rPr>
-                <w:i/>
-                <w:iCs/>
-              </w:rPr>
-              <w:t>Pandalus borealis</w:t>
-            </w:r>
-            <w:r>
-              <w:t xml:space="preserve"> and with </w:t>
-            </w:r>
-            <w:r>
-              <w:rPr>
-                <w:i/>
-                <w:iCs/>
-              </w:rPr>
-              <w:t>Pandalus borealis Kroyer, 1838</w:t>
-            </w:r>
-          </w:p>
-        </w:tc>
-        <w:tc>
-          <w:tcPr>
-            <w:tcW w:w="0" w:type="auto"/>
-          </w:tcPr>
-          <w:p>
-            <w:pPr>
-              <w:pStyle w:val="Compact"/>
-            </w:pPr>
-            <w:r>
-              <w:t>idem</w:t>
-            </w:r>
-          </w:p>
-        </w:tc>
-        <w:tc>
-          <w:tcPr>
-            <w:tcW w:w="0" w:type="auto"/>
-          </w:tcPr>
-          <w:p>
-            <w:pPr>
-              <w:pStyle w:val="Compact"/>
-            </w:pPr>
-            <w:r>
-              <w:t>warning</w:t>
-            </w:r>
-          </w:p>
-        </w:tc>
-      </w:tr>
-      <w:tr>
-        <w:tc>
-          <w:tcPr>
-            <w:tcW w:w="0" w:type="auto"/>
-          </w:tcPr>
-          <w:p>
-            <w:pPr>
-              <w:pStyle w:val="Compact"/>
-            </w:pPr>
-            <w:r>
-              <w:t>A name without scientificNameID while other records of that name have one (or the other way round)</w:t>
-            </w:r>
-          </w:p>
-        </w:tc>
-        <w:tc>
-          <w:tcPr>
-            <w:tcW w:w="0" w:type="auto"/>
-          </w:tcPr>
-          <w:p>
-            <w:pPr>
-              <w:pStyle w:val="Compact"/>
-            </w:pPr>
-            <w:r>
-              <w:t>idem, the ID (or name) of the other records as suggestion</w:t>
-            </w:r>
-          </w:p>
-        </w:tc>
-        <w:tc>
-          <w:tcPr>
-            <w:tcW w:w="0" w:type="auto"/>
-          </w:tcPr>
-          <w:p>
-            <w:pPr>
-              <w:pStyle w:val="Compact"/>
-            </w:pPr>
-            <w:r>
-              <w:t>warning</w:t>
-            </w:r>
-          </w:p>
-        </w:tc>
-      </w:tr>
-      <w:tr>
-        <w:tc>
-          <w:tcPr>
-            <w:tcW w:w="0" w:type="auto"/>
-          </w:tcPr>
-          <w:p>
-            <w:pPr>
-              <w:pStyle w:val="Compact"/>
-            </w:pPr>
-            <w:r>
-              <w:rPr>
-                <w:i/>
-                <w:iCs/>
-              </w:rPr>
-              <w:t>length</w:t>
-            </w:r>
-            <w:r>
-              <w:t xml:space="preserve"> with two different measurementTypeIDs, or one measurementTypeID with </w:t>
-            </w:r>
-            <w:r>
-              <w:rPr>
-                <w:i/>
-                <w:iCs/>
-              </w:rPr>
-              <w:t>sampling net mesh size</w:t>
-            </w:r>
-            <w:r>
-              <w:t xml:space="preserve"> and </w:t>
-            </w:r>
-            <w:r>
-              <w:rPr>
-                <w:i/>
-                <w:iCs/>
-              </w:rPr>
-              <w:t>sampling net outer cover</w:t>
-            </w:r>
-          </w:p>
-        </w:tc>
-        <w:tc>
-          <w:tcPr>
-            <w:tcW w:w="0" w:type="auto"/>
-          </w:tcPr>
-          <w:p>
-            <w:pPr>
-              <w:pStyle w:val="Compact"/>
-            </w:pPr>
-            <w:r>
-              <w:rPr>
-                <w:i/>
-                <w:iCs/>
-              </w:rPr>
-              <w:t>measurementType and measurementTypeID do not go one-to-one</w:t>
-            </w:r>
-            <w:r>
-              <w:t xml:space="preserve"> (</w:t>
-            </w:r>
-            <w:r>
-              <w:rPr>
-                <w:rStyle w:val="VerbatimChar"/>
-              </w:rPr>
-              <w:t>measurementtype_id_one_to_one</w:t>
-            </w:r>
-            <w:r>
-              <w:t>)</w:t>
-            </w:r>
-          </w:p>
-        </w:tc>
-        <w:tc>
-          <w:tcPr>
-            <w:tcW w:w="0" w:type="auto"/>
-          </w:tcPr>
-          <w:p>
-            <w:pPr>
-              <w:pStyle w:val="Compact"/>
-            </w:pPr>
-            <w:r>
-              <w:t>error / warning</w:t>
-            </w:r>
-          </w:p>
-        </w:tc>
-      </w:tr>
-      <w:tr>
-        <w:tc>
-          <w:tcPr>
-            <w:tcW w:w="0" w:type="auto"/>
-          </w:tcPr>
-          <w:p>
-            <w:pPr>
-              <w:pStyle w:val="Compact"/>
-            </w:pPr>
-            <w:r>
-              <w:rPr>
-                <w:i/>
-                <w:iCs/>
-              </w:rPr>
-              <w:t>mm</w:t>
-            </w:r>
-            <w:r>
-              <w:t xml:space="preserve"> with two unit IDs, or P06 XXXX with </w:t>
-            </w:r>
-            <w:r>
-              <w:rPr>
-                <w:i/>
-                <w:iCs/>
-              </w:rPr>
-              <w:t>Not applicable</w:t>
-            </w:r>
-            <w:r>
-              <w:t xml:space="preserve"> and </w:t>
-            </w:r>
-            <w:r>
-              <w:rPr>
-                <w:i/>
-                <w:iCs/>
-              </w:rPr>
-              <w:t>not applicable</w:t>
-            </w:r>
-          </w:p>
-        </w:tc>
-        <w:tc>
-          <w:tcPr>
-            <w:tcW w:w="0" w:type="auto"/>
-          </w:tcPr>
-          <w:p>
-            <w:pPr>
-              <w:pStyle w:val="Compact"/>
-            </w:pPr>
-            <w:r>
-              <w:rPr>
-                <w:i/>
-                <w:iCs/>
-              </w:rPr>
-              <w:t>measurementUnit and measurementUnitID do not go one-to-one</w:t>
-            </w:r>
-            <w:r>
-              <w:t xml:space="preserve"> (</w:t>
-            </w:r>
-            <w:r>
-              <w:rPr>
-                <w:rStyle w:val="VerbatimChar"/>
-              </w:rPr>
-              <w:t>measurementunit_id_one_to_one</w:t>
-            </w:r>
-            <w:r>
-              <w:t>)</w:t>
-            </w:r>
-          </w:p>
-        </w:tc>
-        <w:tc>
-          <w:tcPr>
-            <w:tcW w:w="0" w:type="auto"/>
-          </w:tcPr>
-          <w:p>
-            <w:pPr>
-              <w:pStyle w:val="Compact"/>
-            </w:pPr>
-            <w:r>
-              <w:t>error / warning</w:t>
-            </w:r>
-          </w:p>
-        </w:tc>
-      </w:tr>
-      <w:tr>
-        <w:tc>
-          <w:tcPr>
-            <w:tcW w:w="0" w:type="auto"/>
-          </w:tcPr>
-          <w:p>
-            <w:pPr>
-              <w:pStyle w:val="Compact"/>
-            </w:pPr>
-            <w:r>
-              <w:t xml:space="preserve">Within a type: </w:t>
-            </w:r>
-            <w:r>
-              <w:rPr>
-                <w:i/>
-                <w:iCs/>
-              </w:rPr>
-              <w:t>adult</w:t>
-            </w:r>
-            <w:r>
-              <w:t xml:space="preserve"> with two valueIDs, </w:t>
-            </w:r>
-            <w:r>
-              <w:rPr>
-                <w:i/>
-                <w:iCs/>
-              </w:rPr>
-              <w:t>adult</w:t>
-            </w:r>
-            <w:r>
-              <w:t xml:space="preserve"> and </w:t>
-            </w:r>
-            <w:r>
-              <w:rPr>
-                <w:i/>
-                <w:iCs/>
-              </w:rPr>
-              <w:t>Adult</w:t>
-            </w:r>
-            <w:r>
-              <w:t xml:space="preserve"> with one valueID, or one valueID on many different numbers (a NERC term put in measurementValueID instead of measurementTypeID)</w:t>
-            </w:r>
-          </w:p>
-        </w:tc>
-        <w:tc>
-          <w:tcPr>
-            <w:tcW w:w="0" w:type="auto"/>
-          </w:tcPr>
-          <w:p>
-            <w:pPr>
-              <w:pStyle w:val="Compact"/>
-            </w:pPr>
-            <w:r>
-              <w:rPr>
-                <w:i/>
-                <w:iCs/>
-              </w:rPr>
-              <w:t>Value and value ID do not go one-to-one</w:t>
-            </w:r>
-            <w:r>
-              <w:t xml:space="preserve"> (</w:t>
-            </w:r>
-            <w:r>
-              <w:rPr>
-                <w:rStyle w:val="VerbatimChar"/>
-              </w:rPr>
-              <w:t>measurementvalueid_consistent</w:t>
-            </w:r>
-            <w:r>
-              <w:t>)</w:t>
-            </w:r>
-          </w:p>
-        </w:tc>
-        <w:tc>
-          <w:tcPr>
-            <w:tcW w:w="0" w:type="auto"/>
-          </w:tcPr>
-          <w:p>
-            <w:pPr>
-              <w:pStyle w:val="Compact"/>
-            </w:pPr>
-            <w:r>
-              <w:t>warning</w:t>
-            </w:r>
-          </w:p>
-        </w:tc>
-      </w:tr>
-      <w:tr>
-        <w:tc>
-          <w:tcPr>
-            <w:tcW w:w="0" w:type="auto"/>
-          </w:tcPr>
-          <w:p>
-            <w:pPr>
-              <w:pStyle w:val="Compact"/>
-            </w:pPr>
-            <w:r>
-              <w:t>institutionCode and institutionID, collectionCode and collectionID, datasetName and datasetID, recordedBy and recordedByID, identifiedBy and identifiedByID, country and countryCode, higherGeography and higherGeographyID</w:t>
-            </w:r>
-          </w:p>
-        </w:tc>
-        <w:tc>
-          <w:tcPr>
-            <w:tcW w:w="0" w:type="auto"/>
-          </w:tcPr>
-          <w:p>
-            <w:pPr>
-              <w:pStyle w:val="Compact"/>
-            </w:pPr>
-            <w:r>
-              <w:rPr>
-                <w:i/>
-                <w:iCs/>
-              </w:rPr>
-              <w:t>Other values and their IDs do not go one-to-one</w:t>
-            </w:r>
-            <w:r>
-              <w:t xml:space="preserve"> (</w:t>
-            </w:r>
-            <w:r>
-              <w:rPr>
-                <w:rStyle w:val="VerbatimChar"/>
-              </w:rPr>
-              <w:t>values_and_ids_one_to_one</w:t>
-            </w:r>
-            <w:r>
-              <w:t>)</w:t>
-            </w:r>
-          </w:p>
-        </w:tc>
-        <w:tc>
-          <w:tcPr>
-            <w:tcW w:w="0" w:type="auto"/>
-          </w:tcPr>
-          <w:p>
-            <w:pPr>
-              <w:pStyle w:val="Compact"/>
-            </w:pPr>
-            <w:r>
-              <w:t>warning</w:t>
-            </w:r>
-          </w:p>
-        </w:tc>
-      </w:tr>
-      <w:tr>
-        <w:tc>
-          <w:tcPr>
-            <w:tcW w:w="0" w:type="auto"/>
-          </w:tcPr>
-          <w:p>
-            <w:pPr>
-              <w:pStyle w:val="Compact"/>
-            </w:pPr>
-            <w:r>
-              <w:t xml:space="preserve">Only one way (an ID has one value; a value may have several IDs): taxonID and scientificName (in DNA data the taxonID is often the ASV), organismID and scientificName, </w:t>
-            </w:r>
-            <w:r>
-              <w:lastRenderedPageBreak/>
-              <w:t>locationID and locality, and in an occurrence core eventID and eventDate, decimalLatitude, decimalLongitude</w:t>
-            </w:r>
-          </w:p>
-        </w:tc>
-        <w:tc>
-          <w:tcPr>
-            <w:tcW w:w="0" w:type="auto"/>
-          </w:tcPr>
-          <w:p>
-            <w:pPr>
-              <w:pStyle w:val="Compact"/>
-            </w:pPr>
-            <w:r>
-              <w:lastRenderedPageBreak/>
-              <w:t>idem</w:t>
-            </w:r>
-          </w:p>
-        </w:tc>
-        <w:tc>
-          <w:tcPr>
-            <w:tcW w:w="0" w:type="auto"/>
-          </w:tcPr>
-          <w:p>
-            <w:pPr>
-              <w:pStyle w:val="Compact"/>
-            </w:pPr>
-            <w:r>
-              <w:t>warning</w:t>
+              <w:t>eMoF: measurementUnit 'metres' has 2 different measurementUnitIDs</w:t>
+            </w:r>
+          </w:p>
+        </w:tc>
+        <w:tc>
+          <w:tcPr>
+            <w:tcW w:w="0" w:type="auto"/>
+          </w:tcPr>
+          <w:p>
+            <w:pPr>
+              <w:pStyle w:val="Compact"/>
+            </w:pPr>
+          </w:p>
+        </w:tc>
+        <w:tc>
+          <w:tcPr>
+            <w:tcW w:w="0" w:type="auto"/>
+          </w:tcPr>
+          <w:p>
+            <w:pPr>
+              <w:pStyle w:val="Compact"/>
+            </w:pPr>
+          </w:p>
+        </w:tc>
+        <w:tc>
+          <w:tcPr>
+            <w:tcW w:w="0" w:type="auto"/>
+          </w:tcPr>
+          <w:p>
+            <w:pPr>
+              <w:pStyle w:val="Compact"/>
+            </w:pPr>
+          </w:p>
+        </w:tc>
+      </w:tr>
+      <w:tr>
+        <w:tc>
+          <w:tcPr>
+            <w:tcW w:w="0" w:type="auto"/>
+          </w:tcPr>
+          <w:p>
+            <w:pPr>
+              <w:pStyle w:val="Compact"/>
+            </w:pPr>
+            <w:r>
+              <w:t>metres</w:t>
+            </w:r>
+          </w:p>
+        </w:tc>
+        <w:tc>
+          <w:tcPr>
+            <w:tcW w:w="0" w:type="auto"/>
+          </w:tcPr>
+          <w:p>
+            <w:pPr>
+              <w:pStyle w:val="Compact"/>
+            </w:pPr>
+            <w:r>
+              <w:t>123A</w:t>
+            </w:r>
+          </w:p>
+        </w:tc>
+        <w:tc>
+          <w:tcPr>
+            <w:tcW w:w="0" w:type="auto"/>
+          </w:tcPr>
+          <w:p>
+            <w:pPr>
+              <w:pStyle w:val="Compact"/>
+            </w:pPr>
+            <w:r>
+              <w:t>40 records</w:t>
+            </w:r>
+          </w:p>
+        </w:tc>
+        <w:tc>
+          <w:tcPr>
+            <w:tcW w:w="0" w:type="auto"/>
+          </w:tcPr>
+          <w:p>
+            <w:pPr>
+              <w:pStyle w:val="Compact"/>
+            </w:pPr>
+            <w:r>
+              <w:t>most used</w:t>
+            </w:r>
+          </w:p>
+        </w:tc>
+      </w:tr>
+      <w:tr>
+        <w:tc>
+          <w:tcPr>
+            <w:tcW w:w="0" w:type="auto"/>
+          </w:tcPr>
+          <w:p>
+            <w:pPr>
+              <w:pStyle w:val="Compact"/>
+            </w:pPr>
+            <w:r>
+              <w:t>metres</w:t>
+            </w:r>
+          </w:p>
+        </w:tc>
+        <w:tc>
+          <w:tcPr>
+            <w:tcW w:w="0" w:type="auto"/>
+          </w:tcPr>
+          <w:p>
+            <w:pPr>
+              <w:pStyle w:val="Compact"/>
+            </w:pPr>
+            <w:r>
+              <w:t>123B</w:t>
+            </w:r>
+          </w:p>
+        </w:tc>
+        <w:tc>
+          <w:tcPr>
+            <w:tcW w:w="0" w:type="auto"/>
+          </w:tcPr>
+          <w:p>
+            <w:pPr>
+              <w:pStyle w:val="Compact"/>
+            </w:pPr>
+            <w:r>
+              <w:t>3 records</w:t>
+            </w:r>
+          </w:p>
+        </w:tc>
+        <w:tc>
+          <w:tcPr>
+            <w:tcW w:w="0" w:type="auto"/>
+          </w:tcPr>
+          <w:p>
+            <w:pPr>
+              <w:pStyle w:val="Compact"/>
+            </w:pPr>
+            <w:r>
+              <w:t>less common: change</w:t>
             </w:r>
           </w:p>
         </w:tc>
@@ -14698,230 +14310,31 @@
     </w:tbl>
     <w:p>
       <w:pPr>
-        <w:pStyle w:val="BodyText"/>
+        <w:pStyle w:val="Compact"/>
+        <w:numPr>
+          <w:ilvl w:val="0"/>
+          <w:numId w:val="13"/>
+        </w:numPr>
       </w:pPr>
-      <w:r>
-        <w:t xml:space="preserve">One value with several IDs is the worse case: one of the IDs is wrong, so some records end up under another taxon or parameter. One ID with several values is usually spelling, and is reported as a warning. The pairs of the last check are in </w:t>
-      </w:r>
-      <w:r>
-        <w:rPr>
-          <w:rStyle w:val="VerbatimChar"/>
-        </w:rPr>
-        <w:t>reference/one_to_one_pairs.csv</w:t>
-      </w:r>
-      <w:r>
-        <w:t xml:space="preserve"> (section 7.2): add a row for another pair. All of them are listed together on the Overview under </w:t>
-      </w:r>
       <w:r>
         <w:rPr>
           <w:b/>
           <w:bCs/>
         </w:rPr>
-        <w:t>Values and their IDs</w:t>
-      </w:r>
-      <w:r>
-        <w:t xml:space="preserve"> (in R: </w:t>
-      </w:r>
-      <w:r>
-        <w:rPr>
-          <w:rStyle w:val="VerbatimChar"/>
-        </w:rPr>
-        <w:t>qc_one_to_one(result)</w:t>
-      </w:r>
-      <w:r>
-        <w:t>).</w:t>
-      </w:r>
-    </w:p>
-    <w:p>
-      <w:pPr>
-        <w:pStyle w:val="Heading3"/>
-      </w:pPr>
-      <w:bookmarkStart w:id="56" w:name="counting"/>
-      <w:bookmarkEnd w:id="55"/>
-      <w:r>
-        <w:t>Counting</w:t>
-      </w:r>
-    </w:p>
-    <w:p>
-      <w:pPr>
-        <w:pStyle w:val="FirstParagraph"/>
-      </w:pPr>
+        <w:t>Overview</w:t>
+      </w:r>
+      <w:r>
+        <w:t xml:space="preserve">, </w:t>
+      </w:r>
       <w:r>
         <w:rPr>
           <w:i/>
           <w:iCs/>
         </w:rPr>
-        <w:t>Issues</w:t>
-      </w:r>
-      <w:r>
-        <w:t xml:space="preserve"> counts each problem per record (a record with two problems counts twice). </w:t>
-      </w:r>
-      <w:r>
-        <w:rPr>
-          <w:i/>
-          <w:iCs/>
-        </w:rPr>
-        <w:t>Records affected</w:t>
-      </w:r>
-      <w:r>
-        <w:t xml:space="preserve"> counts each record once per check. A problem about a whole column or the metadata counts as one issue.</w:t>
-      </w:r>
-    </w:p>
-    <w:p>
-      <w:pPr>
-        <w:pStyle w:val="Heading3"/>
-      </w:pPr>
-      <w:bookmarkStart w:id="57" w:name="dates"/>
-      <w:bookmarkEnd w:id="56"/>
-      <w:r>
-        <w:t>Dates</w:t>
-      </w:r>
-    </w:p>
-    <w:p>
-      <w:pPr>
-        <w:pStyle w:val="FirstParagraph"/>
-      </w:pPr>
-      <w:r>
-        <w:t>EMODnet accepts ISO 8601 dates, also with a space instead of the "T" before the time (</w:t>
-      </w:r>
-      <w:r>
-        <w:rPr>
-          <w:rStyle w:val="VerbatimChar"/>
-        </w:rPr>
-        <w:t>2013-08-12 19:47:00</w:t>
-      </w:r>
-      <w:r>
-        <w:t xml:space="preserve">). Shortened intervals like </w:t>
-      </w:r>
-      <w:r>
-        <w:rPr>
-          <w:rStyle w:val="VerbatimChar"/>
-        </w:rPr>
-        <w:t>2011-07/09</w:t>
-      </w:r>
-      <w:r>
-        <w:t xml:space="preserve"> are valid ISO 8601 but the EurOBIS harvester cannot read them: they are reported as errors, with the full form as suggestion. An interval whose end is only a time (</w:t>
-      </w:r>
-      <w:r>
-        <w:rPr>
-          <w:rStyle w:val="VerbatimChar"/>
-        </w:rPr>
-        <w:t>2019-05-21T10:00/12:00</w:t>
-      </w:r>
-      <w:r>
-        <w:t xml:space="preserve">) is a warning (suggestion: </w:t>
-      </w:r>
-      <w:r>
-        <w:rPr>
-          <w:rStyle w:val="VerbatimChar"/>
-        </w:rPr>
-        <w:t>2019-05-21T10:00/2019-05-21T12:00</w:t>
-      </w:r>
-      <w:r>
-        <w:t>).</w:t>
-      </w:r>
-    </w:p>
-    <w:p>
-      <w:pPr>
-        <w:pStyle w:val="BodyText"/>
-      </w:pPr>
-      <w:r>
-        <w:t xml:space="preserve">The date a record was last changed, </w:t>
-      </w:r>
-      <w:r>
-        <w:rPr>
-          <w:rStyle w:val="VerbatimChar"/>
-        </w:rPr>
-        <w:t>modified</w:t>
-      </w:r>
-      <w:r>
-        <w:t xml:space="preserve"> (dcterms:modified), is reported as info when it is missing or empty (</w:t>
-      </w:r>
-      <w:r>
-        <w:rPr>
-          <w:rStyle w:val="VerbatimChar"/>
-        </w:rPr>
-        <w:t>modified_filled</w:t>
-      </w:r>
-      <w:r>
-        <w:t>).</w:t>
-      </w:r>
-    </w:p>
-    <w:p>
-      <w:pPr>
-        <w:pStyle w:val="Heading3"/>
-      </w:pPr>
-      <w:bookmarkStart w:id="58" w:name="how-checks-are-named"/>
-      <w:bookmarkEnd w:id="57"/>
-      <w:r>
-        <w:t>How checks are named</w:t>
-      </w:r>
-    </w:p>
-    <w:p>
-      <w:pPr>
-        <w:pStyle w:val="FirstParagraph"/>
-      </w:pPr>
-      <w:r>
-        <w:t xml:space="preserve">A check is named after the problem it looks for: </w:t>
-      </w:r>
-      <w:r>
-        <w:rPr>
-          <w:i/>
-          <w:iCs/>
-        </w:rPr>
-        <w:t>scientificName does not match the AphiaID</w:t>
-      </w:r>
-      <w:r>
-        <w:t xml:space="preserve">, </w:t>
-      </w:r>
-      <w:r>
-        <w:rPr>
-          <w:i/>
-          <w:iCs/>
-        </w:rPr>
-        <w:t>Required column missing</w:t>
-      </w:r>
-      <w:r>
-        <w:t>. In the lists of issues the name then says what is wrong, without having to turn it around. On Help &gt; Checks and in the FAIR details the same names mean "what the check looks for"; the status (</w:t>
-      </w:r>
-      <w:r>
-        <w:rPr>
-          <w:i/>
-          <w:iCs/>
-        </w:rPr>
-        <w:t>passed</w:t>
-      </w:r>
-      <w:r>
-        <w:t xml:space="preserve">, </w:t>
-      </w:r>
-      <w:r>
-        <w:rPr>
-          <w:i/>
-          <w:iCs/>
-        </w:rPr>
-        <w:t>issues found</w:t>
-      </w:r>
-      <w:r>
-        <w:t xml:space="preserve">) says whether it was found. The names are in the </w:t>
-      </w:r>
-      <w:r>
-        <w:rPr>
-          <w:rStyle w:val="VerbatimChar"/>
-        </w:rPr>
-        <w:t>title</w:t>
-      </w:r>
-      <w:r>
-        <w:t xml:space="preserve"> column of the rules workbook and can be changed there.</w:t>
-      </w:r>
-    </w:p>
-    <w:p>
-      <w:pPr>
-        <w:pStyle w:val="Heading3"/>
-      </w:pPr>
-      <w:bookmarkStart w:id="59" w:name="a-few-decisions"/>
-      <w:bookmarkEnd w:id="58"/>
-      <w:r>
-        <w:t>A few decisions</w:t>
+        <w:t>Values and their IDs</w:t>
+      </w:r>
+      <w:r>
+        <w:t>: all broken relationships of the dataset in one table, one heading per relationship.</w:t>
       </w:r>
     </w:p>
     <w:p>
@@ -14937,20 +14350,40 @@
           <w:b/>
           <w:bCs/>
         </w:rPr>
-        <w:t>IDs</w:t>
-      </w:r>
-      <w:r>
-        <w:t xml:space="preserve">: an occurrenceID only has to be unique within the dataset; running numbers (1, 2, 3) are fine. The check </w:t>
+        <w:t>Screen 3</w:t>
+      </w:r>
+      <w:r>
+        <w:t xml:space="preserve"> (Data issues): each broken relationship is one problem (value </w:t>
       </w:r>
       <w:r>
         <w:rPr>
           <w:i/>
           <w:iCs/>
         </w:rPr>
-        <w:t>occurrenceID may not be unique outside this dataset</w:t>
-      </w:r>
-      <w:r>
-        <w:t xml:space="preserve"> is switched off.</w:t>
+        <w:t>metres</w:t>
+      </w:r>
+      <w:r>
+        <w:t xml:space="preserve">, suggestion </w:t>
+      </w:r>
+      <w:r>
+        <w:rPr>
+          <w:i/>
+          <w:iCs/>
+        </w:rPr>
+        <w:t>use one measurementUnitID: 123A (40 records) or 123B (3 records)</w:t>
+      </w:r>
+      <w:r>
+        <w:t xml:space="preserve">). Click it: the combinations of </w:t>
+      </w:r>
+      <w:r>
+        <w:rPr>
+          <w:i/>
+          <w:iCs/>
+        </w:rPr>
+        <w:t>metres</w:t>
+      </w:r>
+      <w:r>
+        <w:t xml:space="preserve"> above its records, which are those with the less common ID (here the 3 with 123B), the ones to change.</w:t>
       </w:r>
     </w:p>
     <w:p>
@@ -14966,53 +14399,687 @@
           <w:b/>
           <w:bCs/>
         </w:rPr>
-        <w:t>Licence</w:t>
-      </w:r>
-      <w:r>
-        <w:t xml:space="preserve">: CC0, CC-BY and CC-BY-NC are accepted, as a web address or as a short name: </w:t>
-      </w:r>
+        <w:t>In R</w:t>
+      </w:r>
+      <w:r>
+        <w:t xml:space="preserve">: </w:t>
+      </w:r>
+      <w:r>
+        <w:rPr>
+          <w:rStyle w:val="VerbatimChar"/>
+        </w:rPr>
+        <w:t>qc_one_to_one(result)</w:t>
+      </w:r>
+      <w:r>
+        <w:t>, one row per combination.</w:t>
+      </w:r>
+    </w:p>
+    <w:tbl>
+      <w:tblPr>
+        <w:tblStyle w:val="Table"/>
+        <w:tblW w:w="0" w:type="auto"/>
+        <w:tblLook w:val="0020" w:firstRow="1" w:lastRow="0" w:firstColumn="0" w:lastColumn="0" w:noHBand="0" w:noVBand="0"/>
+      </w:tblPr>
+      <w:tblGrid>
+        <w:gridCol w:w="5308"/>
+        <w:gridCol w:w="4510"/>
+      </w:tblGrid>
+      <w:tr>
+        <w:trPr>
+          <w:cnfStyle w:val="100000000000" w:firstRow="1" w:lastRow="0" w:firstColumn="0" w:lastColumn="0" w:oddVBand="0" w:evenVBand="0" w:oddHBand="0" w:evenHBand="0" w:firstRowFirstColumn="0" w:firstRowLastColumn="0" w:lastRowFirstColumn="0" w:lastRowLastColumn="0"/>
+          <w:tblHeader/>
+        </w:trPr>
+        <w:tc>
+          <w:tcPr>
+            <w:tcW w:w="0" w:type="auto"/>
+          </w:tcPr>
+          <w:p>
+            <w:pPr>
+              <w:pStyle w:val="Compact"/>
+            </w:pPr>
+            <w:r>
+              <w:t>What is wrong (example)</w:t>
+            </w:r>
+          </w:p>
+        </w:tc>
+        <w:tc>
+          <w:tcPr>
+            <w:tcW w:w="0" w:type="auto"/>
+          </w:tcPr>
+          <w:p>
+            <w:pPr>
+              <w:pStyle w:val="Compact"/>
+            </w:pPr>
+            <w:r>
+              <w:t>Reported by</w:t>
+            </w:r>
+          </w:p>
+        </w:tc>
+      </w:tr>
+      <w:tr>
+        <w:tc>
+          <w:tcPr>
+            <w:tcW w:w="0" w:type="auto"/>
+          </w:tcPr>
+          <w:p>
+            <w:pPr>
+              <w:pStyle w:val="Compact"/>
+            </w:pPr>
+            <w:r>
+              <w:rPr>
+                <w:i/>
+                <w:iCs/>
+              </w:rPr>
+              <w:t>Acantephyra eximia</w:t>
+            </w:r>
+            <w:r>
+              <w:t xml:space="preserve"> with </w:t>
+            </w:r>
+            <w:r>
+              <w:rPr>
+                <w:rStyle w:val="VerbatimChar"/>
+              </w:rPr>
+              <w:t>...taxname:564909</w:t>
+            </w:r>
+            <w:r>
+              <w:t xml:space="preserve"> in 19 records and with </w:t>
+            </w:r>
+            <w:r>
+              <w:rPr>
+                <w:rStyle w:val="VerbatimChar"/>
+              </w:rPr>
+              <w:t>...taxname:</w:t>
+            </w:r>
+            <w:r>
+              <w:t xml:space="preserve"> (cut off) in one; one scientificNameID with </w:t>
+            </w:r>
+            <w:r>
+              <w:rPr>
+                <w:i/>
+                <w:iCs/>
+              </w:rPr>
+              <w:t>Pandalus borealis</w:t>
+            </w:r>
+            <w:r>
+              <w:t xml:space="preserve"> and with </w:t>
+            </w:r>
+            <w:r>
+              <w:rPr>
+                <w:i/>
+                <w:iCs/>
+              </w:rPr>
+              <w:t>Pandalus borealis Kroyer, 1838</w:t>
+            </w:r>
+          </w:p>
+        </w:tc>
+        <w:tc>
+          <w:tcPr>
+            <w:tcW w:w="0" w:type="auto"/>
+          </w:tcPr>
+          <w:p>
+            <w:pPr>
+              <w:pStyle w:val="Compact"/>
+            </w:pPr>
+            <w:r>
+              <w:rPr>
+                <w:i/>
+                <w:iCs/>
+              </w:rPr>
+              <w:t>Broken one-to-one: scientificName and scientificNameID</w:t>
+            </w:r>
+            <w:r>
+              <w:t xml:space="preserve"> (</w:t>
+            </w:r>
+            <w:r>
+              <w:rPr>
+                <w:rStyle w:val="VerbatimChar"/>
+              </w:rPr>
+              <w:t>scientificname_id_one_to_one</w:t>
+            </w:r>
+            <w:r>
+              <w:t>), in every table with both columns</w:t>
+            </w:r>
+          </w:p>
+        </w:tc>
+      </w:tr>
+      <w:tr>
+        <w:tc>
+          <w:tcPr>
+            <w:tcW w:w="0" w:type="auto"/>
+          </w:tcPr>
+          <w:p>
+            <w:pPr>
+              <w:pStyle w:val="Compact"/>
+            </w:pPr>
+            <w:r>
+              <w:t>A name without scientificNameID while other records of that name have one (or the other way round): a warning, with the ID (or name) of the other records as suggestion</w:t>
+            </w:r>
+          </w:p>
+        </w:tc>
+        <w:tc>
+          <w:tcPr>
+            <w:tcW w:w="0" w:type="auto"/>
+          </w:tcPr>
+          <w:p>
+            <w:pPr>
+              <w:pStyle w:val="Compact"/>
+            </w:pPr>
+            <w:r>
+              <w:t>idem</w:t>
+            </w:r>
+          </w:p>
+        </w:tc>
+      </w:tr>
+      <w:tr>
+        <w:tc>
+          <w:tcPr>
+            <w:tcW w:w="0" w:type="auto"/>
+          </w:tcPr>
+          <w:p>
+            <w:pPr>
+              <w:pStyle w:val="Compact"/>
+            </w:pPr>
+            <w:r>
+              <w:rPr>
+                <w:i/>
+                <w:iCs/>
+              </w:rPr>
+              <w:t>length</w:t>
+            </w:r>
+            <w:r>
+              <w:t xml:space="preserve"> </w:t>
+            </w:r>
+            <w:r>
+              <w:t xml:space="preserve">with two different measurementTypeIDs, or one measurementTypeID with </w:t>
+            </w:r>
+            <w:r>
+              <w:rPr>
+                <w:i/>
+                <w:iCs/>
+              </w:rPr>
+              <w:t>sampling net mesh size</w:t>
+            </w:r>
+            <w:r>
+              <w:t xml:space="preserve"> and </w:t>
+            </w:r>
+            <w:r>
+              <w:rPr>
+                <w:i/>
+                <w:iCs/>
+              </w:rPr>
+              <w:t>sampling net outer cover</w:t>
+            </w:r>
+          </w:p>
+        </w:tc>
+        <w:tc>
+          <w:tcPr>
+            <w:tcW w:w="0" w:type="auto"/>
+          </w:tcPr>
+          <w:p>
+            <w:pPr>
+              <w:pStyle w:val="Compact"/>
+            </w:pPr>
+            <w:r>
+              <w:rPr>
+                <w:i/>
+                <w:iCs/>
+              </w:rPr>
+              <w:t>Broken one-to-one: measurementType and measurementTypeID</w:t>
+            </w:r>
+            <w:r>
+              <w:t xml:space="preserve"> (</w:t>
+            </w:r>
+            <w:r>
+              <w:rPr>
+                <w:rStyle w:val="VerbatimChar"/>
+              </w:rPr>
+              <w:t>measurementtype_id_one_to_one</w:t>
+            </w:r>
+            <w:r>
+              <w:t>)</w:t>
+            </w:r>
+          </w:p>
+        </w:tc>
+      </w:tr>
+      <w:tr>
+        <w:tc>
+          <w:tcPr>
+            <w:tcW w:w="0" w:type="auto"/>
+          </w:tcPr>
+          <w:p>
+            <w:pPr>
+              <w:pStyle w:val="Compact"/>
+            </w:pPr>
+            <w:r>
+              <w:rPr>
+                <w:i/>
+                <w:iCs/>
+              </w:rPr>
+              <w:t>mm</w:t>
+            </w:r>
+            <w:r>
+              <w:t xml:space="preserve"> with two unit IDs, or P06 XXXX with </w:t>
+            </w:r>
+            <w:r>
+              <w:rPr>
+                <w:i/>
+                <w:iCs/>
+              </w:rPr>
+              <w:t>Not applicable</w:t>
+            </w:r>
+            <w:r>
+              <w:t xml:space="preserve"> and </w:t>
+            </w:r>
+            <w:r>
+              <w:rPr>
+                <w:i/>
+                <w:iCs/>
+              </w:rPr>
+              <w:t>not applicable</w:t>
+            </w:r>
+          </w:p>
+        </w:tc>
+        <w:tc>
+          <w:tcPr>
+            <w:tcW w:w="0" w:type="auto"/>
+          </w:tcPr>
+          <w:p>
+            <w:pPr>
+              <w:pStyle w:val="Compact"/>
+            </w:pPr>
+            <w:r>
+              <w:rPr>
+                <w:i/>
+                <w:iCs/>
+              </w:rPr>
+              <w:t>Broken one-to-one: measurementUnit and measurementUnitID</w:t>
+            </w:r>
+            <w:r>
+              <w:t xml:space="preserve"> (</w:t>
+            </w:r>
+            <w:r>
+              <w:rPr>
+                <w:rStyle w:val="VerbatimChar"/>
+              </w:rPr>
+              <w:t>measurementunit_id_one_to_one</w:t>
+            </w:r>
+            <w:r>
+              <w:t>)</w:t>
+            </w:r>
+          </w:p>
+        </w:tc>
+      </w:tr>
+      <w:tr>
+        <w:tc>
+          <w:tcPr>
+            <w:tcW w:w="0" w:type="auto"/>
+          </w:tcPr>
+          <w:p>
+            <w:pPr>
+              <w:pStyle w:val="Compact"/>
+            </w:pPr>
+            <w:r>
+              <w:t xml:space="preserve">Within a measurement type: </w:t>
+            </w:r>
+            <w:r>
+              <w:rPr>
+                <w:i/>
+                <w:iCs/>
+              </w:rPr>
+              <w:t>adult</w:t>
+            </w:r>
+            <w:r>
+              <w:t xml:space="preserve"> with two valueIDs, </w:t>
+            </w:r>
+            <w:r>
+              <w:rPr>
+                <w:i/>
+                <w:iCs/>
+              </w:rPr>
+              <w:t>adult</w:t>
+            </w:r>
+            <w:r>
+              <w:t xml:space="preserve"> and </w:t>
+            </w:r>
+            <w:r>
+              <w:rPr>
+                <w:i/>
+                <w:iCs/>
+              </w:rPr>
+              <w:lastRenderedPageBreak/>
+              <w:t>Adult</w:t>
+            </w:r>
+            <w:r>
+              <w:t xml:space="preserve"> </w:t>
+            </w:r>
+            <w:r>
+              <w:t>with one valueID, or one valueID on many different numbers (a NERC term put in measurementValueID instead of measurementTypeID)</w:t>
+            </w:r>
+          </w:p>
+        </w:tc>
+        <w:tc>
+          <w:tcPr>
+            <w:tcW w:w="0" w:type="auto"/>
+          </w:tcPr>
+          <w:p>
+            <w:pPr>
+              <w:pStyle w:val="Compact"/>
+            </w:pPr>
+            <w:r>
+              <w:rPr>
+                <w:i/>
+                <w:iCs/>
+              </w:rPr>
+              <w:lastRenderedPageBreak/>
+              <w:t xml:space="preserve">Broken one-to-one: measurementValue and </w:t>
+            </w:r>
+            <w:r>
+              <w:rPr>
+                <w:i/>
+                <w:iCs/>
+              </w:rPr>
+              <w:lastRenderedPageBreak/>
+              <w:t>measurementValueID</w:t>
+            </w:r>
+            <w:r>
+              <w:t xml:space="preserve"> (</w:t>
+            </w:r>
+            <w:r>
+              <w:rPr>
+                <w:rStyle w:val="VerbatimChar"/>
+              </w:rPr>
+              <w:t>measurementvalueid_consistent</w:t>
+            </w:r>
+            <w:r>
+              <w:t>)</w:t>
+            </w:r>
+          </w:p>
+        </w:tc>
+      </w:tr>
+      <w:tr>
+        <w:tc>
+          <w:tcPr>
+            <w:tcW w:w="0" w:type="auto"/>
+          </w:tcPr>
+          <w:p>
+            <w:pPr>
+              <w:pStyle w:val="Compact"/>
+            </w:pPr>
+            <w:r>
+              <w:lastRenderedPageBreak/>
+              <w:t>institutionCode and institutionID, collectionCode and collectionID, datasetName and datasetID, recordedBy and recordedByID, identifiedBy and identifiedByID, country and countryCode, higherGeography and higherGeographyID</w:t>
+            </w:r>
+          </w:p>
+        </w:tc>
+        <w:tc>
+          <w:tcPr>
+            <w:tcW w:w="0" w:type="auto"/>
+          </w:tcPr>
+          <w:p>
+            <w:pPr>
+              <w:pStyle w:val="Compact"/>
+            </w:pPr>
+            <w:r>
+              <w:rPr>
+                <w:i/>
+                <w:iCs/>
+              </w:rPr>
+              <w:t>Broken one-to-one: other values and their IDs</w:t>
+            </w:r>
+            <w:r>
+              <w:t xml:space="preserve"> (</w:t>
+            </w:r>
+            <w:r>
+              <w:rPr>
+                <w:rStyle w:val="VerbatimChar"/>
+              </w:rPr>
+              <w:t>values_and_ids_one_to_one</w:t>
+            </w:r>
+            <w:r>
+              <w:t>), in every table with both columns</w:t>
+            </w:r>
+          </w:p>
+        </w:tc>
+      </w:tr>
+      <w:tr>
+        <w:tc>
+          <w:tcPr>
+            <w:tcW w:w="0" w:type="auto"/>
+          </w:tcPr>
+          <w:p>
+            <w:pPr>
+              <w:pStyle w:val="Compact"/>
+            </w:pPr>
+            <w:r>
+              <w:t>Only one way (an ID has one value; a value may have several IDs): taxonID and scientificName (in DNA data the taxonID is often the ASV), organismID and scientificName, locationID and locality, and in the occurrences eventID and eventDate, decimalLatitude, decimalLongitude</w:t>
+            </w:r>
+          </w:p>
+        </w:tc>
+        <w:tc>
+          <w:tcPr>
+            <w:tcW w:w="0" w:type="auto"/>
+          </w:tcPr>
+          <w:p>
+            <w:pPr>
+              <w:pStyle w:val="Compact"/>
+            </w:pPr>
+            <w:r>
+              <w:t>idem</w:t>
+            </w:r>
+          </w:p>
+        </w:tc>
+      </w:tr>
+    </w:tbl>
+    <w:p>
+      <w:pPr>
+        <w:pStyle w:val="BodyText"/>
+      </w:pPr>
+      <w:r>
+        <w:t xml:space="preserve">The measurement pairs are compared in the eMoF table. Values are compared as written, in one table at a time (not across tables, and not the values an occurrence takes over from its event). The pairs of the last check are in </w:t>
+      </w:r>
+      <w:r>
+        <w:rPr>
+          <w:rStyle w:val="VerbatimChar"/>
+        </w:rPr>
+        <w:t>reference/one_to_one_pairs.csv</w:t>
+      </w:r>
+      <w:r>
+        <w:t xml:space="preserve"> (section 7.2): add a row for another pair. The severities are in the rules workbook.</w:t>
+      </w:r>
+    </w:p>
+    <w:p>
+      <w:pPr>
+        <w:pStyle w:val="Heading3"/>
+      </w:pPr>
+      <w:bookmarkStart w:id="56" w:name="counting"/>
+      <w:bookmarkEnd w:id="55"/>
+      <w:r>
+        <w:t>Counting</w:t>
+      </w:r>
+    </w:p>
+    <w:p>
+      <w:pPr>
+        <w:pStyle w:val="FirstParagraph"/>
+      </w:pPr>
       <w:r>
         <w:rPr>
           <w:i/>
           <w:iCs/>
         </w:rPr>
-        <w:t>CC-BY</w:t>
-      </w:r>
-      <w:r>
-        <w:t xml:space="preserve">, </w:t>
+        <w:t>Issues</w:t>
+      </w:r>
+      <w:r>
+        <w:t xml:space="preserve"> counts each problem per record (a record with two problems counts twice). </w:t>
       </w:r>
       <w:r>
         <w:rPr>
           <w:i/>
           <w:iCs/>
         </w:rPr>
-        <w:t>cc by 4.0</w:t>
-      </w:r>
-      <w:r>
-        <w:t xml:space="preserve">, </w:t>
+        <w:t>Records affected</w:t>
+      </w:r>
+      <w:r>
+        <w:t xml:space="preserve"> </w:t>
+      </w:r>
+      <w:r>
+        <w:t>counts each record once per check. A problem about a whole column or the metadata counts as one issue.</w:t>
+      </w:r>
+    </w:p>
+    <w:p>
+      <w:pPr>
+        <w:pStyle w:val="Heading3"/>
+      </w:pPr>
+      <w:bookmarkStart w:id="57" w:name="dates"/>
+      <w:bookmarkEnd w:id="56"/>
+      <w:r>
+        <w:t>Dates</w:t>
+      </w:r>
+    </w:p>
+    <w:p>
+      <w:pPr>
+        <w:pStyle w:val="FirstParagraph"/>
+      </w:pPr>
+      <w:r>
+        <w:t>EMODnet accepts ISO 8601 dates, also with a space instead of the "T" before the time (</w:t>
+      </w:r>
+      <w:r>
+        <w:rPr>
+          <w:rStyle w:val="VerbatimChar"/>
+        </w:rPr>
+        <w:t>2013-08-12 19:47:00</w:t>
+      </w:r>
+      <w:r>
+        <w:t xml:space="preserve">). Shortened intervals like </w:t>
+      </w:r>
+      <w:r>
+        <w:rPr>
+          <w:rStyle w:val="VerbatimChar"/>
+        </w:rPr>
+        <w:t>2011-07/09</w:t>
+      </w:r>
+      <w:r>
+        <w:t xml:space="preserve"> are valid ISO 8601 but the EurOBIS harvester cannot read them: they are reported as errors, with the full form as suggestion. An interval whose end is only a time (</w:t>
+      </w:r>
+      <w:r>
+        <w:rPr>
+          <w:rStyle w:val="VerbatimChar"/>
+        </w:rPr>
+        <w:t>2019-05-21T10:00/12:00</w:t>
+      </w:r>
+      <w:r>
+        <w:t xml:space="preserve">) is a warning (suggestion: </w:t>
+      </w:r>
+      <w:r>
+        <w:rPr>
+          <w:rStyle w:val="VerbatimChar"/>
+        </w:rPr>
+        <w:t>2019-05-21T10:00/2019-05-21T12:00</w:t>
+      </w:r>
+      <w:r>
+        <w:t>).</w:t>
+      </w:r>
+    </w:p>
+    <w:p>
+      <w:pPr>
+        <w:pStyle w:val="BodyText"/>
+      </w:pPr>
+      <w:r>
+        <w:t xml:space="preserve">The date a record was last changed, </w:t>
+      </w:r>
+      <w:r>
+        <w:rPr>
+          <w:rStyle w:val="VerbatimChar"/>
+        </w:rPr>
+        <w:t>modified</w:t>
+      </w:r>
+      <w:r>
+        <w:t xml:space="preserve"> (dcterms:modified), is reported as info when it is missing or empty (</w:t>
+      </w:r>
+      <w:r>
+        <w:rPr>
+          <w:rStyle w:val="VerbatimChar"/>
+        </w:rPr>
+        <w:t>modified_filled</w:t>
+      </w:r>
+      <w:r>
+        <w:t>).</w:t>
+      </w:r>
+    </w:p>
+    <w:p>
+      <w:pPr>
+        <w:pStyle w:val="Heading3"/>
+      </w:pPr>
+      <w:bookmarkStart w:id="58" w:name="how-checks-are-named"/>
+      <w:bookmarkEnd w:id="57"/>
+      <w:r>
+        <w:t>How checks are named</w:t>
+      </w:r>
+    </w:p>
+    <w:p>
+      <w:pPr>
+        <w:pStyle w:val="FirstParagraph"/>
+      </w:pPr>
+      <w:r>
+        <w:t xml:space="preserve">A check is named after the problem it looks for: </w:t>
       </w:r>
       <w:r>
         <w:rPr>
           <w:i/>
           <w:iCs/>
         </w:rPr>
-        <w:t>CC0</w:t>
-      </w:r>
-      <w:r>
-        <w:t xml:space="preserve">, and also a plain </w:t>
+        <w:t>scientificName does not match the AphiaID</w:t>
+      </w:r>
+      <w:r>
+        <w:t xml:space="preserve">, </w:t>
       </w:r>
       <w:r>
         <w:rPr>
           <w:i/>
           <w:iCs/>
         </w:rPr>
-        <w:t>CC</w:t>
-      </w:r>
-      <w:r>
-        <w:t xml:space="preserve"> </w:t>
-      </w:r>
-      <w:r>
-        <w:t>(read as CC-BY). Licences with SA (share-alike) or ND (no derivatives) are not accepted.</w:t>
+        <w:t>Required column missing</w:t>
+      </w:r>
+      <w:r>
+        <w:t>. In the lists of issues the name then says what is wrong, without having to turn it around. On Help &gt; Checks and in the FAIR details the same names mean "what the check looks for"; the status (</w:t>
+      </w:r>
+      <w:r>
+        <w:rPr>
+          <w:i/>
+          <w:iCs/>
+        </w:rPr>
+        <w:t>passed</w:t>
+      </w:r>
+      <w:r>
+        <w:t xml:space="preserve">, </w:t>
+      </w:r>
+      <w:r>
+        <w:rPr>
+          <w:i/>
+          <w:iCs/>
+        </w:rPr>
+        <w:t>issues found</w:t>
+      </w:r>
+      <w:r>
+        <w:t xml:space="preserve">) says whether it was found. The names are in the </w:t>
+      </w:r>
+      <w:r>
+        <w:rPr>
+          <w:rStyle w:val="VerbatimChar"/>
+        </w:rPr>
+        <w:t>title</w:t>
+      </w:r>
+      <w:r>
+        <w:t xml:space="preserve"> column of the rules workbook and can be changed there.</w:t>
+      </w:r>
+    </w:p>
+    <w:p>
+      <w:pPr>
+        <w:pStyle w:val="Heading3"/>
+      </w:pPr>
+      <w:bookmarkStart w:id="59" w:name="a-few-decisions"/>
+      <w:bookmarkEnd w:id="58"/>
+      <w:r>
+        <w:t>A few decisions</w:t>
       </w:r>
     </w:p>
     <w:p>
@@ -15020,7 +15087,98 @@
         <w:pStyle w:val="Compact"/>
         <w:numPr>
           <w:ilvl w:val="0"/>
-          <w:numId w:val="13"/>
+          <w:numId w:val="14"/>
+        </w:numPr>
+      </w:pPr>
+      <w:r>
+        <w:rPr>
+          <w:b/>
+          <w:bCs/>
+        </w:rPr>
+        <w:t>IDs</w:t>
+      </w:r>
+      <w:r>
+        <w:t xml:space="preserve">: an occurrenceID only has to be unique within the dataset; running numbers (1, 2, 3) are fine. The check </w:t>
+      </w:r>
+      <w:r>
+        <w:rPr>
+          <w:i/>
+          <w:iCs/>
+        </w:rPr>
+        <w:t>occurrenceID may not be unique outside this dataset</w:t>
+      </w:r>
+      <w:r>
+        <w:t xml:space="preserve"> is switched off.</w:t>
+      </w:r>
+    </w:p>
+    <w:p>
+      <w:pPr>
+        <w:pStyle w:val="Compact"/>
+        <w:numPr>
+          <w:ilvl w:val="0"/>
+          <w:numId w:val="14"/>
+        </w:numPr>
+      </w:pPr>
+      <w:r>
+        <w:rPr>
+          <w:b/>
+          <w:bCs/>
+        </w:rPr>
+        <w:t>Licence</w:t>
+      </w:r>
+      <w:r>
+        <w:t xml:space="preserve">: CC0, CC-BY and CC-BY-NC are accepted, as a web address or as a short name: </w:t>
+      </w:r>
+      <w:r>
+        <w:rPr>
+          <w:i/>
+          <w:iCs/>
+        </w:rPr>
+        <w:t>CC-BY</w:t>
+      </w:r>
+      <w:r>
+        <w:t xml:space="preserve">, </w:t>
+      </w:r>
+      <w:r>
+        <w:rPr>
+          <w:i/>
+          <w:iCs/>
+        </w:rPr>
+        <w:t>cc by 4.0</w:t>
+      </w:r>
+      <w:r>
+        <w:t xml:space="preserve">, </w:t>
+      </w:r>
+      <w:r>
+        <w:rPr>
+          <w:i/>
+          <w:iCs/>
+        </w:rPr>
+        <w:t>CC0</w:t>
+      </w:r>
+      <w:r>
+        <w:t xml:space="preserve">, and also a plain </w:t>
+      </w:r>
+      <w:r>
+        <w:rPr>
+          <w:i/>
+          <w:iCs/>
+        </w:rPr>
+        <w:t>CC</w:t>
+      </w:r>
+      <w:r>
+        <w:t xml:space="preserve"> </w:t>
+      </w:r>
+      <w:r>
+        <w:t>(read as CC-BY). Licences with SA (share-alike) or ND (no derivatives) are not accepted.</w:t>
+      </w:r>
+    </w:p>
+    <w:p>
+      <w:pPr>
+        <w:pStyle w:val="Compact"/>
+        <w:numPr>
+          <w:ilvl w:val="0"/>
+          <w:numId w:val="14"/>
         </w:numPr>
       </w:pPr>
       <w:r>
@@ -15077,7 +15235,7 @@
         <w:pStyle w:val="Heading2"/>
       </w:pPr>
       <w:bookmarkStart w:id="60" w:name="Xf8e23cad926e6006dfe08d4b553b9198d722401"/>
-      <w:bookmarkStart w:id="61" w:name="_Toc243914123"/>
+      <w:bookmarkStart w:id="61" w:name="_Toc243921639"/>
       <w:bookmarkEnd w:id="50"/>
       <w:bookmarkEnd w:id="59"/>
       <w:r>
@@ -15104,7 +15262,7 @@
           <w:noProof/>
         </w:rPr>
         <w:drawing>
-          <wp:inline distT="0" distB="0" distL="0" distR="0" wp14:anchorId="5F02F9D8" wp14:editId="1037C25E">
+          <wp:inline distT="0" distB="0" distL="0" distR="0" wp14:anchorId="05908A5B" wp14:editId="15187F48">
             <wp:extent cx="6108700" cy="3868843"/>
             <wp:effectExtent l="0" t="0" r="0" b="0"/>
             <wp:docPr id="53" name="Picture" descr="How the QC Tool is built"/>
@@ -15241,7 +15399,7 @@
         <w:pStyle w:val="Compact"/>
         <w:numPr>
           <w:ilvl w:val="0"/>
-          <w:numId w:val="14"/>
+          <w:numId w:val="15"/>
         </w:numPr>
       </w:pPr>
       <w:r>
@@ -15322,367 +15480,6 @@
       </w:r>
       <w:r>
         <w:t>: file and function).</w:t>
-      </w:r>
-    </w:p>
-    <w:p>
-      <w:pPr>
-        <w:pStyle w:val="Compact"/>
-        <w:numPr>
-          <w:ilvl w:val="0"/>
-          <w:numId w:val="14"/>
-        </w:numPr>
-      </w:pPr>
-      <w:r>
-        <w:rPr>
-          <w:b/>
-          <w:bCs/>
-        </w:rPr>
-        <w:t>Its numbers</w:t>
-      </w:r>
-      <w:r>
-        <w:t xml:space="preserve">: in the rules workbook. A check's own numbers are in the sheet </w:t>
-      </w:r>
-      <w:r>
-        <w:rPr>
-          <w:b/>
-          <w:bCs/>
-        </w:rPr>
-        <w:t>Checks</w:t>
-      </w:r>
-      <w:r>
-        <w:t xml:space="preserve">, column </w:t>
-      </w:r>
-      <w:r>
-        <w:rPr>
-          <w:b/>
-          <w:bCs/>
-        </w:rPr>
-        <w:t>settings</w:t>
-      </w:r>
-      <w:r>
-        <w:t xml:space="preserve"> (e.g. </w:t>
-      </w:r>
-      <w:r>
-        <w:rPr>
-          <w:rStyle w:val="VerbatimChar"/>
-        </w:rPr>
-        <w:t>buffer_m = 3000</w:t>
-      </w:r>
-      <w:r>
-        <w:t xml:space="preserve"> for </w:t>
-      </w:r>
-      <w:r>
-        <w:rPr>
-          <w:i/>
-          <w:iCs/>
-        </w:rPr>
-        <w:t>Position on land</w:t>
-      </w:r>
-      <w:r>
-        <w:t xml:space="preserve">). Limits per field are in the sheets </w:t>
-      </w:r>
-      <w:r>
-        <w:rPr>
-          <w:b/>
-          <w:bCs/>
-        </w:rPr>
-        <w:t>Fields</w:t>
-      </w:r>
-      <w:r>
-        <w:t xml:space="preserve"> (required / recommended) and </w:t>
-      </w:r>
-      <w:r>
-        <w:rPr>
-          <w:b/>
-          <w:bCs/>
-        </w:rPr>
-        <w:t>Field lengths</w:t>
-      </w:r>
-      <w:r>
-        <w:t xml:space="preserve"> (the longest value per term).</w:t>
-      </w:r>
-    </w:p>
-    <w:p>
-      <w:pPr>
-        <w:pStyle w:val="Compact"/>
-        <w:numPr>
-          <w:ilvl w:val="0"/>
-          <w:numId w:val="14"/>
-        </w:numPr>
-      </w:pPr>
-      <w:r>
-        <w:rPr>
-          <w:b/>
-          <w:bCs/>
-        </w:rPr>
-        <w:t>Its lists</w:t>
-      </w:r>
-      <w:r>
-        <w:t xml:space="preserve"> (words, codes, synonyms) are the CSV files of section 7.2.</w:t>
-      </w:r>
-    </w:p>
-    <w:p>
-      <w:pPr>
-        <w:pStyle w:val="Compact"/>
-        <w:numPr>
-          <w:ilvl w:val="0"/>
-          <w:numId w:val="14"/>
-        </w:numPr>
-      </w:pPr>
-      <w:r>
-        <w:rPr>
-          <w:b/>
-          <w:bCs/>
-        </w:rPr>
-        <w:t>Its code</w:t>
-      </w:r>
-      <w:r>
-        <w:t xml:space="preserve">: the file in the folder </w:t>
-      </w:r>
-      <w:r>
-        <w:rPr>
-          <w:rStyle w:val="VerbatimChar"/>
-        </w:rPr>
-        <w:t>R/</w:t>
-      </w:r>
-      <w:r>
-        <w:t xml:space="preserve"> named under </w:t>
-      </w:r>
-      <w:r>
-        <w:rPr>
-          <w:i/>
-          <w:iCs/>
-        </w:rPr>
-        <w:t>Code</w:t>
-      </w:r>
-      <w:r>
-        <w:t xml:space="preserve">, function </w:t>
-      </w:r>
-      <w:r>
-        <w:rPr>
-          <w:rStyle w:val="VerbatimChar"/>
-        </w:rPr>
-        <w:t>check_&lt;check_id&gt;()</w:t>
-      </w:r>
-      <w:r>
-        <w:t>. Every check starts with a short comment: what, why, settings.</w:t>
-      </w:r>
-    </w:p>
-    <w:p>
-      <w:pPr>
-        <w:pStyle w:val="FirstParagraph"/>
-      </w:pPr>
-      <w:r>
-        <w:t xml:space="preserve">The appendix </w:t>
-      </w:r>
-      <w:r>
-        <w:rPr>
-          <w:i/>
-          <w:iCs/>
-        </w:rPr>
-        <w:t>Where each check lives</w:t>
-      </w:r>
-      <w:r>
-        <w:t xml:space="preserve"> lists all of this for every check in one table.</w:t>
-      </w:r>
-    </w:p>
-    <w:p>
-      <w:pPr>
-        <w:pStyle w:val="BodyText"/>
-      </w:pPr>
-      <w:r>
-        <w:rPr>
-          <w:i/>
-          <w:iCs/>
-        </w:rPr>
-        <w:t>Example: the length of institutionCode.</w:t>
-      </w:r>
-      <w:r>
-        <w:t xml:space="preserve"> Help &gt; Checks, search </w:t>
-      </w:r>
-      <w:r>
-        <w:rPr>
-          <w:i/>
-          <w:iCs/>
-        </w:rPr>
-        <w:t>length</w:t>
-      </w:r>
-      <w:r>
-        <w:t xml:space="preserve">: the check is </w:t>
-      </w:r>
-      <w:r>
-        <w:rPr>
-          <w:i/>
-          <w:iCs/>
-        </w:rPr>
-        <w:t>Value too long for the EurOBIS database</w:t>
-      </w:r>
-      <w:r>
-        <w:t xml:space="preserve"> (</w:t>
-      </w:r>
-      <w:r>
-        <w:rPr>
-          <w:rStyle w:val="VerbatimChar"/>
-        </w:rPr>
-        <w:t>field_length_within_eurobis_limit</w:t>
-      </w:r>
-      <w:r>
-        <w:t xml:space="preserve">), code in </w:t>
-      </w:r>
-      <w:r>
-        <w:rPr>
-          <w:rStyle w:val="VerbatimChar"/>
-        </w:rPr>
-        <w:t>R/checks_01_structure.R</w:t>
-      </w:r>
-      <w:r>
-        <w:t xml:space="preserve">, values from the sheet </w:t>
-      </w:r>
-      <w:r>
-        <w:rPr>
-          <w:i/>
-          <w:iCs/>
-        </w:rPr>
-        <w:t>Field lengths</w:t>
-      </w:r>
-      <w:r>
-        <w:t xml:space="preserve">. In that sheet, the row </w:t>
-      </w:r>
-      <w:r>
-        <w:rPr>
-          <w:i/>
-          <w:iCs/>
-        </w:rPr>
-        <w:t>institutionCode</w:t>
-      </w:r>
-      <w:r>
-        <w:t xml:space="preserve"> has </w:t>
-      </w:r>
-      <w:r>
-        <w:rPr>
-          <w:rStyle w:val="VerbatimChar"/>
-        </w:rPr>
-        <w:t>max_length</w:t>
-      </w:r>
-      <w:r>
-        <w:t xml:space="preserve"> 50: the size of that column in the EurOBIS database. Change it there; longer values are errors, and values longer than </w:t>
-      </w:r>
-      <w:r>
-        <w:rPr>
-          <w:rStyle w:val="VerbatimChar"/>
-        </w:rPr>
-        <w:t>warning_above</w:t>
-      </w:r>
-      <w:r>
-        <w:t xml:space="preserve"> (where filled) are warnings.</w:t>
-      </w:r>
-    </w:p>
-    <w:p>
-      <w:pPr>
-        <w:pStyle w:val="Heading3"/>
-      </w:pPr>
-      <w:bookmarkStart w:id="63" w:name="X18d524196b17ebd74e82bcf81c375f965789166"/>
-      <w:bookmarkEnd w:id="62"/>
-      <w:r>
-        <w:lastRenderedPageBreak/>
-        <w:t>7.1 The rules workbook: severities, settings, required fields</w:t>
-      </w:r>
-    </w:p>
-    <w:p>
-      <w:pPr>
-        <w:pStyle w:val="FirstParagraph"/>
-      </w:pPr>
-      <w:r>
-        <w:t xml:space="preserve">How strict the tool is, is not in the code but in one Excel file, the </w:t>
-      </w:r>
-      <w:r>
-        <w:rPr>
-          <w:b/>
-          <w:bCs/>
-        </w:rPr>
-        <w:t>rules workbook</w:t>
-      </w:r>
-      <w:r>
-        <w:t>:</w:t>
-      </w:r>
-    </w:p>
-    <w:p>
-      <w:pPr>
-        <w:pStyle w:val="BodyText"/>
-      </w:pPr>
-      <w:r>
-        <w:rPr>
-          <w:rStyle w:val="VerbatimChar"/>
-          <w:b/>
-          <w:bCs/>
-        </w:rPr>
-        <w:t>QC Tool/qctool/inst/rules/qc_rules.xlsx</w:t>
-      </w:r>
-    </w:p>
-    <w:p>
-      <w:pPr>
-        <w:pStyle w:val="BodyText"/>
-      </w:pPr>
-      <w:r>
-        <w:t xml:space="preserve">(on the team laptop: </w:t>
-      </w:r>
-      <w:r>
-        <w:rPr>
-          <w:rStyle w:val="VerbatimChar"/>
-        </w:rPr>
-        <w:t>C:\Users\&lt;you&gt;\Documents\GitHub\QC Tool\qctool\inst\rules\qc_rules.xlsx</w:t>
-      </w:r>
-      <w:r>
-        <w:t>). The app shows where the workbook in use is: Help &gt; About the tool, where you can also download it.</w:t>
-      </w:r>
-    </w:p>
-    <w:p>
-      <w:pPr>
-        <w:pStyle w:val="BodyText"/>
-      </w:pPr>
-      <w:r>
-        <w:t xml:space="preserve">The tool reads this file </w:t>
-      </w:r>
-      <w:r>
-        <w:rPr>
-          <w:b/>
-          <w:bCs/>
-        </w:rPr>
-        <w:t>at every check</w:t>
-      </w:r>
-      <w:r>
-        <w:t xml:space="preserve">: the app and </w:t>
-      </w:r>
-      <w:r>
-        <w:rPr>
-          <w:rStyle w:val="VerbatimChar"/>
-        </w:rPr>
-        <w:t>qc_check()</w:t>
-      </w:r>
-      <w:r>
-        <w:t xml:space="preserve"> alike. A change counts from the next time you press </w:t>
-      </w:r>
-      <w:r>
-        <w:rPr>
-          <w:i/>
-          <w:iCs/>
-        </w:rPr>
-        <w:t>Check the dataset</w:t>
-      </w:r>
-      <w:r>
-        <w:t>; the app does not need a restart. (Help &gt; Checks reads the workbook when the page opens: reload the page, F5, to see a new severity there.)</w:t>
-      </w:r>
-    </w:p>
-    <w:p>
-      <w:pPr>
-        <w:pStyle w:val="BodyText"/>
-      </w:pPr>
-      <w:r>
-        <w:rPr>
-          <w:b/>
-          <w:bCs/>
-        </w:rPr>
-        <w:t>Change a check from error to warning (or the other way round)</w:t>
       </w:r>
     </w:p>
     <w:p>
@@ -15694,35 +15491,73 @@
         </w:numPr>
       </w:pPr>
       <w:r>
-        <w:t xml:space="preserve">Find the check's id: in the app Help &gt; Checks (search by words; the id is in the column </w:t>
+        <w:rPr>
+          <w:b/>
+          <w:bCs/>
+        </w:rPr>
+        <w:t>Its numbers</w:t>
+      </w:r>
+      <w:r>
+        <w:t xml:space="preserve">: in the rules workbook. A check's own numbers are in the sheet </w:t>
+      </w:r>
+      <w:r>
+        <w:rPr>
+          <w:b/>
+          <w:bCs/>
+        </w:rPr>
+        <w:t>Checks</w:t>
+      </w:r>
+      <w:r>
+        <w:t xml:space="preserve">, column </w:t>
+      </w:r>
+      <w:r>
+        <w:rPr>
+          <w:b/>
+          <w:bCs/>
+        </w:rPr>
+        <w:t>settings</w:t>
+      </w:r>
+      <w:r>
+        <w:t xml:space="preserve"> (e.g. </w:t>
+      </w:r>
+      <w:r>
+        <w:rPr>
+          <w:rStyle w:val="VerbatimChar"/>
+        </w:rPr>
+        <w:t>buffer_m = 3000</w:t>
+      </w:r>
+      <w:r>
+        <w:t xml:space="preserve"> for </w:t>
       </w:r>
       <w:r>
         <w:rPr>
           <w:i/>
           <w:iCs/>
         </w:rPr>
-        <w:t>check_id</w:t>
-      </w:r>
-      <w:r>
-        <w:t xml:space="preserve">), or in R </w:t>
-      </w:r>
-      <w:r>
-        <w:rPr>
-          <w:rStyle w:val="VerbatimChar"/>
-        </w:rPr>
-        <w:t>qc_checks("words")</w:t>
-      </w:r>
-      <w:r>
-        <w:t xml:space="preserve">. Example: </w:t>
-      </w:r>
-      <w:r>
-        <w:rPr>
-          <w:rStyle w:val="VerbatimChar"/>
-        </w:rPr>
-        <w:t>eventdate_iso8601</w:t>
-      </w:r>
-      <w:r>
-        <w:t>.</w:t>
+        <w:t>Position on land</w:t>
+      </w:r>
+      <w:r>
+        <w:t xml:space="preserve">). Limits per field are in the sheets </w:t>
+      </w:r>
+      <w:r>
+        <w:rPr>
+          <w:b/>
+          <w:bCs/>
+        </w:rPr>
+        <w:t>Fields</w:t>
+      </w:r>
+      <w:r>
+        <w:t xml:space="preserve"> (required / recommended) and </w:t>
+      </w:r>
+      <w:r>
+        <w:rPr>
+          <w:b/>
+          <w:bCs/>
+        </w:rPr>
+        <w:t>Field lengths</w:t>
+      </w:r>
+      <w:r>
+        <w:t xml:space="preserve"> (the longest value per term).</w:t>
       </w:r>
     </w:p>
     <w:p>
@@ -15734,36 +15569,14 @@
         </w:numPr>
       </w:pPr>
       <w:r>
-        <w:t xml:space="preserve">Open </w:t>
-      </w:r>
-      <w:r>
-        <w:rPr>
-          <w:rStyle w:val="VerbatimChar"/>
-        </w:rPr>
-        <w:t>qc_rules.xlsx</w:t>
-      </w:r>
-      <w:r>
-        <w:t xml:space="preserve"> in Excel, sheet </w:t>
-      </w:r>
-      <w:r>
         <w:rPr>
           <w:b/>
           <w:bCs/>
         </w:rPr>
-        <w:t>Checks</w:t>
-      </w:r>
-      <w:r>
-        <w:t xml:space="preserve">, and find the row with that id in column </w:t>
-      </w:r>
-      <w:r>
-        <w:rPr>
-          <w:i/>
-          <w:iCs/>
-        </w:rPr>
-        <w:t>check_id</w:t>
-      </w:r>
-      <w:r>
-        <w:t>.</w:t>
+        <w:t>Its lists</w:t>
+      </w:r>
+      <w:r>
+        <w:t xml:space="preserve"> (words, codes, synonyms) are the CSV files of section 7.2.</w:t>
       </w:r>
     </w:p>
     <w:p>
@@ -15775,53 +15588,259 @@
         </w:numPr>
       </w:pPr>
       <w:r>
-        <w:t xml:space="preserve">Change the column </w:t>
-      </w:r>
-      <w:r>
         <w:rPr>
           <w:b/>
           <w:bCs/>
         </w:rPr>
-        <w:t>severity</w:t>
-      </w:r>
-      <w:r>
-        <w:t xml:space="preserve"> to </w:t>
+        <w:t>Its code</w:t>
+      </w:r>
+      <w:r>
+        <w:t xml:space="preserve">: the file in the folder </w:t>
       </w:r>
       <w:r>
         <w:rPr>
           <w:rStyle w:val="VerbatimChar"/>
         </w:rPr>
-        <w:t>error</w:t>
-      </w:r>
-      <w:r>
-        <w:t xml:space="preserve">, </w:t>
+        <w:t>R/</w:t>
+      </w:r>
+      <w:r>
+        <w:t xml:space="preserve"> named under </w:t>
+      </w:r>
+      <w:r>
+        <w:rPr>
+          <w:i/>
+          <w:iCs/>
+        </w:rPr>
+        <w:t>Code</w:t>
+      </w:r>
+      <w:r>
+        <w:t xml:space="preserve">, function </w:t>
       </w:r>
       <w:r>
         <w:rPr>
           <w:rStyle w:val="VerbatimChar"/>
         </w:rPr>
-        <w:t>warning</w:t>
-      </w:r>
-      <w:r>
-        <w:t xml:space="preserve">, </w:t>
+        <w:t>check_&lt;check_id&gt;()</w:t>
+      </w:r>
+      <w:r>
+        <w:t>. Every check starts with a short comment: what, why, settings.</w:t>
+      </w:r>
+    </w:p>
+    <w:p>
+      <w:pPr>
+        <w:pStyle w:val="FirstParagraph"/>
+      </w:pPr>
+      <w:r>
+        <w:t xml:space="preserve">The appendix </w:t>
+      </w:r>
+      <w:r>
+        <w:rPr>
+          <w:i/>
+          <w:iCs/>
+        </w:rPr>
+        <w:t>Where each check lives</w:t>
+      </w:r>
+      <w:r>
+        <w:t xml:space="preserve"> lists all of this for every check in one table.</w:t>
+      </w:r>
+    </w:p>
+    <w:p>
+      <w:pPr>
+        <w:pStyle w:val="BodyText"/>
+      </w:pPr>
+      <w:r>
+        <w:rPr>
+          <w:i/>
+          <w:iCs/>
+        </w:rPr>
+        <w:t>Example: the length of institutionCode.</w:t>
+      </w:r>
+      <w:r>
+        <w:t xml:space="preserve"> Help &gt; Checks, search </w:t>
+      </w:r>
+      <w:r>
+        <w:rPr>
+          <w:i/>
+          <w:iCs/>
+        </w:rPr>
+        <w:t>length</w:t>
+      </w:r>
+      <w:r>
+        <w:t xml:space="preserve">: the check is </w:t>
+      </w:r>
+      <w:r>
+        <w:rPr>
+          <w:i/>
+          <w:iCs/>
+        </w:rPr>
+        <w:t>Value too long for the EurOBIS database</w:t>
+      </w:r>
+      <w:r>
+        <w:t xml:space="preserve"> (</w:t>
       </w:r>
       <w:r>
         <w:rPr>
           <w:rStyle w:val="VerbatimChar"/>
         </w:rPr>
-        <w:t>info</w:t>
-      </w:r>
-      <w:r>
-        <w:t xml:space="preserve"> or </w:t>
+        <w:t>field_length_within_eurobis_limit</w:t>
+      </w:r>
+      <w:r>
+        <w:t xml:space="preserve">), code in </w:t>
       </w:r>
       <w:r>
         <w:rPr>
           <w:rStyle w:val="VerbatimChar"/>
         </w:rPr>
-        <w:t>off</w:t>
-      </w:r>
-      <w:r>
-        <w:t xml:space="preserve"> (off: the check does not run at all).</w:t>
+        <w:t>R/checks_01_structure.R</w:t>
+      </w:r>
+      <w:r>
+        <w:t xml:space="preserve">, values from the sheet </w:t>
+      </w:r>
+      <w:r>
+        <w:rPr>
+          <w:i/>
+          <w:iCs/>
+        </w:rPr>
+        <w:t>Field lengths</w:t>
+      </w:r>
+      <w:r>
+        <w:t xml:space="preserve">. In that sheet, the row </w:t>
+      </w:r>
+      <w:r>
+        <w:rPr>
+          <w:i/>
+          <w:iCs/>
+        </w:rPr>
+        <w:t>institutionCode</w:t>
+      </w:r>
+      <w:r>
+        <w:t xml:space="preserve"> has </w:t>
+      </w:r>
+      <w:r>
+        <w:rPr>
+          <w:rStyle w:val="VerbatimChar"/>
+        </w:rPr>
+        <w:t>max_length</w:t>
+      </w:r>
+      <w:r>
+        <w:t xml:space="preserve"> 50: the size of that column in the EurOBIS database. Change it there; longer values are errors, and values longer than </w:t>
+      </w:r>
+      <w:r>
+        <w:rPr>
+          <w:rStyle w:val="VerbatimChar"/>
+        </w:rPr>
+        <w:t>warning_above</w:t>
+      </w:r>
+      <w:r>
+        <w:t xml:space="preserve"> (where filled) are warnings.</w:t>
+      </w:r>
+    </w:p>
+    <w:p>
+      <w:pPr>
+        <w:pStyle w:val="Heading3"/>
+      </w:pPr>
+      <w:bookmarkStart w:id="63" w:name="X18d524196b17ebd74e82bcf81c375f965789166"/>
+      <w:bookmarkEnd w:id="62"/>
+      <w:r>
+        <w:lastRenderedPageBreak/>
+        <w:t>7.1 The rules workbook: severities, settings, required fields</w:t>
+      </w:r>
+    </w:p>
+    <w:p>
+      <w:pPr>
+        <w:pStyle w:val="FirstParagraph"/>
+      </w:pPr>
+      <w:r>
+        <w:t xml:space="preserve">How strict the tool is, is not in the code but in one Excel file, the </w:t>
+      </w:r>
+      <w:r>
+        <w:rPr>
+          <w:b/>
+          <w:bCs/>
+        </w:rPr>
+        <w:t>rules workbook</w:t>
+      </w:r>
+      <w:r>
+        <w:t>:</w:t>
+      </w:r>
+    </w:p>
+    <w:p>
+      <w:pPr>
+        <w:pStyle w:val="BodyText"/>
+      </w:pPr>
+      <w:r>
+        <w:rPr>
+          <w:rStyle w:val="VerbatimChar"/>
+          <w:b/>
+          <w:bCs/>
+        </w:rPr>
+        <w:t>QC Tool/qctool/inst/rules/qc_rules.xlsx</w:t>
+      </w:r>
+    </w:p>
+    <w:p>
+      <w:pPr>
+        <w:pStyle w:val="BodyText"/>
+      </w:pPr>
+      <w:r>
+        <w:t xml:space="preserve">(on the team laptop: </w:t>
+      </w:r>
+      <w:r>
+        <w:rPr>
+          <w:rStyle w:val="VerbatimChar"/>
+        </w:rPr>
+        <w:t>C:\Users\&lt;you&gt;\Documents\GitHub\QC Tool\qctool\inst\rules\qc_rules.xlsx</w:t>
+      </w:r>
+      <w:r>
+        <w:t>). The app shows where the workbook in use is: Help &gt; About the tool, where you can also download it.</w:t>
+      </w:r>
+    </w:p>
+    <w:p>
+      <w:pPr>
+        <w:pStyle w:val="BodyText"/>
+      </w:pPr>
+      <w:r>
+        <w:t xml:space="preserve">The tool reads this file </w:t>
+      </w:r>
+      <w:r>
+        <w:rPr>
+          <w:b/>
+          <w:bCs/>
+        </w:rPr>
+        <w:t>at every check</w:t>
+      </w:r>
+      <w:r>
+        <w:t xml:space="preserve">: the app and </w:t>
+      </w:r>
+      <w:r>
+        <w:rPr>
+          <w:rStyle w:val="VerbatimChar"/>
+        </w:rPr>
+        <w:t>qc_check()</w:t>
+      </w:r>
+      <w:r>
+        <w:t xml:space="preserve"> alike. A change counts from the next time you press </w:t>
+      </w:r>
+      <w:r>
+        <w:rPr>
+          <w:i/>
+          <w:iCs/>
+        </w:rPr>
+        <w:t>Check the dataset</w:t>
+      </w:r>
+      <w:r>
+        <w:t>; the app does not need a restart. (Help &gt; Checks reads the workbook when the page opens: reload the page, F5, to see a new severity there.)</w:t>
+      </w:r>
+    </w:p>
+    <w:p>
+      <w:pPr>
+        <w:pStyle w:val="BodyText"/>
+      </w:pPr>
+      <w:r>
+        <w:rPr>
+          <w:b/>
+          <w:bCs/>
+        </w:rPr>
+        <w:t>Change a check from error to warning (or the other way round)</w:t>
       </w:r>
     </w:p>
     <w:p>
@@ -15829,11 +15848,39 @@
         <w:pStyle w:val="Compact"/>
         <w:numPr>
           <w:ilvl w:val="0"/>
-          <w:numId w:val="15"/>
+          <w:numId w:val="16"/>
         </w:numPr>
       </w:pPr>
       <w:r>
-        <w:t>Save (keep the .xlsx format and the file name).</w:t>
+        <w:t xml:space="preserve">Find the check's id: in the app Help &gt; Checks (search by words; the id is in the column </w:t>
+      </w:r>
+      <w:r>
+        <w:rPr>
+          <w:i/>
+          <w:iCs/>
+        </w:rPr>
+        <w:t>check_id</w:t>
+      </w:r>
+      <w:r>
+        <w:t xml:space="preserve">), or in R </w:t>
+      </w:r>
+      <w:r>
+        <w:rPr>
+          <w:rStyle w:val="VerbatimChar"/>
+        </w:rPr>
+        <w:t>qc_checks("words")</w:t>
+      </w:r>
+      <w:r>
+        <w:t xml:space="preserve">. Example: </w:t>
+      </w:r>
+      <w:r>
+        <w:rPr>
+          <w:rStyle w:val="VerbatimChar"/>
+        </w:rPr>
+        <w:t>eventdate_iso8601</w:t>
+      </w:r>
+      <w:r>
+        <w:t>.</w:t>
       </w:r>
     </w:p>
     <w:p>
@@ -15841,7 +15888,118 @@
         <w:pStyle w:val="Compact"/>
         <w:numPr>
           <w:ilvl w:val="0"/>
-          <w:numId w:val="15"/>
+          <w:numId w:val="16"/>
+        </w:numPr>
+      </w:pPr>
+      <w:r>
+        <w:t xml:space="preserve">Open </w:t>
+      </w:r>
+      <w:r>
+        <w:rPr>
+          <w:rStyle w:val="VerbatimChar"/>
+        </w:rPr>
+        <w:t>qc_rules.xlsx</w:t>
+      </w:r>
+      <w:r>
+        <w:t xml:space="preserve"> in Excel, sheet </w:t>
+      </w:r>
+      <w:r>
+        <w:rPr>
+          <w:b/>
+          <w:bCs/>
+        </w:rPr>
+        <w:t>Checks</w:t>
+      </w:r>
+      <w:r>
+        <w:t xml:space="preserve">, and find the row with that id in column </w:t>
+      </w:r>
+      <w:r>
+        <w:rPr>
+          <w:i/>
+          <w:iCs/>
+        </w:rPr>
+        <w:t>check_id</w:t>
+      </w:r>
+      <w:r>
+        <w:t>.</w:t>
+      </w:r>
+    </w:p>
+    <w:p>
+      <w:pPr>
+        <w:pStyle w:val="Compact"/>
+        <w:numPr>
+          <w:ilvl w:val="0"/>
+          <w:numId w:val="16"/>
+        </w:numPr>
+      </w:pPr>
+      <w:r>
+        <w:t xml:space="preserve">Change the column </w:t>
+      </w:r>
+      <w:r>
+        <w:rPr>
+          <w:b/>
+          <w:bCs/>
+        </w:rPr>
+        <w:t>severity</w:t>
+      </w:r>
+      <w:r>
+        <w:t xml:space="preserve"> to </w:t>
+      </w:r>
+      <w:r>
+        <w:rPr>
+          <w:rStyle w:val="VerbatimChar"/>
+        </w:rPr>
+        <w:t>error</w:t>
+      </w:r>
+      <w:r>
+        <w:t xml:space="preserve">, </w:t>
+      </w:r>
+      <w:r>
+        <w:rPr>
+          <w:rStyle w:val="VerbatimChar"/>
+        </w:rPr>
+        <w:t>warning</w:t>
+      </w:r>
+      <w:r>
+        <w:t xml:space="preserve">, </w:t>
+      </w:r>
+      <w:r>
+        <w:rPr>
+          <w:rStyle w:val="VerbatimChar"/>
+        </w:rPr>
+        <w:t>info</w:t>
+      </w:r>
+      <w:r>
+        <w:t xml:space="preserve"> or </w:t>
+      </w:r>
+      <w:r>
+        <w:rPr>
+          <w:rStyle w:val="VerbatimChar"/>
+        </w:rPr>
+        <w:t>off</w:t>
+      </w:r>
+      <w:r>
+        <w:t xml:space="preserve"> (off: the check does not run at all).</w:t>
+      </w:r>
+    </w:p>
+    <w:p>
+      <w:pPr>
+        <w:pStyle w:val="Compact"/>
+        <w:numPr>
+          <w:ilvl w:val="0"/>
+          <w:numId w:val="16"/>
+        </w:numPr>
+      </w:pPr>
+      <w:r>
+        <w:t>Save (keep the .xlsx format and the file name).</w:t>
+      </w:r>
+    </w:p>
+    <w:p>
+      <w:pPr>
+        <w:pStyle w:val="Compact"/>
+        <w:numPr>
+          <w:ilvl w:val="0"/>
+          <w:numId w:val="16"/>
         </w:numPr>
       </w:pPr>
       <w:r>
@@ -16341,7 +16499,7 @@
         <w:pStyle w:val="Compact"/>
         <w:numPr>
           <w:ilvl w:val="0"/>
-          <w:numId w:val="16"/>
+          <w:numId w:val="17"/>
         </w:numPr>
       </w:pPr>
       <w:r>
@@ -16372,7 +16530,7 @@
         <w:pStyle w:val="Compact"/>
         <w:numPr>
           <w:ilvl w:val="0"/>
-          <w:numId w:val="16"/>
+          <w:numId w:val="17"/>
         </w:numPr>
       </w:pPr>
       <w:r>
@@ -16405,7 +16563,7 @@
         <w:pStyle w:val="Compact"/>
         <w:numPr>
           <w:ilvl w:val="0"/>
-          <w:numId w:val="16"/>
+          <w:numId w:val="17"/>
         </w:numPr>
       </w:pPr>
       <w:r>
@@ -16444,7 +16602,7 @@
         <w:pStyle w:val="Compact"/>
         <w:numPr>
           <w:ilvl w:val="0"/>
-          <w:numId w:val="16"/>
+          <w:numId w:val="17"/>
         </w:numPr>
       </w:pPr>
       <w:r>
@@ -16509,7 +16667,7 @@
         <w:pStyle w:val="Compact"/>
         <w:numPr>
           <w:ilvl w:val="0"/>
-          <w:numId w:val="16"/>
+          <w:numId w:val="17"/>
         </w:numPr>
       </w:pPr>
       <w:r>
@@ -17304,7 +17462,7 @@
         <w:pStyle w:val="Compact"/>
         <w:numPr>
           <w:ilvl w:val="0"/>
-          <w:numId w:val="17"/>
+          <w:numId w:val="18"/>
         </w:numPr>
       </w:pPr>
       <w:r>
@@ -17342,7 +17500,7 @@
         <w:pStyle w:val="Compact"/>
         <w:numPr>
           <w:ilvl w:val="0"/>
-          <w:numId w:val="17"/>
+          <w:numId w:val="18"/>
         </w:numPr>
       </w:pPr>
       <w:r>
@@ -17397,7 +17555,7 @@
         <w:pStyle w:val="Compact"/>
         <w:numPr>
           <w:ilvl w:val="0"/>
-          <w:numId w:val="17"/>
+          <w:numId w:val="18"/>
         </w:numPr>
       </w:pPr>
       <w:r>
@@ -17425,7 +17583,7 @@
         <w:pStyle w:val="Compact"/>
         <w:numPr>
           <w:ilvl w:val="0"/>
-          <w:numId w:val="17"/>
+          <w:numId w:val="18"/>
         </w:numPr>
       </w:pPr>
       <w:r>
@@ -17481,7 +17639,7 @@
         <w:pStyle w:val="Compact"/>
         <w:numPr>
           <w:ilvl w:val="0"/>
-          <w:numId w:val="17"/>
+          <w:numId w:val="18"/>
         </w:numPr>
       </w:pPr>
       <w:r>
@@ -17951,7 +18109,7 @@
         <w:pStyle w:val="Compact"/>
         <w:numPr>
           <w:ilvl w:val="0"/>
-          <w:numId w:val="18"/>
+          <w:numId w:val="19"/>
         </w:numPr>
       </w:pPr>
       <w:r>
@@ -17990,241 +18148,6 @@
       </w:r>
       <w:r>
         <w:t>.</w:t>
-      </w:r>
-    </w:p>
-    <w:p>
-      <w:pPr>
-        <w:pStyle w:val="Compact"/>
-        <w:numPr>
-          <w:ilvl w:val="0"/>
-          <w:numId w:val="18"/>
-        </w:numPr>
-      </w:pPr>
-      <w:r>
-        <w:rPr>
-          <w:b/>
-          <w:bCs/>
-        </w:rPr>
-        <w:lastRenderedPageBreak/>
-        <w:t>data.table names.</w:t>
-      </w:r>
-      <w:r>
-        <w:t xml:space="preserve"> Inside </w:t>
-      </w:r>
-      <w:r>
-        <w:rPr>
-          <w:rStyle w:val="VerbatimChar"/>
-        </w:rPr>
-        <w:t>data[...]</w:t>
-      </w:r>
-      <w:r>
-        <w:t xml:space="preserve"> a name means the </w:t>
-      </w:r>
-      <w:r>
-        <w:rPr>
-          <w:i/>
-          <w:iCs/>
-        </w:rPr>
-        <w:t>column</w:t>
-      </w:r>
-      <w:r>
-        <w:t xml:space="preserve"> first. </w:t>
-      </w:r>
-      <w:r>
-        <w:rPr>
-          <w:rStyle w:val="VerbatimChar"/>
-        </w:rPr>
-        <w:t>problems[severity %in% severity]</w:t>
-      </w:r>
-      <w:r>
-        <w:t xml:space="preserve"> </w:t>
-      </w:r>
-      <w:r>
-        <w:t>compares the column with itself and keeps everything. Give variables names that are not column names (</w:t>
-      </w:r>
-      <w:r>
-        <w:rPr>
-          <w:rStyle w:val="VerbatimChar"/>
-        </w:rPr>
-        <w:t>wanted_severity</w:t>
-      </w:r>
-      <w:r>
-        <w:t>), or compute the selection outside the brackets.</w:t>
-      </w:r>
-    </w:p>
-    <w:p>
-      <w:pPr>
-        <w:pStyle w:val="Compact"/>
-        <w:numPr>
-          <w:ilvl w:val="0"/>
-          <w:numId w:val="18"/>
-        </w:numPr>
-      </w:pPr>
-      <w:r>
-        <w:rPr>
-          <w:b/>
-          <w:bCs/>
-        </w:rPr>
-        <w:t>Speed.</w:t>
-      </w:r>
-      <w:r>
-        <w:t xml:space="preserve"> Never run </w:t>
-      </w:r>
-      <w:r>
-        <w:rPr>
-          <w:rStyle w:val="VerbatimChar"/>
-        </w:rPr>
-        <w:t>trimws()</w:t>
-      </w:r>
-      <w:r>
-        <w:t xml:space="preserve">, </w:t>
-      </w:r>
-      <w:r>
-        <w:rPr>
-          <w:rStyle w:val="VerbatimChar"/>
-        </w:rPr>
-        <w:t>tolower()</w:t>
-      </w:r>
-      <w:r>
-        <w:t xml:space="preserve"> or </w:t>
-      </w:r>
-      <w:r>
-        <w:rPr>
-          <w:rStyle w:val="VerbatimChar"/>
-        </w:rPr>
-        <w:t>grepl()</w:t>
-      </w:r>
-      <w:r>
-        <w:t xml:space="preserve"> over a whole column: on 34 million eMoF values that takes minutes. Use </w:t>
-      </w:r>
-      <w:r>
-        <w:rPr>
-          <w:rStyle w:val="VerbatimChar"/>
-        </w:rPr>
-        <w:t>rows_where()</w:t>
-      </w:r>
-      <w:r>
-        <w:t xml:space="preserve">, </w:t>
-      </w:r>
-      <w:r>
-        <w:rPr>
-          <w:rStyle w:val="VerbatimChar"/>
-        </w:rPr>
-        <w:t>per_value()</w:t>
-      </w:r>
-      <w:r>
-        <w:t xml:space="preserve">, </w:t>
-      </w:r>
-      <w:r>
-        <w:rPr>
-          <w:rStyle w:val="VerbatimChar"/>
-        </w:rPr>
-        <w:t>lower_trim()</w:t>
-      </w:r>
-      <w:r>
-        <w:t xml:space="preserve">, </w:t>
-      </w:r>
-      <w:r>
-        <w:rPr>
-          <w:rStyle w:val="VerbatimChar"/>
-        </w:rPr>
-        <w:t>as_number()</w:t>
-      </w:r>
-      <w:r>
-        <w:t>; group by numbers (</w:t>
-      </w:r>
-      <w:r>
-        <w:rPr>
-          <w:rStyle w:val="VerbatimChar"/>
-        </w:rPr>
-        <w:t>value_codes()</w:t>
-      </w:r>
-      <w:r>
-        <w:t>), not by text. Check speed on FIFD (</w:t>
-      </w:r>
-      <w:r>
-        <w:rPr>
-          <w:rStyle w:val="VerbatimChar"/>
-        </w:rPr>
-        <w:t>dev/run_test_datasets.R --all</w:t>
-      </w:r>
-      <w:r>
-        <w:t>).</w:t>
-      </w:r>
-    </w:p>
-    <w:p>
-      <w:pPr>
-        <w:pStyle w:val="FirstParagraph"/>
-      </w:pPr>
-      <w:r>
-        <w:rPr>
-          <w:b/>
-          <w:bCs/>
-        </w:rPr>
-        <w:t>A check that needs the internet:</w:t>
-      </w:r>
-      <w:r>
-        <w:t xml:space="preserve"> use the lookups in </w:t>
-      </w:r>
-      <w:r>
-        <w:rPr>
-          <w:rStyle w:val="VerbatimChar"/>
-        </w:rPr>
-        <w:t>R/31_lookup_worms.R</w:t>
-      </w:r>
-      <w:r>
-        <w:t>,</w:t>
-      </w:r>
-      <w:r>
-        <w:t xml:space="preserve"> </w:t>
-      </w:r>
-      <w:r>
-        <w:rPr>
-          <w:rStyle w:val="VerbatimChar"/>
-        </w:rPr>
-        <w:t>R/32_lookup_nerc.R</w:t>
-      </w:r>
-      <w:r>
-        <w:t xml:space="preserve">, </w:t>
-      </w:r>
-      <w:r>
-        <w:rPr>
-          <w:rStyle w:val="VerbatimChar"/>
-        </w:rPr>
-        <w:t>R/33_lookup_xy.R</w:t>
-      </w:r>
-      <w:r>
-        <w:t xml:space="preserve">; never call a web service directly. They ask each different value once, store the answers, work offline from the stored answers, and turn a service that does not answer into </w:t>
-      </w:r>
-      <w:r>
-        <w:rPr>
-          <w:i/>
-          <w:iCs/>
-        </w:rPr>
-        <w:t>not performed</w:t>
-      </w:r>
-      <w:r>
-        <w:t xml:space="preserve">. Put the service in the </w:t>
-      </w:r>
-      <w:r>
-        <w:rPr>
-          <w:i/>
-          <w:iCs/>
-        </w:rPr>
-        <w:t>lookup</w:t>
-      </w:r>
-      <w:r>
-        <w:t xml:space="preserve"> column of the workbook. Tests replay recorded answers (7.5).</w:t>
-      </w:r>
-    </w:p>
-    <w:p>
-      <w:pPr>
-        <w:pStyle w:val="Heading3"/>
-      </w:pPr>
-      <w:bookmarkStart w:id="66" w:name="Xc149e3c2f3c0104a805fd9431b4a5fcba39c7c4"/>
-      <w:bookmarkEnd w:id="65"/>
-      <w:r>
-        <w:t>7.4 Online services and stored answers</w:t>
       </w:r>
     </w:p>
     <w:p>
@@ -18236,25 +18159,55 @@
         </w:numPr>
       </w:pPr>
       <w:r>
-        <w:t xml:space="preserve">Answers of WoRMS, NERC and OBIS are stored per service in </w:t>
+        <w:rPr>
+          <w:b/>
+          <w:bCs/>
+        </w:rPr>
+        <w:lastRenderedPageBreak/>
+        <w:t>data.table names.</w:t>
+      </w:r>
+      <w:r>
+        <w:t xml:space="preserve"> Inside </w:t>
       </w:r>
       <w:r>
         <w:rPr>
           <w:rStyle w:val="VerbatimChar"/>
         </w:rPr>
-        <w:t>tools::R_user_dir("qctool", "cache")</w:t>
-      </w:r>
-      <w:r>
-        <w:t xml:space="preserve"> (on Windows under </w:t>
+        <w:t>data[...]</w:t>
+      </w:r>
+      <w:r>
+        <w:t xml:space="preserve"> a name means the </w:t>
+      </w:r>
+      <w:r>
+        <w:rPr>
+          <w:i/>
+          <w:iCs/>
+        </w:rPr>
+        <w:t>column</w:t>
+      </w:r>
+      <w:r>
+        <w:t xml:space="preserve"> first. </w:t>
       </w:r>
       <w:r>
         <w:rPr>
           <w:rStyle w:val="VerbatimChar"/>
         </w:rPr>
-        <w:t>AppData/Local/R/cache/R/qctool</w:t>
-      </w:r>
-      <w:r>
-        <w:t>), with the date. After 30 days they are asked again.</w:t>
+        <w:t>problems[severity %in% severity]</w:t>
+      </w:r>
+      <w:r>
+        <w:t xml:space="preserve"> </w:t>
+      </w:r>
+      <w:r>
+        <w:t>compares the column with itself and keeps everything. Give variables names that are not column names (</w:t>
+      </w:r>
+      <w:r>
+        <w:rPr>
+          <w:rStyle w:val="VerbatimChar"/>
+        </w:rPr>
+        <w:t>wanted_severity</w:t>
+      </w:r>
+      <w:r>
+        <w:t>), or compute the selection outside the brackets.</w:t>
       </w:r>
     </w:p>
     <w:p>
@@ -18267,33 +18220,139 @@
       </w:pPr>
       <w:r>
         <w:rPr>
+          <w:b/>
+          <w:bCs/>
+        </w:rPr>
+        <w:t>Speed.</w:t>
+      </w:r>
+      <w:r>
+        <w:t xml:space="preserve"> Never run </w:t>
+      </w:r>
+      <w:r>
+        <w:rPr>
           <w:rStyle w:val="VerbatimChar"/>
         </w:rPr>
-        <w:t>qc_clear_cache()</w:t>
-      </w:r>
-      <w:r>
-        <w:t xml:space="preserve"> (or one service: </w:t>
+        <w:t>trimws()</w:t>
+      </w:r>
+      <w:r>
+        <w:t xml:space="preserve">, </w:t>
       </w:r>
       <w:r>
         <w:rPr>
           <w:rStyle w:val="VerbatimChar"/>
         </w:rPr>
-        <w:t>qc_clear_cache("worms_records")</w:t>
-      </w:r>
-      <w:r>
-        <w:t>) forgets them, e.g. after a WoRMS update you need now.</w:t>
+        <w:t>tolower()</w:t>
+      </w:r>
+      <w:r>
+        <w:t xml:space="preserve"> or </w:t>
+      </w:r>
+      <w:r>
+        <w:rPr>
+          <w:rStyle w:val="VerbatimChar"/>
+        </w:rPr>
+        <w:t>grepl()</w:t>
+      </w:r>
+      <w:r>
+        <w:t xml:space="preserve"> over a whole column: on 34 million eMoF values that takes minutes. Use </w:t>
+      </w:r>
+      <w:r>
+        <w:rPr>
+          <w:rStyle w:val="VerbatimChar"/>
+        </w:rPr>
+        <w:t>rows_where()</w:t>
+      </w:r>
+      <w:r>
+        <w:t xml:space="preserve">, </w:t>
+      </w:r>
+      <w:r>
+        <w:rPr>
+          <w:rStyle w:val="VerbatimChar"/>
+        </w:rPr>
+        <w:t>per_value()</w:t>
+      </w:r>
+      <w:r>
+        <w:t xml:space="preserve">, </w:t>
+      </w:r>
+      <w:r>
+        <w:rPr>
+          <w:rStyle w:val="VerbatimChar"/>
+        </w:rPr>
+        <w:t>lower_trim()</w:t>
+      </w:r>
+      <w:r>
+        <w:t xml:space="preserve">, </w:t>
+      </w:r>
+      <w:r>
+        <w:rPr>
+          <w:rStyle w:val="VerbatimChar"/>
+        </w:rPr>
+        <w:t>as_number()</w:t>
+      </w:r>
+      <w:r>
+        <w:t>; group by numbers (</w:t>
+      </w:r>
+      <w:r>
+        <w:rPr>
+          <w:rStyle w:val="VerbatimChar"/>
+        </w:rPr>
+        <w:t>value_codes()</w:t>
+      </w:r>
+      <w:r>
+        <w:t>), not by text. Check speed on FIFD (</w:t>
+      </w:r>
+      <w:r>
+        <w:rPr>
+          <w:rStyle w:val="VerbatimChar"/>
+        </w:rPr>
+        <w:t>dev/run_test_datasets.R --all</w:t>
+      </w:r>
+      <w:r>
+        <w:t>).</w:t>
       </w:r>
     </w:p>
     <w:p>
       <w:pPr>
-        <w:pStyle w:val="Compact"/>
-        <w:numPr>
-          <w:ilvl w:val="0"/>
-          <w:numId w:val="19"/>
-        </w:numPr>
+        <w:pStyle w:val="FirstParagraph"/>
       </w:pPr>
       <w:r>
-        <w:t xml:space="preserve">A service that does not answer is tried 3 times; the answers that came are kept; the check is </w:t>
+        <w:rPr>
+          <w:b/>
+          <w:bCs/>
+        </w:rPr>
+        <w:t>A check that needs the internet:</w:t>
+      </w:r>
+      <w:r>
+        <w:t xml:space="preserve"> use the lookups in </w:t>
+      </w:r>
+      <w:r>
+        <w:rPr>
+          <w:rStyle w:val="VerbatimChar"/>
+        </w:rPr>
+        <w:t>R/31_lookup_worms.R</w:t>
+      </w:r>
+      <w:r>
+        <w:t>,</w:t>
+      </w:r>
+      <w:r>
+        <w:t xml:space="preserve"> </w:t>
+      </w:r>
+      <w:r>
+        <w:rPr>
+          <w:rStyle w:val="VerbatimChar"/>
+        </w:rPr>
+        <w:t>R/32_lookup_nerc.R</w:t>
+      </w:r>
+      <w:r>
+        <w:t xml:space="preserve">, </w:t>
+      </w:r>
+      <w:r>
+        <w:rPr>
+          <w:rStyle w:val="VerbatimChar"/>
+        </w:rPr>
+        <w:t>R/33_lookup_xy.R</w:t>
+      </w:r>
+      <w:r>
+        <w:t xml:space="preserve">; never call a web service directly. They ask each different value once, store the answers, work offline from the stored answers, and turn a service that does not answer into </w:t>
       </w:r>
       <w:r>
         <w:rPr>
@@ -18303,85 +18362,27 @@
         <w:t>not performed</w:t>
       </w:r>
       <w:r>
-        <w:t xml:space="preserve"> with the reason.</w:t>
-      </w:r>
-    </w:p>
-    <w:p>
-      <w:pPr>
-        <w:pStyle w:val="Compact"/>
-        <w:numPr>
-          <w:ilvl w:val="0"/>
-          <w:numId w:val="19"/>
-        </w:numPr>
-      </w:pPr>
-      <w:r>
-        <w:t xml:space="preserve">If a service changes its answers (a new API), the parse functions in </w:t>
-      </w:r>
-      <w:r>
-        <w:rPr>
-          <w:rStyle w:val="VerbatimChar"/>
-        </w:rPr>
-        <w:t>R/31-33_lookup_*.R</w:t>
-      </w:r>
-      <w:r>
-        <w:t xml:space="preserve"> need an update; the tests with recorded answers then still pass, so also try one real check online.</w:t>
+        <w:t xml:space="preserve">. Put the service in the </w:t>
+      </w:r>
+      <w:r>
+        <w:rPr>
+          <w:i/>
+          <w:iCs/>
+        </w:rPr>
+        <w:t>lookup</w:t>
+      </w:r>
+      <w:r>
+        <w:t xml:space="preserve"> column of the workbook. Tests replay recorded answers (7.5).</w:t>
       </w:r>
     </w:p>
     <w:p>
       <w:pPr>
         <w:pStyle w:val="Heading3"/>
       </w:pPr>
-      <w:bookmarkStart w:id="67" w:name="Xe7cecfa9840a0e19b4dbdc2d3af9eabb7d1033f"/>
-      <w:bookmarkEnd w:id="66"/>
-      <w:r>
-        <w:t>7.5 Tests</w:t>
-      </w:r>
-    </w:p>
-    <w:p>
-      <w:pPr>
-        <w:pStyle w:val="SourceCode"/>
-      </w:pPr>
-      <w:r>
-        <w:rPr>
-          <w:rStyle w:val="NormalTok"/>
-        </w:rPr>
-        <w:t>devtools</w:t>
-      </w:r>
-      <w:r>
-        <w:rPr>
-          <w:rStyle w:val="SpecialCharTok"/>
-        </w:rPr>
-        <w:t>::</w:t>
-      </w:r>
-      <w:r>
-        <w:rPr>
-          <w:rStyle w:val="FunctionTok"/>
-        </w:rPr>
-        <w:t>test</w:t>
-      </w:r>
-      <w:r>
-        <w:rPr>
-          <w:rStyle w:val="NormalTok"/>
-        </w:rPr>
-        <w:t>(</w:t>
-      </w:r>
-      <w:r>
-        <w:rPr>
-          <w:rStyle w:val="StringTok"/>
-        </w:rPr>
-        <w:t>"qctool"</w:t>
-      </w:r>
-      <w:r>
-        <w:rPr>
-          <w:rStyle w:val="NormalTok"/>
-        </w:rPr>
-        <w:t xml:space="preserve">)      </w:t>
-      </w:r>
-      <w:r>
-        <w:rPr>
-          <w:rStyle w:val="CommentTok"/>
-        </w:rPr>
-        <w:t># all tests (about 3 minutes); no internet needed</w:t>
+      <w:bookmarkStart w:id="66" w:name="Xc149e3c2f3c0104a805fd9431b4a5fcba39c7c4"/>
+      <w:bookmarkEnd w:id="65"/>
+      <w:r>
+        <w:t>7.4 Online services and stored answers</w:t>
       </w:r>
     </w:p>
     <w:p>
@@ -18393,22 +18394,25 @@
         </w:numPr>
       </w:pPr>
       <w:r>
+        <w:t xml:space="preserve">Answers of WoRMS, NERC and OBIS are stored per service in </w:t>
+      </w:r>
+      <w:r>
         <w:rPr>
           <w:rStyle w:val="VerbatimChar"/>
         </w:rPr>
-        <w:t>tests/testthat/test-*.R</w:t>
-      </w:r>
-      <w:r>
-        <w:t xml:space="preserve">: one file per part; the checks per group, the readers, the engine, the exports, the lookups, the summaries, the app (with </w:t>
+        <w:t>tools::R_user_dir("qctool", "cache")</w:t>
+      </w:r>
+      <w:r>
+        <w:t xml:space="preserve"> (on Windows under </w:t>
       </w:r>
       <w:r>
         <w:rPr>
           <w:rStyle w:val="VerbatimChar"/>
         </w:rPr>
-        <w:t>shiny::testServer</w:t>
-      </w:r>
-      <w:r>
-        <w:t>).</w:t>
+        <w:t>AppData/Local/R/cache/R/qctool</w:t>
+      </w:r>
+      <w:r>
+        <w:t>), with the date. After 30 days they are asked again.</w:t>
       </w:r>
     </w:p>
     <w:p>
@@ -18420,44 +18424,22 @@
         </w:numPr>
       </w:pPr>
       <w:r>
-        <w:t xml:space="preserve">Online checks are tested with </w:t>
-      </w:r>
-      <w:r>
-        <w:rPr>
-          <w:b/>
-          <w:bCs/>
-        </w:rPr>
-        <w:t>recorded answers</w:t>
-      </w:r>
-      <w:r>
-        <w:t xml:space="preserve"> (</w:t>
-      </w:r>
-      <w:r>
         <w:rPr>
           <w:rStyle w:val="VerbatimChar"/>
         </w:rPr>
-        <w:t>tests/testthat/fixtures/http_recorded.rds</w:t>
-      </w:r>
-      <w:r>
-        <w:t xml:space="preserve">). When a test of an online check changes, record again (online): </w:t>
+        <w:t>qc_clear_cache()</w:t>
+      </w:r>
+      <w:r>
+        <w:t xml:space="preserve"> (or one service: </w:t>
       </w:r>
       <w:r>
         <w:rPr>
           <w:rStyle w:val="VerbatimChar"/>
         </w:rPr>
-        <w:t>Sys.setenv(QCTOOL_RECORD = "1"); devtools::test("qctool", filter = "lookups")</w:t>
-      </w:r>
-      <w:r>
-        <w:t xml:space="preserve">, then </w:t>
-      </w:r>
-      <w:r>
-        <w:rPr>
-          <w:rStyle w:val="VerbatimChar"/>
-        </w:rPr>
-        <w:t>Sys.unsetenv("QCTOOL_RECORD")</w:t>
-      </w:r>
-      <w:r>
-        <w:t>.</w:t>
+        <w:t>qc_clear_cache("worms_records")</w:t>
+      </w:r>
+      <w:r>
+        <w:t>) forgets them, e.g. after a WoRMS update you need now.</w:t>
       </w:r>
     </w:p>
     <w:p>
@@ -18469,16 +18451,17 @@
         </w:numPr>
       </w:pPr>
       <w:r>
-        <w:t>Tests never use the internet or your stored answers (</w:t>
-      </w:r>
-      <w:r>
-        <w:rPr>
-          <w:rStyle w:val="VerbatimChar"/>
-        </w:rPr>
-        <w:t>tests/testthat/setup.R</w:t>
-      </w:r>
-      <w:r>
-        <w:t>).</w:t>
+        <w:t xml:space="preserve">A service that does not answer is tried 3 times; the answers that came are kept; the check is </w:t>
+      </w:r>
+      <w:r>
+        <w:rPr>
+          <w:i/>
+          <w:iCs/>
+        </w:rPr>
+        <w:t>not performed</w:t>
+      </w:r>
+      <w:r>
+        <w:t xml:space="preserve"> with the reason.</w:t>
       </w:r>
     </w:p>
     <w:p>
@@ -18490,13 +18473,73 @@
         </w:numPr>
       </w:pPr>
       <w:r>
+        <w:t xml:space="preserve">If a service changes its answers (a new API), the parse functions in </w:t>
+      </w:r>
+      <w:r>
         <w:rPr>
           <w:rStyle w:val="VerbatimChar"/>
         </w:rPr>
-        <w:t>Rscript dev/stress_app_functions.R</w:t>
-      </w:r>
-      <w:r>
-        <w:t xml:space="preserve"> runs every function the app uses on every test dataset and lists failures.</w:t>
+        <w:t>R/31-33_lookup_*.R</w:t>
+      </w:r>
+      <w:r>
+        <w:t xml:space="preserve"> need an update; the tests with recorded answers then still pass, so also try one real check online.</w:t>
+      </w:r>
+    </w:p>
+    <w:p>
+      <w:pPr>
+        <w:pStyle w:val="Heading3"/>
+      </w:pPr>
+      <w:bookmarkStart w:id="67" w:name="Xe7cecfa9840a0e19b4dbdc2d3af9eabb7d1033f"/>
+      <w:bookmarkEnd w:id="66"/>
+      <w:r>
+        <w:t>7.5 Tests</w:t>
+      </w:r>
+    </w:p>
+    <w:p>
+      <w:pPr>
+        <w:pStyle w:val="SourceCode"/>
+      </w:pPr>
+      <w:r>
+        <w:rPr>
+          <w:rStyle w:val="NormalTok"/>
+        </w:rPr>
+        <w:t>devtools</w:t>
+      </w:r>
+      <w:r>
+        <w:rPr>
+          <w:rStyle w:val="SpecialCharTok"/>
+        </w:rPr>
+        <w:t>::</w:t>
+      </w:r>
+      <w:r>
+        <w:rPr>
+          <w:rStyle w:val="FunctionTok"/>
+        </w:rPr>
+        <w:t>test</w:t>
+      </w:r>
+      <w:r>
+        <w:rPr>
+          <w:rStyle w:val="NormalTok"/>
+        </w:rPr>
+        <w:t>(</w:t>
+      </w:r>
+      <w:r>
+        <w:rPr>
+          <w:rStyle w:val="StringTok"/>
+        </w:rPr>
+        <w:t>"qctool"</w:t>
+      </w:r>
+      <w:r>
+        <w:rPr>
+          <w:rStyle w:val="NormalTok"/>
+        </w:rPr>
+        <w:t xml:space="preserve">)      </w:t>
+      </w:r>
+      <w:r>
+        <w:rPr>
+          <w:rStyle w:val="CommentTok"/>
+        </w:rPr>
+        <w:t># all tests (about 3 minutes); no internet needed</w:t>
       </w:r>
     </w:p>
     <w:p>
@@ -18504,7 +18547,122 @@
         <w:pStyle w:val="Compact"/>
         <w:numPr>
           <w:ilvl w:val="0"/>
-          <w:numId w:val="20"/>
+          <w:numId w:val="21"/>
+        </w:numPr>
+      </w:pPr>
+      <w:r>
+        <w:rPr>
+          <w:rStyle w:val="VerbatimChar"/>
+        </w:rPr>
+        <w:t>tests/testthat/test-*.R</w:t>
+      </w:r>
+      <w:r>
+        <w:t xml:space="preserve">: one file per part; the checks per group, the readers, the engine, the exports, the lookups, the summaries, the app (with </w:t>
+      </w:r>
+      <w:r>
+        <w:rPr>
+          <w:rStyle w:val="VerbatimChar"/>
+        </w:rPr>
+        <w:t>shiny::testServer</w:t>
+      </w:r>
+      <w:r>
+        <w:t>).</w:t>
+      </w:r>
+    </w:p>
+    <w:p>
+      <w:pPr>
+        <w:pStyle w:val="Compact"/>
+        <w:numPr>
+          <w:ilvl w:val="0"/>
+          <w:numId w:val="21"/>
+        </w:numPr>
+      </w:pPr>
+      <w:r>
+        <w:t xml:space="preserve">Online checks are tested with </w:t>
+      </w:r>
+      <w:r>
+        <w:rPr>
+          <w:b/>
+          <w:bCs/>
+        </w:rPr>
+        <w:t>recorded answers</w:t>
+      </w:r>
+      <w:r>
+        <w:t xml:space="preserve"> (</w:t>
+      </w:r>
+      <w:r>
+        <w:rPr>
+          <w:rStyle w:val="VerbatimChar"/>
+        </w:rPr>
+        <w:t>tests/testthat/fixtures/http_recorded.rds</w:t>
+      </w:r>
+      <w:r>
+        <w:t xml:space="preserve">). When a test of an online check changes, record again (online): </w:t>
+      </w:r>
+      <w:r>
+        <w:rPr>
+          <w:rStyle w:val="VerbatimChar"/>
+        </w:rPr>
+        <w:t>Sys.setenv(QCTOOL_RECORD = "1"); devtools::test("qctool", filter = "lookups")</w:t>
+      </w:r>
+      <w:r>
+        <w:t xml:space="preserve">, then </w:t>
+      </w:r>
+      <w:r>
+        <w:rPr>
+          <w:rStyle w:val="VerbatimChar"/>
+        </w:rPr>
+        <w:t>Sys.unsetenv("QCTOOL_RECORD")</w:t>
+      </w:r>
+      <w:r>
+        <w:t>.</w:t>
+      </w:r>
+    </w:p>
+    <w:p>
+      <w:pPr>
+        <w:pStyle w:val="Compact"/>
+        <w:numPr>
+          <w:ilvl w:val="0"/>
+          <w:numId w:val="21"/>
+        </w:numPr>
+      </w:pPr>
+      <w:r>
+        <w:t>Tests never use the internet or your stored answers (</w:t>
+      </w:r>
+      <w:r>
+        <w:rPr>
+          <w:rStyle w:val="VerbatimChar"/>
+        </w:rPr>
+        <w:t>tests/testthat/setup.R</w:t>
+      </w:r>
+      <w:r>
+        <w:t>).</w:t>
+      </w:r>
+    </w:p>
+    <w:p>
+      <w:pPr>
+        <w:pStyle w:val="Compact"/>
+        <w:numPr>
+          <w:ilvl w:val="0"/>
+          <w:numId w:val="21"/>
+        </w:numPr>
+      </w:pPr>
+      <w:r>
+        <w:rPr>
+          <w:rStyle w:val="VerbatimChar"/>
+        </w:rPr>
+        <w:t>Rscript dev/stress_app_functions.R</w:t>
+      </w:r>
+      <w:r>
+        <w:t xml:space="preserve"> runs every function the app uses on every test dataset and lists failures.</w:t>
+      </w:r>
+    </w:p>
+    <w:p>
+      <w:pPr>
+        <w:pStyle w:val="Compact"/>
+        <w:numPr>
+          <w:ilvl w:val="0"/>
+          <w:numId w:val="21"/>
         </w:numPr>
       </w:pPr>
       <w:r>
@@ -19524,7 +19682,7 @@
         <w:pStyle w:val="Compact"/>
         <w:numPr>
           <w:ilvl w:val="0"/>
-          <w:numId w:val="21"/>
+          <w:numId w:val="22"/>
         </w:numPr>
       </w:pPr>
       <w:r>
@@ -19542,7 +19700,7 @@
         <w:pStyle w:val="Compact"/>
         <w:numPr>
           <w:ilvl w:val="0"/>
-          <w:numId w:val="21"/>
+          <w:numId w:val="22"/>
         </w:numPr>
       </w:pPr>
       <w:r>
@@ -19560,7 +19718,7 @@
         <w:pStyle w:val="Compact"/>
         <w:numPr>
           <w:ilvl w:val="0"/>
-          <w:numId w:val="21"/>
+          <w:numId w:val="22"/>
         </w:numPr>
       </w:pPr>
       <w:r>
@@ -19581,7 +19739,7 @@
         <w:pStyle w:val="Compact"/>
         <w:numPr>
           <w:ilvl w:val="0"/>
-          <w:numId w:val="21"/>
+          <w:numId w:val="22"/>
         </w:numPr>
       </w:pPr>
       <w:r>
@@ -19602,7 +19760,7 @@
         <w:pStyle w:val="Compact"/>
         <w:numPr>
           <w:ilvl w:val="0"/>
-          <w:numId w:val="21"/>
+          <w:numId w:val="22"/>
         </w:numPr>
       </w:pPr>
       <w:r>
@@ -19623,7 +19781,7 @@
         <w:pStyle w:val="Heading2"/>
       </w:pPr>
       <w:bookmarkStart w:id="72" w:name="Xcc538b59fc8688663e17926a1e4499cd83dfccf"/>
-      <w:bookmarkStart w:id="73" w:name="_Toc243914124"/>
+      <w:bookmarkStart w:id="73" w:name="_Toc243921640"/>
       <w:bookmarkEnd w:id="60"/>
       <w:bookmarkEnd w:id="71"/>
       <w:r>
@@ -20438,7 +20596,7 @@
               <w:pStyle w:val="Compact"/>
             </w:pPr>
             <w:r>
-              <w:t xml:space="preserve">its suggestion names all the IDs with their records; all such values at once: Overview, </w:t>
+              <w:t xml:space="preserve">click the problem on screen 3: the combinations are shown above its records; all of them at once: Overview, </w:t>
             </w:r>
             <w:r>
               <w:rPr>
@@ -20456,7 +20614,7 @@
         <w:pStyle w:val="Heading2"/>
       </w:pPr>
       <w:bookmarkStart w:id="74" w:name="X39d6756e707824b4b9693e6fc3ba020039b93de"/>
-      <w:bookmarkStart w:id="75" w:name="_Toc243914125"/>
+      <w:bookmarkStart w:id="75" w:name="_Toc243921641"/>
       <w:bookmarkEnd w:id="72"/>
       <w:r>
         <w:lastRenderedPageBreak/>
@@ -20956,7 +21114,7 @@
         <w:pStyle w:val="Heading1"/>
       </w:pPr>
       <w:bookmarkStart w:id="76" w:name="appendix-the-checks"/>
-      <w:bookmarkStart w:id="77" w:name="_Toc243914126"/>
+      <w:bookmarkStart w:id="77" w:name="_Toc243921642"/>
       <w:bookmarkEnd w:id="18"/>
       <w:bookmarkEnd w:id="74"/>
       <w:r>
@@ -20970,7 +21128,7 @@
         <w:pStyle w:val="FirstParagraph"/>
       </w:pPr>
       <w:r>
-        <w:t xml:space="preserve">Made from the rules workbook on 2026-10-25 by </w:t>
+        <w:t xml:space="preserve">Made from the rules workbook on 2026-10-26 by </w:t>
       </w:r>
       <w:r>
         <w:rPr>
@@ -20996,7 +21154,7 @@
         <w:pStyle w:val="Heading2"/>
       </w:pPr>
       <w:bookmarkStart w:id="78" w:name="files-and-columns"/>
-      <w:bookmarkStart w:id="79" w:name="_Toc243914127"/>
+      <w:bookmarkStart w:id="79" w:name="_Toc243921643"/>
       <w:r>
         <w:t>Files and columns</w:t>
       </w:r>
@@ -22157,7 +22315,7 @@
         <w:pStyle w:val="Heading2"/>
       </w:pPr>
       <w:bookmarkStart w:id="80" w:name="identifiers"/>
-      <w:bookmarkStart w:id="81" w:name="_Toc243914128"/>
+      <w:bookmarkStart w:id="81" w:name="_Toc243921644"/>
       <w:bookmarkEnd w:id="78"/>
       <w:r>
         <w:t>Identifiers</w:t>
@@ -23179,7 +23337,7 @@
         <w:pStyle w:val="Heading2"/>
       </w:pPr>
       <w:bookmarkStart w:id="82" w:name="required-fields"/>
-      <w:bookmarkStart w:id="83" w:name="_Toc243914129"/>
+      <w:bookmarkStart w:id="83" w:name="_Toc243921645"/>
       <w:bookmarkEnd w:id="80"/>
       <w:r>
         <w:t>Required fields</w:t>
@@ -23798,7 +23956,7 @@
         <w:pStyle w:val="Heading2"/>
       </w:pPr>
       <w:bookmarkStart w:id="84" w:name="vocabularies"/>
-      <w:bookmarkStart w:id="85" w:name="_Toc243914130"/>
+      <w:bookmarkStart w:id="85" w:name="_Toc243921646"/>
       <w:bookmarkEnd w:id="82"/>
       <w:r>
         <w:t>Vocabularies</w:t>
@@ -24488,7 +24646,7 @@
         <w:pStyle w:val="Heading2"/>
       </w:pPr>
       <w:bookmarkStart w:id="86" w:name="dates-1"/>
-      <w:bookmarkStart w:id="87" w:name="_Toc243914131"/>
+      <w:bookmarkStart w:id="87" w:name="_Toc243921647"/>
       <w:bookmarkEnd w:id="84"/>
       <w:r>
         <w:t>Dates</w:t>
@@ -25390,7 +25548,7 @@
         <w:pStyle w:val="Heading2"/>
       </w:pPr>
       <w:bookmarkStart w:id="88" w:name="location"/>
-      <w:bookmarkStart w:id="89" w:name="_Toc243914132"/>
+      <w:bookmarkStart w:id="89" w:name="_Toc243921648"/>
       <w:bookmarkEnd w:id="86"/>
       <w:r>
         <w:t>Location</w:t>
@@ -26537,7 +26695,7 @@
         <w:pStyle w:val="Heading2"/>
       </w:pPr>
       <w:bookmarkStart w:id="90" w:name="depth"/>
-      <w:bookmarkStart w:id="91" w:name="_Toc243914133"/>
+      <w:bookmarkStart w:id="91" w:name="_Toc243921649"/>
       <w:bookmarkEnd w:id="88"/>
       <w:r>
         <w:t>Depth</w:t>
@@ -26958,7 +27116,7 @@
         <w:pStyle w:val="Heading2"/>
       </w:pPr>
       <w:bookmarkStart w:id="92" w:name="taxonomy"/>
-      <w:bookmarkStart w:id="93" w:name="_Toc243914134"/>
+      <w:bookmarkStart w:id="93" w:name="_Toc243921650"/>
       <w:bookmarkEnd w:id="90"/>
       <w:r>
         <w:t>Taxonomy</w:t>
@@ -26972,9 +27130,9 @@
         <w:tblLook w:val="0020" w:firstRow="1" w:lastRow="0" w:firstColumn="0" w:lastColumn="0" w:noHBand="0" w:noVBand="0"/>
       </w:tblPr>
       <w:tblGrid>
-        <w:gridCol w:w="4162"/>
+        <w:gridCol w:w="4156"/>
         <w:gridCol w:w="822"/>
-        <w:gridCol w:w="4031"/>
+        <w:gridCol w:w="4037"/>
         <w:gridCol w:w="803"/>
       </w:tblGrid>
       <w:tr>
@@ -27189,6 +27347,77 @@
                 <w:b/>
                 <w:bCs/>
               </w:rPr>
+              <w:t>Broken one-to-one: scientificName and scientificNameID</w:t>
+            </w:r>
+            <w:r>
+              <w:t xml:space="preserve"> (</w:t>
+            </w:r>
+            <w:r>
+              <w:rPr>
+                <w:rStyle w:val="VerbatimChar"/>
+              </w:rPr>
+              <w:t>scientificname_id_one_to_one</w:t>
+            </w:r>
+            <w:r>
+              <w:t>)</w:t>
+            </w:r>
+          </w:p>
+        </w:tc>
+        <w:tc>
+          <w:tcPr>
+            <w:tcW w:w="0" w:type="auto"/>
+          </w:tcPr>
+          <w:p>
+            <w:pPr>
+              <w:pStyle w:val="Compact"/>
+            </w:pPr>
+            <w:r>
+              <w:t>error</w:t>
+            </w:r>
+          </w:p>
+        </w:tc>
+        <w:tc>
+          <w:tcPr>
+            <w:tcW w:w="0" w:type="auto"/>
+          </w:tcPr>
+          <w:p>
+            <w:pPr>
+              <w:pStyle w:val="Compact"/>
+            </w:pPr>
+            <w:r>
+              <w:t xml:space="preserve">Each scientificName has one scientificNameID and each scientificNameID one scientificName, in the whole dataset. Records with a name but no ID (or an ID but no name) are reported when other records of that name (ID) have one, with it </w:t>
+            </w:r>
+            <w:r>
+              <w:lastRenderedPageBreak/>
+              <w:t>as suggestion.</w:t>
+            </w:r>
+          </w:p>
+        </w:tc>
+        <w:tc>
+          <w:tcPr>
+            <w:tcW w:w="0" w:type="auto"/>
+          </w:tcPr>
+          <w:p>
+            <w:pPr>
+              <w:pStyle w:val="Compact"/>
+            </w:pPr>
+          </w:p>
+        </w:tc>
+      </w:tr>
+      <w:tr>
+        <w:tc>
+          <w:tcPr>
+            <w:tcW w:w="0" w:type="auto"/>
+          </w:tcPr>
+          <w:p>
+            <w:pPr>
+              <w:pStyle w:val="Compact"/>
+            </w:pPr>
+            <w:r>
+              <w:rPr>
+                <w:b/>
+                <w:bCs/>
+              </w:rPr>
               <w:t>Higher classification differs from WoRMS</w:t>
             </w:r>
             <w:r>
@@ -27269,11 +27498,7 @@
               <w:t>Name without a WoRMS ID (ID suggested)</w:t>
             </w:r>
             <w:r>
-              <w:t xml:space="preserve"> </w:t>
-            </w:r>
-            <w:r>
-              <w:lastRenderedPageBreak/>
-              <w:t>(</w:t>
+              <w:t xml:space="preserve"> (</w:t>
             </w:r>
             <w:r>
               <w:rPr>
@@ -27295,7 +27520,6 @@
               <w:pStyle w:val="Compact"/>
             </w:pPr>
             <w:r>
-              <w:lastRenderedPageBreak/>
               <w:t>info</w:t>
             </w:r>
           </w:p>
@@ -27309,24 +27533,19 @@
               <w:pStyle w:val="Compact"/>
             </w:pPr>
             <w:r>
-              <w:t xml:space="preserve">For records without scientificNameID, looks up </w:t>
-            </w:r>
-            <w:r>
-              <w:lastRenderedPageBreak/>
-              <w:t>the name in WoRMS and suggests a match.</w:t>
-            </w:r>
-          </w:p>
-        </w:tc>
-        <w:tc>
-          <w:tcPr>
-            <w:tcW w:w="0" w:type="auto"/>
-          </w:tcPr>
-          <w:p>
-            <w:pPr>
-              <w:pStyle w:val="Compact"/>
-            </w:pPr>
-            <w:r>
-              <w:lastRenderedPageBreak/>
+              <w:t>For records without scientificNameID, looks up the name in WoRMS and suggests a match.</w:t>
+            </w:r>
+          </w:p>
+        </w:tc>
+        <w:tc>
+          <w:tcPr>
+            <w:tcW w:w="0" w:type="auto"/>
+          </w:tcPr>
+          <w:p>
+            <w:pPr>
+              <w:pStyle w:val="Compact"/>
+            </w:pPr>
+            <w:r>
               <w:t>WoRMS</w:t>
             </w:r>
           </w:p>
@@ -27469,73 +27688,6 @@
             <w:r>
               <w:t>WoRMS</w:t>
             </w:r>
-          </w:p>
-        </w:tc>
-      </w:tr>
-      <w:tr>
-        <w:tc>
-          <w:tcPr>
-            <w:tcW w:w="0" w:type="auto"/>
-          </w:tcPr>
-          <w:p>
-            <w:pPr>
-              <w:pStyle w:val="Compact"/>
-            </w:pPr>
-            <w:r>
-              <w:rPr>
-                <w:b/>
-                <w:bCs/>
-              </w:rPr>
-              <w:t>scientificName and scientificNameID do not go one-to-one</w:t>
-            </w:r>
-            <w:r>
-              <w:t xml:space="preserve"> (</w:t>
-            </w:r>
-            <w:r>
-              <w:rPr>
-                <w:rStyle w:val="VerbatimChar"/>
-              </w:rPr>
-              <w:t>scientificname_id_one_to_one</w:t>
-            </w:r>
-            <w:r>
-              <w:t>)</w:t>
-            </w:r>
-          </w:p>
-        </w:tc>
-        <w:tc>
-          <w:tcPr>
-            <w:tcW w:w="0" w:type="auto"/>
-          </w:tcPr>
-          <w:p>
-            <w:pPr>
-              <w:pStyle w:val="Compact"/>
-            </w:pPr>
-            <w:r>
-              <w:t>error</w:t>
-            </w:r>
-          </w:p>
-        </w:tc>
-        <w:tc>
-          <w:tcPr>
-            <w:tcW w:w="0" w:type="auto"/>
-          </w:tcPr>
-          <w:p>
-            <w:pPr>
-              <w:pStyle w:val="Compact"/>
-            </w:pPr>
-            <w:r>
-              <w:t>Each scientificName has one scientificNameID and each scientificNameID one scientificName, in the whole dataset. Records with a name but no ID (or an ID but no name) are reported when other records of that name (ID) have one, with it as suggestion.</w:t>
-            </w:r>
-          </w:p>
-        </w:tc>
-        <w:tc>
-          <w:tcPr>
-            <w:tcW w:w="0" w:type="auto"/>
-          </w:tcPr>
-          <w:p>
-            <w:pPr>
-              <w:pStyle w:val="Compact"/>
-            </w:pPr>
           </w:p>
         </w:tc>
       </w:tr>
@@ -27749,7 +27901,7 @@
         <w:pStyle w:val="Heading2"/>
       </w:pPr>
       <w:bookmarkStart w:id="94" w:name="measurements-emof"/>
-      <w:bookmarkStart w:id="95" w:name="_Toc243914135"/>
+      <w:bookmarkStart w:id="95" w:name="_Toc243921651"/>
       <w:bookmarkEnd w:id="92"/>
       <w:r>
         <w:t>Measurements (eMoF)</w:t>
@@ -27763,9 +27915,9 @@
         <w:tblLook w:val="0020" w:firstRow="1" w:lastRow="0" w:firstColumn="0" w:lastColumn="0" w:noHBand="0" w:noVBand="0"/>
       </w:tblPr>
       <w:tblGrid>
-        <w:gridCol w:w="3694"/>
+        <w:gridCol w:w="3695"/>
         <w:gridCol w:w="822"/>
-        <w:gridCol w:w="4224"/>
+        <w:gridCol w:w="4223"/>
         <w:gridCol w:w="1078"/>
       </w:tblGrid>
       <w:tr>
@@ -27840,7 +27992,7 @@
                 <w:b/>
                 <w:bCs/>
               </w:rPr>
-              <w:t>Count given twice (individualCount and eMoF)</w:t>
+              <w:t>Broken one-to-one: measurementType and measurementTypeID</w:t>
             </w:r>
             <w:r>
               <w:t xml:space="preserve"> (</w:t>
@@ -27849,7 +28001,7 @@
               <w:rPr>
                 <w:rStyle w:val="VerbatimChar"/>
               </w:rPr>
-              <w:t>individualcount_also_in_emof</w:t>
+              <w:t>measurementtype_id_one_to_one</w:t>
             </w:r>
             <w:r>
               <w:t>)</w:t>
@@ -27865,20 +28017,20 @@
               <w:pStyle w:val="Compact"/>
             </w:pPr>
             <w:r>
-              <w:t>warning</w:t>
-            </w:r>
-          </w:p>
-        </w:tc>
-        <w:tc>
-          <w:tcPr>
-            <w:tcW w:w="0" w:type="auto"/>
-          </w:tcPr>
-          <w:p>
-            <w:pPr>
-              <w:pStyle w:val="Compact"/>
-            </w:pPr>
-            <w:r>
-              <w:t>An occurrence does not have both individualCount and an eMoF count (OCOUNT01) with different values.</w:t>
+              <w:t>error</w:t>
+            </w:r>
+          </w:p>
+        </w:tc>
+        <w:tc>
+          <w:tcPr>
+            <w:tcW w:w="0" w:type="auto"/>
+          </w:tcPr>
+          <w:p>
+            <w:pPr>
+              <w:pStyle w:val="Compact"/>
+            </w:pPr>
+            <w:r>
+              <w:t>Each measurementType text goes with one measurementTypeID, and each measurementTypeID with one measurementType text, in the whole dataset.</w:t>
             </w:r>
           </w:p>
         </w:tc>
@@ -27907,6 +28059,207 @@
                 <w:b/>
                 <w:bCs/>
               </w:rPr>
+              <w:t>Broken one-to-one: measurementUnit and measurementUnitID</w:t>
+            </w:r>
+            <w:r>
+              <w:t xml:space="preserve"> (</w:t>
+            </w:r>
+            <w:r>
+              <w:rPr>
+                <w:rStyle w:val="VerbatimChar"/>
+              </w:rPr>
+              <w:t>measurementunit_id_one_to_one</w:t>
+            </w:r>
+            <w:r>
+              <w:t>)</w:t>
+            </w:r>
+          </w:p>
+        </w:tc>
+        <w:tc>
+          <w:tcPr>
+            <w:tcW w:w="0" w:type="auto"/>
+          </w:tcPr>
+          <w:p>
+            <w:pPr>
+              <w:pStyle w:val="Compact"/>
+            </w:pPr>
+            <w:r>
+              <w:t>error</w:t>
+            </w:r>
+          </w:p>
+        </w:tc>
+        <w:tc>
+          <w:tcPr>
+            <w:tcW w:w="0" w:type="auto"/>
+          </w:tcPr>
+          <w:p>
+            <w:pPr>
+              <w:pStyle w:val="Compact"/>
+            </w:pPr>
+            <w:r>
+              <w:t>Each measurementUnit text goes with one measurementUnitID, and each measurementUnitID with one measurementUnit text, in the whole dataset.</w:t>
+            </w:r>
+          </w:p>
+        </w:tc>
+        <w:tc>
+          <w:tcPr>
+            <w:tcW w:w="0" w:type="auto"/>
+          </w:tcPr>
+          <w:p>
+            <w:pPr>
+              <w:pStyle w:val="Compact"/>
+            </w:pPr>
+          </w:p>
+        </w:tc>
+      </w:tr>
+      <w:tr>
+        <w:tc>
+          <w:tcPr>
+            <w:tcW w:w="0" w:type="auto"/>
+          </w:tcPr>
+          <w:p>
+            <w:pPr>
+              <w:pStyle w:val="Compact"/>
+            </w:pPr>
+            <w:r>
+              <w:rPr>
+                <w:b/>
+                <w:bCs/>
+              </w:rPr>
+              <w:t>Broken one-to-one: measurementValue and measurementValueID</w:t>
+            </w:r>
+            <w:r>
+              <w:t xml:space="preserve"> (</w:t>
+            </w:r>
+            <w:r>
+              <w:rPr>
+                <w:rStyle w:val="VerbatimChar"/>
+              </w:rPr>
+              <w:t>measurementvalueid_consistent</w:t>
+            </w:r>
+            <w:r>
+              <w:t>)</w:t>
+            </w:r>
+          </w:p>
+        </w:tc>
+        <w:tc>
+          <w:tcPr>
+            <w:tcW w:w="0" w:type="auto"/>
+          </w:tcPr>
+          <w:p>
+            <w:pPr>
+              <w:pStyle w:val="Compact"/>
+            </w:pPr>
+            <w:r>
+              <w:t>error</w:t>
+            </w:r>
+          </w:p>
+        </w:tc>
+        <w:tc>
+          <w:tcPr>
+            <w:tcW w:w="0" w:type="auto"/>
+          </w:tcPr>
+          <w:p>
+            <w:pPr>
+              <w:pStyle w:val="Compact"/>
+            </w:pPr>
+            <w:r>
+              <w:t>Within a measurement type, the same measurementValue always has the same measurementValueID, and the same measurementValueID the same measurementValue. Measured numbers have no measurementValueID: one ID for different numbers is reported.</w:t>
+            </w:r>
+          </w:p>
+        </w:tc>
+        <w:tc>
+          <w:tcPr>
+            <w:tcW w:w="0" w:type="auto"/>
+          </w:tcPr>
+          <w:p>
+            <w:pPr>
+              <w:pStyle w:val="Compact"/>
+            </w:pPr>
+          </w:p>
+        </w:tc>
+      </w:tr>
+      <w:tr>
+        <w:tc>
+          <w:tcPr>
+            <w:tcW w:w="0" w:type="auto"/>
+          </w:tcPr>
+          <w:p>
+            <w:pPr>
+              <w:pStyle w:val="Compact"/>
+            </w:pPr>
+            <w:r>
+              <w:rPr>
+                <w:b/>
+                <w:bCs/>
+              </w:rPr>
+              <w:t>Count given twice (individualCount and eMoF)</w:t>
+            </w:r>
+            <w:r>
+              <w:t xml:space="preserve"> (</w:t>
+            </w:r>
+            <w:r>
+              <w:rPr>
+                <w:rStyle w:val="VerbatimChar"/>
+              </w:rPr>
+              <w:t>individualcount_also_in_emof</w:t>
+            </w:r>
+            <w:r>
+              <w:t>)</w:t>
+            </w:r>
+          </w:p>
+        </w:tc>
+        <w:tc>
+          <w:tcPr>
+            <w:tcW w:w="0" w:type="auto"/>
+          </w:tcPr>
+          <w:p>
+            <w:pPr>
+              <w:pStyle w:val="Compact"/>
+            </w:pPr>
+            <w:r>
+              <w:t>warning</w:t>
+            </w:r>
+          </w:p>
+        </w:tc>
+        <w:tc>
+          <w:tcPr>
+            <w:tcW w:w="0" w:type="auto"/>
+          </w:tcPr>
+          <w:p>
+            <w:pPr>
+              <w:pStyle w:val="Compact"/>
+            </w:pPr>
+            <w:r>
+              <w:t>An occurrence does not have both individualCount and an eMoF count (OCOUNT01) with different values.</w:t>
+            </w:r>
+          </w:p>
+        </w:tc>
+        <w:tc>
+          <w:tcPr>
+            <w:tcW w:w="0" w:type="auto"/>
+          </w:tcPr>
+          <w:p>
+            <w:pPr>
+              <w:pStyle w:val="Compact"/>
+            </w:pPr>
+          </w:p>
+        </w:tc>
+      </w:tr>
+      <w:tr>
+        <w:tc>
+          <w:tcPr>
+            <w:tcW w:w="0" w:type="auto"/>
+          </w:tcPr>
+          <w:p>
+            <w:pPr>
+              <w:pStyle w:val="Compact"/>
+            </w:pPr>
+            <w:r>
+              <w:rPr>
+                <w:b/>
+                <w:bCs/>
+              </w:rPr>
               <w:t>Counts without a sample size</w:t>
             </w:r>
             <w:r>
@@ -27981,6 +28334,7 @@
                 <w:b/>
                 <w:bCs/>
               </w:rPr>
+              <w:lastRenderedPageBreak/>
               <w:t>Deprecated vocabulary term</w:t>
             </w:r>
             <w:r>
@@ -28262,11 +28616,7 @@
               <w:t>Positive abundance for an absent taxon</w:t>
             </w:r>
             <w:r>
-              <w:t xml:space="preserve"> </w:t>
-            </w:r>
-            <w:r>
-              <w:lastRenderedPageBreak/>
-              <w:t>(</w:t>
+              <w:t xml:space="preserve"> (</w:t>
             </w:r>
             <w:r>
               <w:rPr>
@@ -28288,7 +28638,6 @@
               <w:pStyle w:val="Compact"/>
             </w:pPr>
             <w:r>
-              <w:lastRenderedPageBreak/>
               <w:t>warning</w:t>
             </w:r>
           </w:p>
@@ -28302,11 +28651,7 @@
               <w:pStyle w:val="Compact"/>
             </w:pPr>
             <w:r>
-              <w:t xml:space="preserve">An occurrence with occurrenceStatus 'absent' has </w:t>
-            </w:r>
-            <w:r>
-              <w:lastRenderedPageBreak/>
-              <w:t>no quantity greater than 0.</w:t>
+              <w:t>An occurrence with occurrenceStatus 'absent' has no quantity greater than 0.</w:t>
             </w:r>
           </w:p>
         </w:tc>
@@ -28659,73 +29004,6 @@
             <w:r>
               <w:t>NERC Vocabulary Server</w:t>
             </w:r>
-          </w:p>
-        </w:tc>
-      </w:tr>
-      <w:tr>
-        <w:tc>
-          <w:tcPr>
-            <w:tcW w:w="0" w:type="auto"/>
-          </w:tcPr>
-          <w:p>
-            <w:pPr>
-              <w:pStyle w:val="Compact"/>
-            </w:pPr>
-            <w:r>
-              <w:rPr>
-                <w:b/>
-                <w:bCs/>
-              </w:rPr>
-              <w:t>Value and value ID do not go one-to-one</w:t>
-            </w:r>
-            <w:r>
-              <w:t xml:space="preserve"> (</w:t>
-            </w:r>
-            <w:r>
-              <w:rPr>
-                <w:rStyle w:val="VerbatimChar"/>
-              </w:rPr>
-              <w:t>measurementvalueid_consistent</w:t>
-            </w:r>
-            <w:r>
-              <w:t>)</w:t>
-            </w:r>
-          </w:p>
-        </w:tc>
-        <w:tc>
-          <w:tcPr>
-            <w:tcW w:w="0" w:type="auto"/>
-          </w:tcPr>
-          <w:p>
-            <w:pPr>
-              <w:pStyle w:val="Compact"/>
-            </w:pPr>
-            <w:r>
-              <w:t>warning</w:t>
-            </w:r>
-          </w:p>
-        </w:tc>
-        <w:tc>
-          <w:tcPr>
-            <w:tcW w:w="0" w:type="auto"/>
-          </w:tcPr>
-          <w:p>
-            <w:pPr>
-              <w:pStyle w:val="Compact"/>
-            </w:pPr>
-            <w:r>
-              <w:t>Within a measurement type, the same measurementValue always has the same measurementValueID, and the same measurementValueID the same measurementValue. Measured numbers have no measurementValueID: one ID for different numbers is reported.</w:t>
-            </w:r>
-          </w:p>
-        </w:tc>
-        <w:tc>
-          <w:tcPr>
-            <w:tcW w:w="0" w:type="auto"/>
-          </w:tcPr>
-          <w:p>
-            <w:pPr>
-              <w:pStyle w:val="Compact"/>
-            </w:pPr>
           </w:p>
         </w:tc>
       </w:tr>
@@ -28859,7 +29137,10 @@
               </w:r>
             </w:hyperlink>
             <w:r>
-              <w:t>/current// : http (not https), '/current/', trailing slash, no spaces.</w:t>
+              <w:t>/current/</w:t>
+            </w:r>
+            <w:r>
+              <w:t>/ : http (not https), '/current/', trailing slash, no spaces.</w:t>
             </w:r>
           </w:p>
         </w:tc>
@@ -28955,7 +29236,7 @@
                 <w:b/>
                 <w:bCs/>
               </w:rPr>
-              <w:t>measurementType and measurementTypeID do not go one-to-one</w:t>
+              <w:t>measurementType text does not fit the measurementTypeID</w:t>
             </w:r>
             <w:r>
               <w:t xml:space="preserve"> (</w:t>
@@ -28964,7 +29245,7 @@
               <w:rPr>
                 <w:rStyle w:val="VerbatimChar"/>
               </w:rPr>
-              <w:t>measurementtype_id_one_to_one</w:t>
+              <w:t>measurementtype_matches_typeid</w:t>
             </w:r>
             <w:r>
               <w:t>)</w:t>
@@ -28980,31 +29261,34 @@
               <w:pStyle w:val="Compact"/>
             </w:pPr>
             <w:r>
-              <w:t>error</w:t>
-            </w:r>
-          </w:p>
-        </w:tc>
-        <w:tc>
-          <w:tcPr>
-            <w:tcW w:w="0" w:type="auto"/>
-          </w:tcPr>
-          <w:p>
-            <w:pPr>
-              <w:pStyle w:val="Compact"/>
-            </w:pPr>
-            <w:r>
-              <w:t>Each measurementType text goes with one measurementTypeID, and each measurementTypeID with one measurementType text, in the whole dataset.</w:t>
-            </w:r>
-          </w:p>
-        </w:tc>
-        <w:tc>
-          <w:tcPr>
-            <w:tcW w:w="0" w:type="auto"/>
-          </w:tcPr>
-          <w:p>
-            <w:pPr>
-              <w:pStyle w:val="Compact"/>
-            </w:pPr>
+              <w:t>info</w:t>
+            </w:r>
+          </w:p>
+        </w:tc>
+        <w:tc>
+          <w:tcPr>
+            <w:tcW w:w="0" w:type="auto"/>
+          </w:tcPr>
+          <w:p>
+            <w:pPr>
+              <w:pStyle w:val="Compact"/>
+            </w:pPr>
+            <w:r>
+              <w:t>The measurementType text is similar to the NERC label of the ID. Also catches typos such as 'Weigth'.</w:t>
+            </w:r>
+          </w:p>
+        </w:tc>
+        <w:tc>
+          <w:tcPr>
+            <w:tcW w:w="0" w:type="auto"/>
+          </w:tcPr>
+          <w:p>
+            <w:pPr>
+              <w:pStyle w:val="Compact"/>
+            </w:pPr>
+            <w:r>
+              <w:t>NERC Vocabulary Server</w:t>
+            </w:r>
           </w:p>
         </w:tc>
       </w:tr>
@@ -29022,7 +29306,7 @@
                 <w:b/>
                 <w:bCs/>
               </w:rPr>
-              <w:t>measurementType text does not fit the measurementTypeID</w:t>
+              <w:t>measurementTypeID empty</w:t>
             </w:r>
             <w:r>
               <w:t xml:space="preserve"> (</w:t>
@@ -29031,7 +29315,7 @@
               <w:rPr>
                 <w:rStyle w:val="VerbatimChar"/>
               </w:rPr>
-              <w:t>measurementtype_matches_typeid</w:t>
+              <w:t>measurementtypeid_filled</w:t>
             </w:r>
             <w:r>
               <w:t>)</w:t>
@@ -29047,34 +29331,31 @@
               <w:pStyle w:val="Compact"/>
             </w:pPr>
             <w:r>
-              <w:t>info</w:t>
-            </w:r>
-          </w:p>
-        </w:tc>
-        <w:tc>
-          <w:tcPr>
-            <w:tcW w:w="0" w:type="auto"/>
-          </w:tcPr>
-          <w:p>
-            <w:pPr>
-              <w:pStyle w:val="Compact"/>
-            </w:pPr>
-            <w:r>
-              <w:t>The measurementType text is similar to the NERC label of the ID. Also catches typos such as 'Weigth'.</w:t>
-            </w:r>
-          </w:p>
-        </w:tc>
-        <w:tc>
-          <w:tcPr>
-            <w:tcW w:w="0" w:type="auto"/>
-          </w:tcPr>
-          <w:p>
-            <w:pPr>
-              <w:pStyle w:val="Compact"/>
-            </w:pPr>
-            <w:r>
-              <w:t>NERC Vocabulary Server</w:t>
-            </w:r>
+              <w:t>warning</w:t>
+            </w:r>
+          </w:p>
+        </w:tc>
+        <w:tc>
+          <w:tcPr>
+            <w:tcW w:w="0" w:type="auto"/>
+          </w:tcPr>
+          <w:p>
+            <w:pPr>
+              <w:pStyle w:val="Compact"/>
+            </w:pPr>
+            <w:r>
+              <w:t>Every measurementType has a measurementTypeID (NERC P01 or another vocabulary). Occurrence-linked and event-linked records are reported in one list.</w:t>
+            </w:r>
+          </w:p>
+        </w:tc>
+        <w:tc>
+          <w:tcPr>
+            <w:tcW w:w="0" w:type="auto"/>
+          </w:tcPr>
+          <w:p>
+            <w:pPr>
+              <w:pStyle w:val="Compact"/>
+            </w:pPr>
           </w:p>
         </w:tc>
       </w:tr>
@@ -29092,7 +29373,7 @@
                 <w:b/>
                 <w:bCs/>
               </w:rPr>
-              <w:t>measurementTypeID empty</w:t>
+              <w:t>measurementTypeID not found in NERC</w:t>
             </w:r>
             <w:r>
               <w:t xml:space="preserve"> (</w:t>
@@ -29101,7 +29382,7 @@
               <w:rPr>
                 <w:rStyle w:val="VerbatimChar"/>
               </w:rPr>
-              <w:t>measurementtypeid_filled</w:t>
+              <w:t>measurementtypeid_valid</w:t>
             </w:r>
             <w:r>
               <w:t>)</w:t>
@@ -29117,31 +29398,38 @@
               <w:pStyle w:val="Compact"/>
             </w:pPr>
             <w:r>
-              <w:t>warning</w:t>
-            </w:r>
-          </w:p>
-        </w:tc>
-        <w:tc>
-          <w:tcPr>
-            <w:tcW w:w="0" w:type="auto"/>
-          </w:tcPr>
-          <w:p>
-            <w:pPr>
-              <w:pStyle w:val="Compact"/>
-            </w:pPr>
-            <w:r>
-              <w:t>Every measurementType has a measurementTypeID (NERC P01 or another vocabulary). Occurrence-linked and event-linked records are reported in one list.</w:t>
-            </w:r>
-          </w:p>
-        </w:tc>
-        <w:tc>
-          <w:tcPr>
-            <w:tcW w:w="0" w:type="auto"/>
-          </w:tcPr>
-          <w:p>
-            <w:pPr>
-              <w:pStyle w:val="Compact"/>
-            </w:pPr>
+              <w:t>error</w:t>
+            </w:r>
+          </w:p>
+        </w:tc>
+        <w:tc>
+          <w:tcPr>
+            <w:tcW w:w="0" w:type="auto"/>
+          </w:tcPr>
+          <w:p>
+            <w:pPr>
+              <w:pStyle w:val="Compact"/>
+            </w:pPr>
+            <w:r>
+              <w:t>measurementTypeID is an existing term in the NERC Vocabulary Server.</w:t>
+            </w:r>
+          </w:p>
+        </w:tc>
+        <w:tc>
+          <w:tcPr>
+            <w:tcW w:w="0" w:type="auto"/>
+          </w:tcPr>
+          <w:p>
+            <w:pPr>
+              <w:pStyle w:val="Compact"/>
+            </w:pPr>
+            <w:r>
+              <w:t xml:space="preserve">NERC Vocabulary </w:t>
+            </w:r>
+            <w:r>
+              <w:lastRenderedPageBreak/>
+              <w:t>Server</w:t>
+            </w:r>
           </w:p>
         </w:tc>
       </w:tr>
@@ -29159,152 +29447,7 @@
                 <w:b/>
                 <w:bCs/>
               </w:rPr>
-              <w:t>measurementTypeID not found in NERC</w:t>
-            </w:r>
-            <w:r>
-              <w:t xml:space="preserve"> (</w:t>
-            </w:r>
-            <w:r>
-              <w:rPr>
-                <w:rStyle w:val="VerbatimChar"/>
-              </w:rPr>
-              <w:t>measurementtypeid_valid</w:t>
-            </w:r>
-            <w:r>
-              <w:t>)</w:t>
-            </w:r>
-          </w:p>
-        </w:tc>
-        <w:tc>
-          <w:tcPr>
-            <w:tcW w:w="0" w:type="auto"/>
-          </w:tcPr>
-          <w:p>
-            <w:pPr>
-              <w:pStyle w:val="Compact"/>
-            </w:pPr>
-            <w:r>
-              <w:t>error</w:t>
-            </w:r>
-          </w:p>
-        </w:tc>
-        <w:tc>
-          <w:tcPr>
-            <w:tcW w:w="0" w:type="auto"/>
-          </w:tcPr>
-          <w:p>
-            <w:pPr>
-              <w:pStyle w:val="Compact"/>
-            </w:pPr>
-            <w:r>
-              <w:t>measurementTypeID is an existing term in the NERC Vocabulary Server.</w:t>
-            </w:r>
-          </w:p>
-        </w:tc>
-        <w:tc>
-          <w:tcPr>
-            <w:tcW w:w="0" w:type="auto"/>
-          </w:tcPr>
-          <w:p>
-            <w:pPr>
-              <w:pStyle w:val="Compact"/>
-            </w:pPr>
-            <w:r>
-              <w:t>NERC Vocabulary Server</w:t>
-            </w:r>
-          </w:p>
-        </w:tc>
-      </w:tr>
-      <w:tr>
-        <w:tc>
-          <w:tcPr>
-            <w:tcW w:w="0" w:type="auto"/>
-          </w:tcPr>
-          <w:p>
-            <w:pPr>
-              <w:pStyle w:val="Compact"/>
-            </w:pPr>
-            <w:r>
-              <w:rPr>
-                <w:b/>
-                <w:bCs/>
-              </w:rPr>
-              <w:t>measurementUnit and measurementUnitID do not go one-to-one</w:t>
-            </w:r>
-            <w:r>
-              <w:t xml:space="preserve"> </w:t>
-            </w:r>
-            <w:r>
               <w:lastRenderedPageBreak/>
-              <w:t>(</w:t>
-            </w:r>
-            <w:r>
-              <w:rPr>
-                <w:rStyle w:val="VerbatimChar"/>
-              </w:rPr>
-              <w:t>measurementunit_id_one_to_one</w:t>
-            </w:r>
-            <w:r>
-              <w:t>)</w:t>
-            </w:r>
-          </w:p>
-        </w:tc>
-        <w:tc>
-          <w:tcPr>
-            <w:tcW w:w="0" w:type="auto"/>
-          </w:tcPr>
-          <w:p>
-            <w:pPr>
-              <w:pStyle w:val="Compact"/>
-            </w:pPr>
-            <w:r>
-              <w:lastRenderedPageBreak/>
-              <w:t>error</w:t>
-            </w:r>
-          </w:p>
-        </w:tc>
-        <w:tc>
-          <w:tcPr>
-            <w:tcW w:w="0" w:type="auto"/>
-          </w:tcPr>
-          <w:p>
-            <w:pPr>
-              <w:pStyle w:val="Compact"/>
-            </w:pPr>
-            <w:r>
-              <w:t xml:space="preserve">Each measurementUnit text goes with one measurementUnitID, and each measurementUnitID </w:t>
-            </w:r>
-            <w:r>
-              <w:lastRenderedPageBreak/>
-              <w:t>with one measurementUnit text, in the whole dataset.</w:t>
-            </w:r>
-          </w:p>
-        </w:tc>
-        <w:tc>
-          <w:tcPr>
-            <w:tcW w:w="0" w:type="auto"/>
-          </w:tcPr>
-          <w:p>
-            <w:pPr>
-              <w:pStyle w:val="Compact"/>
-            </w:pPr>
-          </w:p>
-        </w:tc>
-      </w:tr>
-      <w:tr>
-        <w:tc>
-          <w:tcPr>
-            <w:tcW w:w="0" w:type="auto"/>
-          </w:tcPr>
-          <w:p>
-            <w:pPr>
-              <w:pStyle w:val="Compact"/>
-            </w:pPr>
-            <w:r>
-              <w:rPr>
-                <w:b/>
-                <w:bCs/>
-              </w:rPr>
               <w:t>measurementUnitID empty although a unit is given</w:t>
             </w:r>
             <w:r>
@@ -29571,7 +29714,7 @@
         <w:pStyle w:val="Heading2"/>
       </w:pPr>
       <w:bookmarkStart w:id="96" w:name="duplicates"/>
-      <w:bookmarkStart w:id="97" w:name="_Toc243914136"/>
+      <w:bookmarkStart w:id="97" w:name="_Toc243921652"/>
       <w:bookmarkEnd w:id="94"/>
       <w:r>
         <w:t>Duplicates</w:t>
@@ -29922,7 +30065,7 @@
         <w:pStyle w:val="Heading2"/>
       </w:pPr>
       <w:bookmarkStart w:id="98" w:name="other-fields"/>
-      <w:bookmarkStart w:id="99" w:name="_Toc243914137"/>
+      <w:bookmarkStart w:id="99" w:name="_Toc243921653"/>
       <w:bookmarkEnd w:id="96"/>
       <w:r>
         <w:t>Other fields</w:t>
@@ -29936,9 +30079,9 @@
         <w:tblLook w:val="0020" w:firstRow="1" w:lastRow="0" w:firstColumn="0" w:lastColumn="0" w:noHBand="0" w:noVBand="0"/>
       </w:tblPr>
       <w:tblGrid>
-        <w:gridCol w:w="3305"/>
+        <w:gridCol w:w="3294"/>
         <w:gridCol w:w="822"/>
-        <w:gridCol w:w="4989"/>
+        <w:gridCol w:w="5000"/>
         <w:gridCol w:w="702"/>
       </w:tblGrid>
       <w:tr>
@@ -30013,7 +30156,7 @@
                 <w:b/>
                 <w:bCs/>
               </w:rPr>
-              <w:t>Other values and their IDs do not go one-to-one</w:t>
+              <w:t>Broken one-to-one: other values and their IDs</w:t>
             </w:r>
             <w:r>
               <w:t xml:space="preserve"> (</w:t>
@@ -30038,7 +30181,7 @@
               <w:pStyle w:val="Compact"/>
             </w:pPr>
             <w:r>
-              <w:t>warning</w:t>
+              <w:t>error</w:t>
             </w:r>
           </w:p>
         </w:tc>
@@ -30086,11 +30229,7 @@
               <w:t>dynamicProperties is not valid JSON</w:t>
             </w:r>
             <w:r>
-              <w:t xml:space="preserve"> </w:t>
-            </w:r>
-            <w:r>
-              <w:lastRenderedPageBreak/>
-              <w:t>(</w:t>
+              <w:t xml:space="preserve"> (</w:t>
             </w:r>
             <w:r>
               <w:rPr>
@@ -30112,7 +30251,6 @@
               <w:pStyle w:val="Compact"/>
             </w:pPr>
             <w:r>
-              <w:lastRenderedPageBreak/>
               <w:t>warning</w:t>
             </w:r>
           </w:p>
@@ -30155,6 +30293,7 @@
                 <w:b/>
                 <w:bCs/>
               </w:rPr>
+              <w:lastRenderedPageBreak/>
               <w:t>individualCount is not a whole number</w:t>
             </w:r>
             <w:r>
@@ -30281,7 +30420,7 @@
         <w:pStyle w:val="Heading2"/>
       </w:pPr>
       <w:bookmarkStart w:id="100" w:name="dna"/>
-      <w:bookmarkStart w:id="101" w:name="_Toc243914138"/>
+      <w:bookmarkStart w:id="101" w:name="_Toc243921654"/>
       <w:bookmarkEnd w:id="98"/>
       <w:r>
         <w:t>DNA</w:t>
@@ -30639,7 +30778,7 @@
         <w:pStyle w:val="Heading2"/>
       </w:pPr>
       <w:bookmarkStart w:id="102" w:name="outliers"/>
-      <w:bookmarkStart w:id="103" w:name="_Toc243914139"/>
+      <w:bookmarkStart w:id="103" w:name="_Toc243921655"/>
       <w:bookmarkEnd w:id="100"/>
       <w:r>
         <w:t>Outliers</w:t>
@@ -31202,7 +31341,7 @@
         <w:pStyle w:val="Heading2"/>
       </w:pPr>
       <w:bookmarkStart w:id="104" w:name="metadata-eml"/>
-      <w:bookmarkStart w:id="105" w:name="_Toc243914140"/>
+      <w:bookmarkStart w:id="105" w:name="_Toc243921656"/>
       <w:bookmarkEnd w:id="102"/>
       <w:r>
         <w:t>Metadata (EML)</w:t>
@@ -32904,7 +33043,7 @@
         <w:pStyle w:val="Heading2"/>
       </w:pPr>
       <w:bookmarkStart w:id="106" w:name="versions"/>
-      <w:bookmarkStart w:id="107" w:name="_Toc243914141"/>
+      <w:bookmarkStart w:id="107" w:name="_Toc243921657"/>
       <w:bookmarkEnd w:id="104"/>
       <w:r>
         <w:t>Versions</w:t>
@@ -33141,7 +33280,7 @@
         <w:pStyle w:val="Heading2"/>
       </w:pPr>
       <w:bookmarkStart w:id="108" w:name="out-of-scope"/>
-      <w:bookmarkStart w:id="109" w:name="_Toc243914142"/>
+      <w:bookmarkStart w:id="109" w:name="_Toc243921658"/>
       <w:bookmarkEnd w:id="106"/>
       <w:r>
         <w:t>Out of scope</w:t>
@@ -33378,7 +33517,7 @@
         <w:pStyle w:val="Heading2"/>
       </w:pPr>
       <w:bookmarkStart w:id="110" w:name="where-each-check-lives"/>
-      <w:bookmarkStart w:id="111" w:name="_Toc243914143"/>
+      <w:bookmarkStart w:id="111" w:name="_Toc243921659"/>
       <w:bookmarkEnd w:id="108"/>
       <w:r>
         <w:t>Where each check lives</w:t>
@@ -38653,6 +38792,66 @@
             </w:pPr>
             <w:r>
               <w:lastRenderedPageBreak/>
+              <w:t>Broken one-to-one: scientificName and scientificNameID (</w:t>
+            </w:r>
+            <w:r>
+              <w:rPr>
+                <w:rStyle w:val="VerbatimChar"/>
+              </w:rPr>
+              <w:t>scientificname_id_one_to_one</w:t>
+            </w:r>
+            <w:r>
+              <w:t>)</w:t>
+            </w:r>
+          </w:p>
+        </w:tc>
+        <w:tc>
+          <w:tcPr>
+            <w:tcW w:w="0" w:type="auto"/>
+          </w:tcPr>
+          <w:p>
+            <w:pPr>
+              <w:pStyle w:val="Compact"/>
+            </w:pPr>
+            <w:r>
+              <w:rPr>
+                <w:rStyle w:val="VerbatimChar"/>
+              </w:rPr>
+              <w:t>R/checks_15_one_to_one.R</w:t>
+            </w:r>
+          </w:p>
+        </w:tc>
+        <w:tc>
+          <w:tcPr>
+            <w:tcW w:w="0" w:type="auto"/>
+          </w:tcPr>
+          <w:p>
+            <w:pPr>
+              <w:pStyle w:val="Compact"/>
+            </w:pPr>
+          </w:p>
+        </w:tc>
+        <w:tc>
+          <w:tcPr>
+            <w:tcW w:w="0" w:type="auto"/>
+          </w:tcPr>
+          <w:p>
+            <w:pPr>
+              <w:pStyle w:val="Compact"/>
+            </w:pPr>
+          </w:p>
+        </w:tc>
+      </w:tr>
+      <w:tr>
+        <w:tc>
+          <w:tcPr>
+            <w:tcW w:w="0" w:type="auto"/>
+          </w:tcPr>
+          <w:p>
+            <w:pPr>
+              <w:pStyle w:val="Compact"/>
+            </w:pPr>
+            <w:r>
               <w:t>Name without a WoRMS ID (ID suggested) (</w:t>
             </w:r>
             <w:r>
@@ -38805,66 +39004,6 @@
                 <w:rStyle w:val="VerbatimChar"/>
               </w:rPr>
               <w:t>R/checks_08_taxonomy.R</w:t>
-            </w:r>
-          </w:p>
-        </w:tc>
-        <w:tc>
-          <w:tcPr>
-            <w:tcW w:w="0" w:type="auto"/>
-          </w:tcPr>
-          <w:p>
-            <w:pPr>
-              <w:pStyle w:val="Compact"/>
-            </w:pPr>
-          </w:p>
-        </w:tc>
-        <w:tc>
-          <w:tcPr>
-            <w:tcW w:w="0" w:type="auto"/>
-          </w:tcPr>
-          <w:p>
-            <w:pPr>
-              <w:pStyle w:val="Compact"/>
-            </w:pPr>
-          </w:p>
-        </w:tc>
-      </w:tr>
-      <w:tr>
-        <w:tc>
-          <w:tcPr>
-            <w:tcW w:w="0" w:type="auto"/>
-          </w:tcPr>
-          <w:p>
-            <w:pPr>
-              <w:pStyle w:val="Compact"/>
-            </w:pPr>
-            <w:r>
-              <w:t>scientificName and scientificNameID do not go one-to-one (</w:t>
-            </w:r>
-            <w:r>
-              <w:rPr>
-                <w:rStyle w:val="VerbatimChar"/>
-              </w:rPr>
-              <w:t>scientificname_id_one_to_one</w:t>
-            </w:r>
-            <w:r>
-              <w:t>)</w:t>
-            </w:r>
-          </w:p>
-        </w:tc>
-        <w:tc>
-          <w:tcPr>
-            <w:tcW w:w="0" w:type="auto"/>
-          </w:tcPr>
-          <w:p>
-            <w:pPr>
-              <w:pStyle w:val="Compact"/>
-            </w:pPr>
-            <w:r>
-              <w:rPr>
-                <w:rStyle w:val="VerbatimChar"/>
-              </w:rPr>
-              <w:t>R/checks_15_one_to_one.R</w:t>
             </w:r>
           </w:p>
         </w:tc>
@@ -39169,6 +39308,186 @@
               <w:pStyle w:val="Compact"/>
             </w:pPr>
             <w:r>
+              <w:t>Broken one-to-one: measurementType and measurementTypeID (</w:t>
+            </w:r>
+            <w:r>
+              <w:rPr>
+                <w:rStyle w:val="VerbatimChar"/>
+              </w:rPr>
+              <w:t>measurementtype_id_one_to_one</w:t>
+            </w:r>
+            <w:r>
+              <w:t>)</w:t>
+            </w:r>
+          </w:p>
+        </w:tc>
+        <w:tc>
+          <w:tcPr>
+            <w:tcW w:w="0" w:type="auto"/>
+          </w:tcPr>
+          <w:p>
+            <w:pPr>
+              <w:pStyle w:val="Compact"/>
+            </w:pPr>
+            <w:r>
+              <w:rPr>
+                <w:rStyle w:val="VerbatimChar"/>
+              </w:rPr>
+              <w:t>R/checks_15_one_to_one.R</w:t>
+            </w:r>
+          </w:p>
+        </w:tc>
+        <w:tc>
+          <w:tcPr>
+            <w:tcW w:w="0" w:type="auto"/>
+          </w:tcPr>
+          <w:p>
+            <w:pPr>
+              <w:pStyle w:val="Compact"/>
+            </w:pPr>
+          </w:p>
+        </w:tc>
+        <w:tc>
+          <w:tcPr>
+            <w:tcW w:w="0" w:type="auto"/>
+          </w:tcPr>
+          <w:p>
+            <w:pPr>
+              <w:pStyle w:val="Compact"/>
+            </w:pPr>
+          </w:p>
+        </w:tc>
+      </w:tr>
+      <w:tr>
+        <w:tc>
+          <w:tcPr>
+            <w:tcW w:w="0" w:type="auto"/>
+          </w:tcPr>
+          <w:p>
+            <w:pPr>
+              <w:pStyle w:val="Compact"/>
+            </w:pPr>
+            <w:r>
+              <w:t>Broken one-to-one: measurementUnit and measurementUnitID (</w:t>
+            </w:r>
+            <w:r>
+              <w:rPr>
+                <w:rStyle w:val="VerbatimChar"/>
+              </w:rPr>
+              <w:t>measurementunit_id_one_to_one</w:t>
+            </w:r>
+            <w:r>
+              <w:t>)</w:t>
+            </w:r>
+          </w:p>
+        </w:tc>
+        <w:tc>
+          <w:tcPr>
+            <w:tcW w:w="0" w:type="auto"/>
+          </w:tcPr>
+          <w:p>
+            <w:pPr>
+              <w:pStyle w:val="Compact"/>
+            </w:pPr>
+            <w:r>
+              <w:rPr>
+                <w:rStyle w:val="VerbatimChar"/>
+              </w:rPr>
+              <w:t>R/checks_15_one_to_one.R</w:t>
+            </w:r>
+          </w:p>
+        </w:tc>
+        <w:tc>
+          <w:tcPr>
+            <w:tcW w:w="0" w:type="auto"/>
+          </w:tcPr>
+          <w:p>
+            <w:pPr>
+              <w:pStyle w:val="Compact"/>
+            </w:pPr>
+          </w:p>
+        </w:tc>
+        <w:tc>
+          <w:tcPr>
+            <w:tcW w:w="0" w:type="auto"/>
+          </w:tcPr>
+          <w:p>
+            <w:pPr>
+              <w:pStyle w:val="Compact"/>
+            </w:pPr>
+          </w:p>
+        </w:tc>
+      </w:tr>
+      <w:tr>
+        <w:tc>
+          <w:tcPr>
+            <w:tcW w:w="0" w:type="auto"/>
+          </w:tcPr>
+          <w:p>
+            <w:pPr>
+              <w:pStyle w:val="Compact"/>
+            </w:pPr>
+            <w:r>
+              <w:t>Broken one-to-one: measurementValue and measurementValueID (</w:t>
+            </w:r>
+            <w:r>
+              <w:rPr>
+                <w:rStyle w:val="VerbatimChar"/>
+              </w:rPr>
+              <w:t>measurementvalueid_consistent</w:t>
+            </w:r>
+            <w:r>
+              <w:t>)</w:t>
+            </w:r>
+          </w:p>
+        </w:tc>
+        <w:tc>
+          <w:tcPr>
+            <w:tcW w:w="0" w:type="auto"/>
+          </w:tcPr>
+          <w:p>
+            <w:pPr>
+              <w:pStyle w:val="Compact"/>
+            </w:pPr>
+            <w:r>
+              <w:rPr>
+                <w:rStyle w:val="VerbatimChar"/>
+              </w:rPr>
+              <w:t>R/checks_09_emof.R</w:t>
+            </w:r>
+          </w:p>
+        </w:tc>
+        <w:tc>
+          <w:tcPr>
+            <w:tcW w:w="0" w:type="auto"/>
+          </w:tcPr>
+          <w:p>
+            <w:pPr>
+              <w:pStyle w:val="Compact"/>
+            </w:pPr>
+          </w:p>
+        </w:tc>
+        <w:tc>
+          <w:tcPr>
+            <w:tcW w:w="0" w:type="auto"/>
+          </w:tcPr>
+          <w:p>
+            <w:pPr>
+              <w:pStyle w:val="Compact"/>
+            </w:pPr>
+          </w:p>
+        </w:tc>
+      </w:tr>
+      <w:tr>
+        <w:tc>
+          <w:tcPr>
+            <w:tcW w:w="0" w:type="auto"/>
+          </w:tcPr>
+          <w:p>
+            <w:pPr>
+              <w:pStyle w:val="Compact"/>
+            </w:pPr>
+            <w:r>
               <w:t>Count given twice (individualCount and eMoF) (</w:t>
             </w:r>
             <w:r>
@@ -39475,6 +39794,7 @@
               <w:pStyle w:val="Compact"/>
             </w:pPr>
             <w:r>
+              <w:lastRenderedPageBreak/>
               <w:t>Sampling effort not described (</w:t>
             </w:r>
             <w:r>
@@ -39784,17 +40104,13 @@
               <w:pStyle w:val="Compact"/>
             </w:pPr>
             <w:r>
-              <w:t>Value and value ID do not go one-to-</w:t>
-            </w:r>
-            <w:r>
-              <w:lastRenderedPageBreak/>
-              <w:t>one (</w:t>
-            </w:r>
-            <w:r>
-              <w:rPr>
-                <w:rStyle w:val="VerbatimChar"/>
-              </w:rPr>
-              <w:t>measurementvalueid_consistent</w:t>
+              <w:t>Value not numeric although a unit is given (</w:t>
+            </w:r>
+            <w:r>
+              <w:rPr>
+                <w:rStyle w:val="VerbatimChar"/>
+              </w:rPr>
+              <w:t>value_numeric_when_unit</w:t>
             </w:r>
             <w:r>
               <w:t>)</w:t>
@@ -39813,7 +40129,6 @@
               <w:rPr>
                 <w:rStyle w:val="VerbatimChar"/>
               </w:rPr>
-              <w:lastRenderedPageBreak/>
               <w:t>R/checks_09_emof.R</w:t>
             </w:r>
           </w:p>
@@ -39849,13 +40164,13 @@
               <w:pStyle w:val="Compact"/>
             </w:pPr>
             <w:r>
-              <w:t>Value not numeric although a unit is given (</w:t>
-            </w:r>
-            <w:r>
-              <w:rPr>
-                <w:rStyle w:val="VerbatimChar"/>
-              </w:rPr>
-              <w:t>value_numeric_when_unit</w:t>
+              <w:t>Vocabulary URI malformed (</w:t>
+            </w:r>
+            <w:r>
+              <w:rPr>
+                <w:rStyle w:val="VerbatimChar"/>
+              </w:rPr>
+              <w:t>nvs_uri_format</w:t>
             </w:r>
             <w:r>
               <w:t>)</w:t>
@@ -39909,13 +40224,13 @@
               <w:pStyle w:val="Compact"/>
             </w:pPr>
             <w:r>
-              <w:t>Vocabulary URI malformed (</w:t>
-            </w:r>
-            <w:r>
-              <w:rPr>
-                <w:rStyle w:val="VerbatimChar"/>
-              </w:rPr>
-              <w:t>nvs_uri_format</w:t>
+              <w:t>Zero abundance or biomass for a present taxon (</w:t>
+            </w:r>
+            <w:r>
+              <w:rPr>
+                <w:rStyle w:val="VerbatimChar"/>
+              </w:rPr>
+              <w:t>zero_quantity_with_presence</w:t>
             </w:r>
             <w:r>
               <w:t>)</w:t>
@@ -39956,26 +40271,29 @@
             <w:pPr>
               <w:pStyle w:val="Compact"/>
             </w:pPr>
-          </w:p>
-        </w:tc>
-      </w:tr>
-      <w:tr>
-        <w:tc>
-          <w:tcPr>
-            <w:tcW w:w="0" w:type="auto"/>
-          </w:tcPr>
-          <w:p>
-            <w:pPr>
-              <w:pStyle w:val="Compact"/>
-            </w:pPr>
-            <w:r>
-              <w:t>Zero abundance or biomass for a present taxon (</w:t>
-            </w:r>
-            <w:r>
-              <w:rPr>
-                <w:rStyle w:val="VerbatimChar"/>
-              </w:rPr>
-              <w:t>zero_quantity_with_presence</w:t>
+            <w:r>
+              <w:t>reference/nerc_quantity_terms.csv</w:t>
+            </w:r>
+          </w:p>
+        </w:tc>
+      </w:tr>
+      <w:tr>
+        <w:tc>
+          <w:tcPr>
+            <w:tcW w:w="0" w:type="auto"/>
+          </w:tcPr>
+          <w:p>
+            <w:pPr>
+              <w:pStyle w:val="Compact"/>
+            </w:pPr>
+            <w:r>
+              <w:t>measurementType text does not fit the measurementTypeID (</w:t>
+            </w:r>
+            <w:r>
+              <w:rPr>
+                <w:rStyle w:val="VerbatimChar"/>
+              </w:rPr>
+              <w:t>measurementtype_matches_typeid</w:t>
             </w:r>
             <w:r>
               <w:t>)</w:t>
@@ -39994,6 +40312,66 @@
               <w:rPr>
                 <w:rStyle w:val="VerbatimChar"/>
               </w:rPr>
+              <w:t>R/checks_09_emof_nerc.R</w:t>
+            </w:r>
+          </w:p>
+        </w:tc>
+        <w:tc>
+          <w:tcPr>
+            <w:tcW w:w="0" w:type="auto"/>
+          </w:tcPr>
+          <w:p>
+            <w:pPr>
+              <w:pStyle w:val="Compact"/>
+            </w:pPr>
+          </w:p>
+        </w:tc>
+        <w:tc>
+          <w:tcPr>
+            <w:tcW w:w="0" w:type="auto"/>
+          </w:tcPr>
+          <w:p>
+            <w:pPr>
+              <w:pStyle w:val="Compact"/>
+            </w:pPr>
+          </w:p>
+        </w:tc>
+      </w:tr>
+      <w:tr>
+        <w:tc>
+          <w:tcPr>
+            <w:tcW w:w="0" w:type="auto"/>
+          </w:tcPr>
+          <w:p>
+            <w:pPr>
+              <w:pStyle w:val="Compact"/>
+            </w:pPr>
+            <w:r>
+              <w:t>measurementTypeID empty (</w:t>
+            </w:r>
+            <w:r>
+              <w:rPr>
+                <w:rStyle w:val="VerbatimChar"/>
+              </w:rPr>
+              <w:t>measurementtypeid_filled</w:t>
+            </w:r>
+            <w:r>
+              <w:t>)</w:t>
+            </w:r>
+          </w:p>
+        </w:tc>
+        <w:tc>
+          <w:tcPr>
+            <w:tcW w:w="0" w:type="auto"/>
+          </w:tcPr>
+          <w:p>
+            <w:pPr>
+              <w:pStyle w:val="Compact"/>
+            </w:pPr>
+            <w:r>
+              <w:rPr>
+                <w:rStyle w:val="VerbatimChar"/>
+              </w:rPr>
               <w:t>R/checks_09_emof.R</w:t>
             </w:r>
           </w:p>
@@ -40016,29 +40394,26 @@
             <w:pPr>
               <w:pStyle w:val="Compact"/>
             </w:pPr>
-            <w:r>
-              <w:t>reference/nerc_quantity_terms.csv</w:t>
-            </w:r>
-          </w:p>
-        </w:tc>
-      </w:tr>
-      <w:tr>
-        <w:tc>
-          <w:tcPr>
-            <w:tcW w:w="0" w:type="auto"/>
-          </w:tcPr>
-          <w:p>
-            <w:pPr>
-              <w:pStyle w:val="Compact"/>
-            </w:pPr>
-            <w:r>
-              <w:t>measurementType and measurementTypeID do not go one-to-one (</w:t>
-            </w:r>
-            <w:r>
-              <w:rPr>
-                <w:rStyle w:val="VerbatimChar"/>
-              </w:rPr>
-              <w:t>measurementtype_id_one_to_one</w:t>
+          </w:p>
+        </w:tc>
+      </w:tr>
+      <w:tr>
+        <w:tc>
+          <w:tcPr>
+            <w:tcW w:w="0" w:type="auto"/>
+          </w:tcPr>
+          <w:p>
+            <w:pPr>
+              <w:pStyle w:val="Compact"/>
+            </w:pPr>
+            <w:r>
+              <w:t>measurementTypeID not found in NERC (</w:t>
+            </w:r>
+            <w:r>
+              <w:rPr>
+                <w:rStyle w:val="VerbatimChar"/>
+              </w:rPr>
+              <w:t>measurementtypeid_valid</w:t>
             </w:r>
             <w:r>
               <w:t>)</w:t>
@@ -40057,247 +40432,7 @@
               <w:rPr>
                 <w:rStyle w:val="VerbatimChar"/>
               </w:rPr>
-              <w:t>R/checks_15_one_to_one.R</w:t>
-            </w:r>
-          </w:p>
-        </w:tc>
-        <w:tc>
-          <w:tcPr>
-            <w:tcW w:w="0" w:type="auto"/>
-          </w:tcPr>
-          <w:p>
-            <w:pPr>
-              <w:pStyle w:val="Compact"/>
-            </w:pPr>
-          </w:p>
-        </w:tc>
-        <w:tc>
-          <w:tcPr>
-            <w:tcW w:w="0" w:type="auto"/>
-          </w:tcPr>
-          <w:p>
-            <w:pPr>
-              <w:pStyle w:val="Compact"/>
-            </w:pPr>
-          </w:p>
-        </w:tc>
-      </w:tr>
-      <w:tr>
-        <w:tc>
-          <w:tcPr>
-            <w:tcW w:w="0" w:type="auto"/>
-          </w:tcPr>
-          <w:p>
-            <w:pPr>
-              <w:pStyle w:val="Compact"/>
-            </w:pPr>
-            <w:r>
-              <w:t>measurementType text does not fit the measurementTypeID (</w:t>
-            </w:r>
-            <w:r>
-              <w:rPr>
-                <w:rStyle w:val="VerbatimChar"/>
-              </w:rPr>
-              <w:t>measurementtype_matches_typeid</w:t>
-            </w:r>
-            <w:r>
-              <w:t>)</w:t>
-            </w:r>
-          </w:p>
-        </w:tc>
-        <w:tc>
-          <w:tcPr>
-            <w:tcW w:w="0" w:type="auto"/>
-          </w:tcPr>
-          <w:p>
-            <w:pPr>
-              <w:pStyle w:val="Compact"/>
-            </w:pPr>
-            <w:r>
-              <w:rPr>
-                <w:rStyle w:val="VerbatimChar"/>
-              </w:rPr>
               <w:t>R/checks_09_emof_nerc.R</w:t>
-            </w:r>
-          </w:p>
-        </w:tc>
-        <w:tc>
-          <w:tcPr>
-            <w:tcW w:w="0" w:type="auto"/>
-          </w:tcPr>
-          <w:p>
-            <w:pPr>
-              <w:pStyle w:val="Compact"/>
-            </w:pPr>
-          </w:p>
-        </w:tc>
-        <w:tc>
-          <w:tcPr>
-            <w:tcW w:w="0" w:type="auto"/>
-          </w:tcPr>
-          <w:p>
-            <w:pPr>
-              <w:pStyle w:val="Compact"/>
-            </w:pPr>
-          </w:p>
-        </w:tc>
-      </w:tr>
-      <w:tr>
-        <w:tc>
-          <w:tcPr>
-            <w:tcW w:w="0" w:type="auto"/>
-          </w:tcPr>
-          <w:p>
-            <w:pPr>
-              <w:pStyle w:val="Compact"/>
-            </w:pPr>
-            <w:r>
-              <w:t>measurementTypeID empty (</w:t>
-            </w:r>
-            <w:r>
-              <w:rPr>
-                <w:rStyle w:val="VerbatimChar"/>
-              </w:rPr>
-              <w:t>measurementtypeid_filled</w:t>
-            </w:r>
-            <w:r>
-              <w:t>)</w:t>
-            </w:r>
-          </w:p>
-        </w:tc>
-        <w:tc>
-          <w:tcPr>
-            <w:tcW w:w="0" w:type="auto"/>
-          </w:tcPr>
-          <w:p>
-            <w:pPr>
-              <w:pStyle w:val="Compact"/>
-            </w:pPr>
-            <w:r>
-              <w:rPr>
-                <w:rStyle w:val="VerbatimChar"/>
-              </w:rPr>
-              <w:t>R/checks_09_emof.R</w:t>
-            </w:r>
-          </w:p>
-        </w:tc>
-        <w:tc>
-          <w:tcPr>
-            <w:tcW w:w="0" w:type="auto"/>
-          </w:tcPr>
-          <w:p>
-            <w:pPr>
-              <w:pStyle w:val="Compact"/>
-            </w:pPr>
-          </w:p>
-        </w:tc>
-        <w:tc>
-          <w:tcPr>
-            <w:tcW w:w="0" w:type="auto"/>
-          </w:tcPr>
-          <w:p>
-            <w:pPr>
-              <w:pStyle w:val="Compact"/>
-            </w:pPr>
-          </w:p>
-        </w:tc>
-      </w:tr>
-      <w:tr>
-        <w:tc>
-          <w:tcPr>
-            <w:tcW w:w="0" w:type="auto"/>
-          </w:tcPr>
-          <w:p>
-            <w:pPr>
-              <w:pStyle w:val="Compact"/>
-            </w:pPr>
-            <w:r>
-              <w:t>measurementTypeID not found in NERC (</w:t>
-            </w:r>
-            <w:r>
-              <w:rPr>
-                <w:rStyle w:val="VerbatimChar"/>
-              </w:rPr>
-              <w:t>measurementtypeid_valid</w:t>
-            </w:r>
-            <w:r>
-              <w:t>)</w:t>
-            </w:r>
-          </w:p>
-        </w:tc>
-        <w:tc>
-          <w:tcPr>
-            <w:tcW w:w="0" w:type="auto"/>
-          </w:tcPr>
-          <w:p>
-            <w:pPr>
-              <w:pStyle w:val="Compact"/>
-            </w:pPr>
-            <w:r>
-              <w:rPr>
-                <w:rStyle w:val="VerbatimChar"/>
-              </w:rPr>
-              <w:t>R/checks_09_emof_nerc.R</w:t>
-            </w:r>
-          </w:p>
-        </w:tc>
-        <w:tc>
-          <w:tcPr>
-            <w:tcW w:w="0" w:type="auto"/>
-          </w:tcPr>
-          <w:p>
-            <w:pPr>
-              <w:pStyle w:val="Compact"/>
-            </w:pPr>
-          </w:p>
-        </w:tc>
-        <w:tc>
-          <w:tcPr>
-            <w:tcW w:w="0" w:type="auto"/>
-          </w:tcPr>
-          <w:p>
-            <w:pPr>
-              <w:pStyle w:val="Compact"/>
-            </w:pPr>
-          </w:p>
-        </w:tc>
-      </w:tr>
-      <w:tr>
-        <w:tc>
-          <w:tcPr>
-            <w:tcW w:w="0" w:type="auto"/>
-          </w:tcPr>
-          <w:p>
-            <w:pPr>
-              <w:pStyle w:val="Compact"/>
-            </w:pPr>
-            <w:r>
-              <w:t>measurementUnit and measurementUnitID do not go one-to-one (</w:t>
-            </w:r>
-            <w:r>
-              <w:rPr>
-                <w:rStyle w:val="VerbatimChar"/>
-              </w:rPr>
-              <w:t>measurementunit_id_one_to_one</w:t>
-            </w:r>
-            <w:r>
-              <w:t>)</w:t>
-            </w:r>
-          </w:p>
-        </w:tc>
-        <w:tc>
-          <w:tcPr>
-            <w:tcW w:w="0" w:type="auto"/>
-          </w:tcPr>
-          <w:p>
-            <w:pPr>
-              <w:pStyle w:val="Compact"/>
-            </w:pPr>
-            <w:r>
-              <w:rPr>
-                <w:rStyle w:val="VerbatimChar"/>
-              </w:rPr>
-              <w:t>R/checks_15_one_to_one.R</w:t>
             </w:r>
           </w:p>
         </w:tc>
@@ -40776,67 +40911,67 @@
               <w:pStyle w:val="Compact"/>
             </w:pPr>
             <w:r>
+              <w:t>Same measurement type twice for one event (</w:t>
+            </w:r>
+            <w:r>
+              <w:rPr>
+                <w:rStyle w:val="VerbatimChar"/>
+              </w:rPr>
+              <w:t>duplicate_type_per_event</w:t>
+            </w:r>
+            <w:r>
+              <w:t>)</w:t>
+            </w:r>
+          </w:p>
+        </w:tc>
+        <w:tc>
+          <w:tcPr>
+            <w:tcW w:w="0" w:type="auto"/>
+          </w:tcPr>
+          <w:p>
+            <w:pPr>
+              <w:pStyle w:val="Compact"/>
+            </w:pPr>
+            <w:r>
+              <w:rPr>
+                <w:rStyle w:val="VerbatimChar"/>
+              </w:rPr>
+              <w:t>R/checks_10_duplicates.R</w:t>
+            </w:r>
+          </w:p>
+        </w:tc>
+        <w:tc>
+          <w:tcPr>
+            <w:tcW w:w="0" w:type="auto"/>
+          </w:tcPr>
+          <w:p>
+            <w:pPr>
+              <w:pStyle w:val="Compact"/>
+            </w:pPr>
+          </w:p>
+        </w:tc>
+        <w:tc>
+          <w:tcPr>
+            <w:tcW w:w="0" w:type="auto"/>
+          </w:tcPr>
+          <w:p>
+            <w:pPr>
+              <w:pStyle w:val="Compact"/>
+            </w:pPr>
+          </w:p>
+        </w:tc>
+      </w:tr>
+      <w:tr>
+        <w:tc>
+          <w:tcPr>
+            <w:tcW w:w="0" w:type="auto"/>
+          </w:tcPr>
+          <w:p>
+            <w:pPr>
+              <w:pStyle w:val="Compact"/>
+            </w:pPr>
+            <w:r>
               <w:lastRenderedPageBreak/>
-              <w:t>Same measurement type twice for one event (</w:t>
-            </w:r>
-            <w:r>
-              <w:rPr>
-                <w:rStyle w:val="VerbatimChar"/>
-              </w:rPr>
-              <w:t>duplicate_type_per_event</w:t>
-            </w:r>
-            <w:r>
-              <w:t>)</w:t>
-            </w:r>
-          </w:p>
-        </w:tc>
-        <w:tc>
-          <w:tcPr>
-            <w:tcW w:w="0" w:type="auto"/>
-          </w:tcPr>
-          <w:p>
-            <w:pPr>
-              <w:pStyle w:val="Compact"/>
-            </w:pPr>
-            <w:r>
-              <w:rPr>
-                <w:rStyle w:val="VerbatimChar"/>
-              </w:rPr>
-              <w:t>R/checks_10_duplicates.R</w:t>
-            </w:r>
-          </w:p>
-        </w:tc>
-        <w:tc>
-          <w:tcPr>
-            <w:tcW w:w="0" w:type="auto"/>
-          </w:tcPr>
-          <w:p>
-            <w:pPr>
-              <w:pStyle w:val="Compact"/>
-            </w:pPr>
-          </w:p>
-        </w:tc>
-        <w:tc>
-          <w:tcPr>
-            <w:tcW w:w="0" w:type="auto"/>
-          </w:tcPr>
-          <w:p>
-            <w:pPr>
-              <w:pStyle w:val="Compact"/>
-            </w:pPr>
-          </w:p>
-        </w:tc>
-      </w:tr>
-      <w:tr>
-        <w:tc>
-          <w:tcPr>
-            <w:tcW w:w="0" w:type="auto"/>
-          </w:tcPr>
-          <w:p>
-            <w:pPr>
-              <w:pStyle w:val="Compact"/>
-            </w:pPr>
-            <w:r>
               <w:t>Same measurement type twice for one occurrence (</w:t>
             </w:r>
             <w:r>
@@ -40978,7 +41113,7 @@
               <w:pStyle w:val="Compact"/>
             </w:pPr>
             <w:r>
-              <w:t>Other values and their IDs do not go one-to-one (</w:t>
+              <w:t>Broken one-to-one: other values and their IDs (</w:t>
             </w:r>
             <w:r>
               <w:rPr>
@@ -41830,76 +41965,76 @@
               <w:pStyle w:val="Compact"/>
             </w:pPr>
             <w:r>
+              <w:t>Unusual length or weight for that species (</w:t>
+            </w:r>
+            <w:r>
+              <w:rPr>
+                <w:rStyle w:val="VerbatimChar"/>
+              </w:rPr>
+              <w:t>outlier_size_per_species</w:t>
+            </w:r>
+            <w:r>
+              <w:t>)</w:t>
+            </w:r>
+          </w:p>
+        </w:tc>
+        <w:tc>
+          <w:tcPr>
+            <w:tcW w:w="0" w:type="auto"/>
+          </w:tcPr>
+          <w:p>
+            <w:pPr>
+              <w:pStyle w:val="Compact"/>
+            </w:pPr>
+            <w:r>
+              <w:rPr>
+                <w:rStyle w:val="VerbatimChar"/>
+              </w:rPr>
+              <w:t>R/checks_13_outliers.R</w:t>
+            </w:r>
+          </w:p>
+        </w:tc>
+        <w:tc>
+          <w:tcPr>
+            <w:tcW w:w="0" w:type="auto"/>
+          </w:tcPr>
+          <w:p>
+            <w:pPr>
+              <w:pStyle w:val="Compact"/>
+            </w:pPr>
+            <w:r>
+              <w:rPr>
+                <w:rStyle w:val="VerbatimChar"/>
+              </w:rPr>
+              <w:t>iqr_factor = 3; min_values = 10</w:t>
+            </w:r>
+          </w:p>
+        </w:tc>
+        <w:tc>
+          <w:tcPr>
+            <w:tcW w:w="0" w:type="auto"/>
+          </w:tcPr>
+          <w:p>
+            <w:pPr>
+              <w:pStyle w:val="Compact"/>
+            </w:pPr>
+            <w:r>
+              <w:t>reference/size_types.csv</w:t>
+            </w:r>
+          </w:p>
+        </w:tc>
+      </w:tr>
+      <w:tr>
+        <w:tc>
+          <w:tcPr>
+            <w:tcW w:w="0" w:type="auto"/>
+          </w:tcPr>
+          <w:p>
+            <w:pPr>
+              <w:pStyle w:val="Compact"/>
+            </w:pPr>
+            <w:r>
               <w:lastRenderedPageBreak/>
-              <w:t>Unusual length or weight for that species (</w:t>
-            </w:r>
-            <w:r>
-              <w:rPr>
-                <w:rStyle w:val="VerbatimChar"/>
-              </w:rPr>
-              <w:t>outlier_size_per_species</w:t>
-            </w:r>
-            <w:r>
-              <w:t>)</w:t>
-            </w:r>
-          </w:p>
-        </w:tc>
-        <w:tc>
-          <w:tcPr>
-            <w:tcW w:w="0" w:type="auto"/>
-          </w:tcPr>
-          <w:p>
-            <w:pPr>
-              <w:pStyle w:val="Compact"/>
-            </w:pPr>
-            <w:r>
-              <w:rPr>
-                <w:rStyle w:val="VerbatimChar"/>
-              </w:rPr>
-              <w:t>R/checks_13_outliers.R</w:t>
-            </w:r>
-          </w:p>
-        </w:tc>
-        <w:tc>
-          <w:tcPr>
-            <w:tcW w:w="0" w:type="auto"/>
-          </w:tcPr>
-          <w:p>
-            <w:pPr>
-              <w:pStyle w:val="Compact"/>
-            </w:pPr>
-            <w:r>
-              <w:rPr>
-                <w:rStyle w:val="VerbatimChar"/>
-              </w:rPr>
-              <w:t>iqr_factor = 3; min_values = 10</w:t>
-            </w:r>
-          </w:p>
-        </w:tc>
-        <w:tc>
-          <w:tcPr>
-            <w:tcW w:w="0" w:type="auto"/>
-          </w:tcPr>
-          <w:p>
-            <w:pPr>
-              <w:pStyle w:val="Compact"/>
-            </w:pPr>
-            <w:r>
-              <w:t>reference/size_types.csv</w:t>
-            </w:r>
-          </w:p>
-        </w:tc>
-      </w:tr>
-      <w:tr>
-        <w:tc>
-          <w:tcPr>
-            <w:tcW w:w="0" w:type="auto"/>
-          </w:tcPr>
-          <w:p>
-            <w:pPr>
-              <w:pStyle w:val="Compact"/>
-            </w:pPr>
-            <w:r>
               <w:t>Unusual measurement value (</w:t>
             </w:r>
             <w:r>
@@ -43082,14 +43217,77 @@
               <w:pStyle w:val="Compact"/>
             </w:pPr>
             <w:r>
+              <w:t>Point of contact missing or without e-mail (</w:t>
+            </w:r>
+            <w:r>
+              <w:rPr>
+                <w:rStyle w:val="VerbatimChar"/>
+              </w:rPr>
+              <w:t>eml_contact_filled</w:t>
+            </w:r>
+            <w:r>
+              <w:t>)</w:t>
+            </w:r>
+          </w:p>
+        </w:tc>
+        <w:tc>
+          <w:tcPr>
+            <w:tcW w:w="0" w:type="auto"/>
+          </w:tcPr>
+          <w:p>
+            <w:pPr>
+              <w:pStyle w:val="Compact"/>
+            </w:pPr>
+            <w:r>
+              <w:rPr>
+                <w:rStyle w:val="VerbatimChar"/>
+              </w:rPr>
+              <w:t>R/checks_12_metadata.R</w:t>
+            </w:r>
+          </w:p>
+        </w:tc>
+        <w:tc>
+          <w:tcPr>
+            <w:tcW w:w="0" w:type="auto"/>
+          </w:tcPr>
+          <w:p>
+            <w:pPr>
+              <w:pStyle w:val="Compact"/>
+            </w:pPr>
+          </w:p>
+        </w:tc>
+        <w:tc>
+          <w:tcPr>
+            <w:tcW w:w="0" w:type="auto"/>
+          </w:tcPr>
+          <w:p>
+            <w:pPr>
+              <w:pStyle w:val="Compact"/>
+            </w:pPr>
+          </w:p>
+        </w:tc>
+      </w:tr>
+      <w:tr>
+        <w:tc>
+          <w:tcPr>
+            <w:tcW w:w="0" w:type="auto"/>
+          </w:tcPr>
+          <w:p>
+            <w:pPr>
+              <w:pStyle w:val="Compact"/>
+            </w:pPr>
+            <w:r>
+              <w:t xml:space="preserve">Taxonomic coverage missing </w:t>
+            </w:r>
+            <w:r>
               <w:lastRenderedPageBreak/>
-              <w:t>Point of contact missing or without e-mail (</w:t>
-            </w:r>
-            <w:r>
-              <w:rPr>
-                <w:rStyle w:val="VerbatimChar"/>
-              </w:rPr>
-              <w:t>eml_contact_filled</w:t>
+              <w:t>(</w:t>
+            </w:r>
+            <w:r>
+              <w:rPr>
+                <w:rStyle w:val="VerbatimChar"/>
+              </w:rPr>
+              <w:t>eml_taxonomic_coverage_filled</w:t>
             </w:r>
             <w:r>
               <w:t>)</w:t>
@@ -43108,66 +43306,7 @@
               <w:rPr>
                 <w:rStyle w:val="VerbatimChar"/>
               </w:rPr>
-              <w:t>R/checks_12_metadata.R</w:t>
-            </w:r>
-          </w:p>
-        </w:tc>
-        <w:tc>
-          <w:tcPr>
-            <w:tcW w:w="0" w:type="auto"/>
-          </w:tcPr>
-          <w:p>
-            <w:pPr>
-              <w:pStyle w:val="Compact"/>
-            </w:pPr>
-          </w:p>
-        </w:tc>
-        <w:tc>
-          <w:tcPr>
-            <w:tcW w:w="0" w:type="auto"/>
-          </w:tcPr>
-          <w:p>
-            <w:pPr>
-              <w:pStyle w:val="Compact"/>
-            </w:pPr>
-          </w:p>
-        </w:tc>
-      </w:tr>
-      <w:tr>
-        <w:tc>
-          <w:tcPr>
-            <w:tcW w:w="0" w:type="auto"/>
-          </w:tcPr>
-          <w:p>
-            <w:pPr>
-              <w:pStyle w:val="Compact"/>
-            </w:pPr>
-            <w:r>
-              <w:t>Taxonomic coverage missing (</w:t>
-            </w:r>
-            <w:r>
-              <w:rPr>
-                <w:rStyle w:val="VerbatimChar"/>
-              </w:rPr>
-              <w:t>eml_taxonomic_coverage_filled</w:t>
-            </w:r>
-            <w:r>
-              <w:t>)</w:t>
-            </w:r>
-          </w:p>
-        </w:tc>
-        <w:tc>
-          <w:tcPr>
-            <w:tcW w:w="0" w:type="auto"/>
-          </w:tcPr>
-          <w:p>
-            <w:pPr>
-              <w:pStyle w:val="Compact"/>
-            </w:pPr>
-            <w:r>
-              <w:rPr>
-                <w:rStyle w:val="VerbatimChar"/>
-              </w:rPr>
+              <w:lastRenderedPageBreak/>
               <w:t>R/checks_12_metadata.R</w:t>
             </w:r>
           </w:p>
@@ -43576,7 +43715,7 @@
   <w:abstractNum w:abstractNumId="0" w15:restartNumberingAfterBreak="0">
     <w:nsid w:val="0000A990"/>
     <w:multiLevelType w:val="multilevel"/>
-    <w:tmpl w:val="FCCA67BE"/>
+    <w:tmpl w:val="57E0B490"/>
     <w:lvl w:ilvl="0">
       <w:numFmt w:val="bullet"/>
       <w:lvlText w:val=" "/>
@@ -43653,7 +43792,7 @@
   <w:abstractNum w:abstractNumId="1" w15:restartNumberingAfterBreak="0">
     <w:nsid w:val="0000A991"/>
     <w:multiLevelType w:val="multilevel"/>
-    <w:tmpl w:val="9E688E22"/>
+    <w:tmpl w:val="63704998"/>
     <w:lvl w:ilvl="0">
       <w:numFmt w:val="bullet"/>
       <w:lvlText w:val=""/>
@@ -43757,7 +43896,7 @@
   <w:abstractNum w:abstractNumId="2" w15:restartNumberingAfterBreak="0">
     <w:nsid w:val="00A99410"/>
     <w:multiLevelType w:val="multilevel"/>
-    <w:tmpl w:val="C75A3A1A"/>
+    <w:tmpl w:val="B65A0A88"/>
     <w:lvl w:ilvl="0">
       <w:numFmt w:val="decimal"/>
       <w:lvlText w:val="%1."/>
@@ -43834,7 +43973,7 @@
   <w:abstractNum w:abstractNumId="3" w15:restartNumberingAfterBreak="0">
     <w:nsid w:val="00A99411"/>
     <w:multiLevelType w:val="multilevel"/>
-    <w:tmpl w:val="596CFC12"/>
+    <w:tmpl w:val="3AEE3E72"/>
     <w:lvl w:ilvl="0">
       <w:start w:val="1"/>
       <w:numFmt w:val="decimal"/>
@@ -43917,10 +44056,10 @@
       </w:pPr>
     </w:lvl>
   </w:abstractNum>
-  <w:num w:numId="1" w16cid:durableId="281957905">
+  <w:num w:numId="1" w16cid:durableId="2121415558">
     <w:abstractNumId w:val="0"/>
   </w:num>
-  <w:num w:numId="2" w16cid:durableId="807019169">
+  <w:num w:numId="2" w16cid:durableId="299531527">
     <w:abstractNumId w:val="3"/>
     <w:lvlOverride w:ilvl="0">
       <w:startOverride w:val="1"/>
@@ -43950,7 +44089,7 @@
       <w:startOverride w:val="1"/>
     </w:lvlOverride>
   </w:num>
-  <w:num w:numId="3" w16cid:durableId="1539973000">
+  <w:num w:numId="3" w16cid:durableId="951981536">
     <w:abstractNumId w:val="2"/>
     <w:lvlOverride w:ilvl="0"/>
     <w:lvlOverride w:ilvl="1"/>
@@ -43962,10 +44101,10 @@
     <w:lvlOverride w:ilvl="7"/>
     <w:lvlOverride w:ilvl="8"/>
   </w:num>
-  <w:num w:numId="4" w16cid:durableId="967777818">
+  <w:num w:numId="4" w16cid:durableId="1215655137">
     <w:abstractNumId w:val="1"/>
   </w:num>
-  <w:num w:numId="5" w16cid:durableId="580796918">
+  <w:num w:numId="5" w16cid:durableId="1305234119">
     <w:abstractNumId w:val="3"/>
     <w:lvlOverride w:ilvl="0">
       <w:startOverride w:val="1"/>
@@ -43995,10 +44134,10 @@
       <w:startOverride w:val="1"/>
     </w:lvlOverride>
   </w:num>
-  <w:num w:numId="6" w16cid:durableId="479658921">
+  <w:num w:numId="6" w16cid:durableId="690569347">
     <w:abstractNumId w:val="1"/>
   </w:num>
-  <w:num w:numId="7" w16cid:durableId="1077169587">
+  <w:num w:numId="7" w16cid:durableId="62487393">
     <w:abstractNumId w:val="3"/>
     <w:lvlOverride w:ilvl="0">
       <w:startOverride w:val="1"/>
@@ -44028,25 +44167,28 @@
       <w:startOverride w:val="1"/>
     </w:lvlOverride>
   </w:num>
-  <w:num w:numId="8" w16cid:durableId="321201575">
+  <w:num w:numId="8" w16cid:durableId="20673033">
     <w:abstractNumId w:val="1"/>
   </w:num>
-  <w:num w:numId="9" w16cid:durableId="1610158872">
+  <w:num w:numId="9" w16cid:durableId="812137581">
     <w:abstractNumId w:val="1"/>
   </w:num>
-  <w:num w:numId="10" w16cid:durableId="1412968531">
+  <w:num w:numId="10" w16cid:durableId="328408164">
     <w:abstractNumId w:val="1"/>
   </w:num>
-  <w:num w:numId="11" w16cid:durableId="1347364079">
+  <w:num w:numId="11" w16cid:durableId="1481114753">
     <w:abstractNumId w:val="1"/>
   </w:num>
-  <w:num w:numId="12" w16cid:durableId="2039044163">
+  <w:num w:numId="12" w16cid:durableId="187187692">
     <w:abstractNumId w:val="1"/>
   </w:num>
-  <w:num w:numId="13" w16cid:durableId="1395856772">
+  <w:num w:numId="13" w16cid:durableId="291137865">
     <w:abstractNumId w:val="1"/>
   </w:num>
-  <w:num w:numId="14" w16cid:durableId="896626107">
+  <w:num w:numId="14" w16cid:durableId="1832015148">
+    <w:abstractNumId w:val="1"/>
+  </w:num>
+  <w:num w:numId="15" w16cid:durableId="1577519710">
     <w:abstractNumId w:val="3"/>
     <w:lvlOverride w:ilvl="0">
       <w:startOverride w:val="1"/>
@@ -44076,7 +44218,7 @@
       <w:startOverride w:val="1"/>
     </w:lvlOverride>
   </w:num>
-  <w:num w:numId="15" w16cid:durableId="1096511307">
+  <w:num w:numId="16" w16cid:durableId="693314104">
     <w:abstractNumId w:val="3"/>
     <w:lvlOverride w:ilvl="0">
       <w:startOverride w:val="1"/>
@@ -44106,10 +44248,10 @@
       <w:startOverride w:val="1"/>
     </w:lvlOverride>
   </w:num>
-  <w:num w:numId="16" w16cid:durableId="1934581492">
+  <w:num w:numId="17" w16cid:durableId="533230588">
     <w:abstractNumId w:val="1"/>
   </w:num>
-  <w:num w:numId="17" w16cid:durableId="1806924446">
+  <w:num w:numId="18" w16cid:durableId="774714498">
     <w:abstractNumId w:val="3"/>
     <w:lvlOverride w:ilvl="0">
       <w:startOverride w:val="1"/>
@@ -44139,7 +44281,7 @@
       <w:startOverride w:val="1"/>
     </w:lvlOverride>
   </w:num>
-  <w:num w:numId="18" w16cid:durableId="1925141738">
+  <w:num w:numId="19" w16cid:durableId="1306081553">
     <w:abstractNumId w:val="3"/>
     <w:lvlOverride w:ilvl="0">
       <w:startOverride w:val="1"/>
@@ -44169,13 +44311,13 @@
       <w:startOverride w:val="1"/>
     </w:lvlOverride>
   </w:num>
-  <w:num w:numId="19" w16cid:durableId="1908295206">
+  <w:num w:numId="20" w16cid:durableId="902644178">
     <w:abstractNumId w:val="1"/>
   </w:num>
-  <w:num w:numId="20" w16cid:durableId="629213526">
+  <w:num w:numId="21" w16cid:durableId="1111318947">
     <w:abstractNumId w:val="1"/>
   </w:num>
-  <w:num w:numId="21" w16cid:durableId="1647663494">
+  <w:num w:numId="22" w16cid:durableId="962737508">
     <w:abstractNumId w:val="3"/>
     <w:lvlOverride w:ilvl="0">
       <w:startOverride w:val="1"/>
@@ -45473,7 +45615,7 @@
     <w:next w:val="Normal"/>
     <w:autoRedefine/>
     <w:uiPriority w:val="39"/>
-    <w:rsid w:val="00804330"/>
+    <w:rsid w:val="006E519F"/>
     <w:pPr>
       <w:spacing w:after="100"/>
     </w:pPr>
@@ -45484,7 +45626,7 @@
     <w:next w:val="Normal"/>
     <w:autoRedefine/>
     <w:uiPriority w:val="39"/>
-    <w:rsid w:val="00804330"/>
+    <w:rsid w:val="006E519F"/>
     <w:pPr>
       <w:spacing w:after="100"/>
       <w:ind w:left="210"/>
